--- a/Quanta, Actually - SERIES/QED Course/chapters/Lesson 43 The Field Tensor.docx
+++ b/Quanta, Actually - SERIES/QED Course/chapters/Lesson 43 The Field Tensor.docx
@@ -17,7 +17,7 @@
         <w:jc w:val="center"/>
       </w:pPr>
       <w:r>
-        <w:t>Lesson 43 of the Complete Quantum Electrodynamics Course</w:t>
+        <w:t>Lesson 43 of Quantum, Actually, Volume 2: A QED Course</w:t>
       </w:r>
     </w:p>
     <w:p>
@@ -74,7 +74,106 @@
     </w:p>
     <w:p>
       <w:r>
-        <w:t>Lesson 42 assembled ℒ_QED and derived one set of Maxwell's equations, the inhomogeneous set ∂_μF^μν=j^ν, from the Euler–Lagrange equation for A_ν. This lesson looks more closely at F_μν itself: writing out every one of its sixteen components explicitly in terms of the electric and magnetic fields, showing that the other set of Maxwell's equations, the homogeneous set (∇·B=0 and Faraday's law), requires no dynamics at all and follows automatically from F_μν's definition as ∂_μA_ν−∂_νA_μ, and identifying the two independent combinations of E and B that stay the same in every inertial frame. None of this changes the physics already established; it organizes it, and the organization pays off immediately in Lesson 45's treatment of the electron-photon vertex. Expect four to six hours.</w:t>
+        <w:t>Lesson 42 assembled ℒ</w:t>
+      </w:r>
+      <w:r>
+        <w:rPr>
+          <w:vertAlign w:val="subscript"/>
+        </w:rPr>
+        <w:t>QED</w:t>
+      </w:r>
+      <w:r>
+        <w:t xml:space="preserve"> and derived one set of Maxwell's equations, the inhomogeneous set ∂</w:t>
+      </w:r>
+      <w:r>
+        <w:rPr>
+          <w:vertAlign w:val="subscript"/>
+        </w:rPr>
+        <w:t>μ</w:t>
+      </w:r>
+      <w:r>
+        <w:t>F</w:t>
+      </w:r>
+      <w:r>
+        <w:rPr>
+          <w:vertAlign w:val="superscript"/>
+        </w:rPr>
+        <w:t>μν</w:t>
+      </w:r>
+      <w:r>
+        <w:t>=j</w:t>
+      </w:r>
+      <w:r>
+        <w:rPr>
+          <w:vertAlign w:val="superscript"/>
+        </w:rPr>
+        <w:t>ν</w:t>
+      </w:r>
+      <w:r>
+        <w:t>, from the Euler–Lagrange equation for A</w:t>
+      </w:r>
+      <w:r>
+        <w:rPr>
+          <w:vertAlign w:val="subscript"/>
+        </w:rPr>
+        <w:t>ν</w:t>
+      </w:r>
+      <w:r>
+        <w:t>. This lesson looks more closely at F</w:t>
+      </w:r>
+      <w:r>
+        <w:rPr>
+          <w:vertAlign w:val="subscript"/>
+        </w:rPr>
+        <w:t>μν</w:t>
+      </w:r>
+      <w:r>
+        <w:t xml:space="preserve"> itself: writing out every one of its sixteen components explicitly in terms of the electric and magnetic fields, showing that the other set of Maxwell's equations, the homogeneous set (∇·B=0 and Faraday's law), requires no dynamics at all and follows automatically from F</w:t>
+      </w:r>
+      <w:r>
+        <w:rPr>
+          <w:vertAlign w:val="subscript"/>
+        </w:rPr>
+        <w:t>μν</w:t>
+      </w:r>
+      <w:r>
+        <w:t>'s definition as ∂</w:t>
+      </w:r>
+      <w:r>
+        <w:rPr>
+          <w:vertAlign w:val="subscript"/>
+        </w:rPr>
+        <w:t>μ</w:t>
+      </w:r>
+      <w:r>
+        <w:t>A</w:t>
+      </w:r>
+      <w:r>
+        <w:rPr>
+          <w:vertAlign w:val="subscript"/>
+        </w:rPr>
+        <w:t>ν</w:t>
+      </w:r>
+      <w:r>
+        <w:t>−∂</w:t>
+      </w:r>
+      <w:r>
+        <w:rPr>
+          <w:vertAlign w:val="subscript"/>
+        </w:rPr>
+        <w:t>ν</w:t>
+      </w:r>
+      <w:r>
+        <w:t>A</w:t>
+      </w:r>
+      <w:r>
+        <w:rPr>
+          <w:vertAlign w:val="subscript"/>
+        </w:rPr>
+        <w:t>μ</w:t>
+      </w:r>
+      <w:r>
+        <w:t>, and identifying the two independent combinations of E and B that stay the same in every inertial frame. None of this changes the physics already established; it organizes it, and the organization pays off immediately in Lesson 45's treatment of the electron-photon vertex. Expect four to six hours.</w:t>
       </w:r>
     </w:p>
     <w:p>
@@ -90,7 +189,25 @@
         <w:pStyle w:val="ListBullet"/>
       </w:pPr>
       <w:r>
-        <w:t>Write out the matrix of components of F_μν and F^μν explicitly in terms of E and B, using the sign convention fixed since Lesson 8.</w:t>
+        <w:t>Write out the matrix of components of F</w:t>
+      </w:r>
+      <w:r>
+        <w:rPr>
+          <w:vertAlign w:val="subscript"/>
+        </w:rPr>
+        <w:t>μν</w:t>
+      </w:r>
+      <w:r>
+        <w:t xml:space="preserve"> and F</w:t>
+      </w:r>
+      <w:r>
+        <w:rPr>
+          <w:vertAlign w:val="superscript"/>
+        </w:rPr>
+        <w:t>μν</w:t>
+      </w:r>
+      <w:r>
+        <w:t xml:space="preserve"> explicitly in terms of E and B, using the sign convention fixed since Lesson 8.</w:t>
       </w:r>
     </w:p>
     <w:p>
@@ -98,7 +215,61 @@
         <w:pStyle w:val="ListBullet"/>
       </w:pPr>
       <w:r>
-        <w:t>Derive the identity ∂_λF_μν+∂_μF_νλ+∂_νF_λμ=0 and show it is equivalent to the homogeneous Maxwell equations ∇·B=0 and ∂B/∂t=−∇×E.</w:t>
+        <w:t>Derive the identity ∂</w:t>
+      </w:r>
+      <w:r>
+        <w:rPr>
+          <w:vertAlign w:val="subscript"/>
+        </w:rPr>
+        <w:t>λ</w:t>
+      </w:r>
+      <w:r>
+        <w:t>F</w:t>
+      </w:r>
+      <w:r>
+        <w:rPr>
+          <w:vertAlign w:val="subscript"/>
+        </w:rPr>
+        <w:t>μν</w:t>
+      </w:r>
+      <w:r>
+        <w:t>+∂</w:t>
+      </w:r>
+      <w:r>
+        <w:rPr>
+          <w:vertAlign w:val="subscript"/>
+        </w:rPr>
+        <w:t>μ</w:t>
+      </w:r>
+      <w:r>
+        <w:t>F</w:t>
+      </w:r>
+      <w:r>
+        <w:rPr>
+          <w:vertAlign w:val="subscript"/>
+        </w:rPr>
+        <w:t>νλ</w:t>
+      </w:r>
+      <w:r>
+        <w:t>+∂</w:t>
+      </w:r>
+      <w:r>
+        <w:rPr>
+          <w:vertAlign w:val="subscript"/>
+        </w:rPr>
+        <w:t>ν</w:t>
+      </w:r>
+      <w:r>
+        <w:t>F</w:t>
+      </w:r>
+      <w:r>
+        <w:rPr>
+          <w:vertAlign w:val="subscript"/>
+        </w:rPr>
+        <w:t>λμ</w:t>
+      </w:r>
+      <w:r>
+        <w:t>=0 and show it is equivalent to the homogeneous Maxwell equations ∇·B=0 and ∂B/∂t=−∇×E.</w:t>
       </w:r>
     </w:p>
     <w:p>
@@ -114,7 +285,34 @@
         <w:pStyle w:val="ListBullet"/>
       </w:pPr>
       <w:r>
-        <w:t>Reduce ∂_μF^μν=j^ν explicitly to Gauss's law (ν=0) and the Ampère-Maxwell law (ν=i).</w:t>
+        <w:t>Reduce ∂</w:t>
+      </w:r>
+      <w:r>
+        <w:rPr>
+          <w:vertAlign w:val="subscript"/>
+        </w:rPr>
+        <w:t>μ</w:t>
+      </w:r>
+      <w:r>
+        <w:t>F</w:t>
+      </w:r>
+      <w:r>
+        <w:rPr>
+          <w:vertAlign w:val="superscript"/>
+        </w:rPr>
+        <w:t>μν</w:t>
+      </w:r>
+      <w:r>
+        <w:t>=j</w:t>
+      </w:r>
+      <w:r>
+        <w:rPr>
+          <w:vertAlign w:val="superscript"/>
+        </w:rPr>
+        <w:t>ν</w:t>
+      </w:r>
+      <w:r>
+        <w:t xml:space="preserve"> explicitly to Gauss's law (ν=0) and the Ampère-Maxwell law (ν=i).</w:t>
       </w:r>
     </w:p>
     <w:p>
@@ -122,7 +320,25 @@
         <w:pStyle w:val="ListBullet"/>
       </w:pPr>
       <w:r>
-        <w:t>Compute the Lorentz invariant F_μνF^μν=2(B²−E²) directly from the matrix components.</w:t>
+        <w:t>Compute the Lorentz invariant F</w:t>
+      </w:r>
+      <w:r>
+        <w:rPr>
+          <w:vertAlign w:val="subscript"/>
+        </w:rPr>
+        <w:t>μν</w:t>
+      </w:r>
+      <w:r>
+        <w:t>F</w:t>
+      </w:r>
+      <w:r>
+        <w:rPr>
+          <w:vertAlign w:val="superscript"/>
+        </w:rPr>
+        <w:t>μν</w:t>
+      </w:r>
+      <w:r>
+        <w:t>=2(B²−E²) directly from the matrix components.</w:t>
       </w:r>
     </w:p>
     <w:p>
@@ -130,7 +346,34 @@
         <w:pStyle w:val="ListBullet"/>
       </w:pPr>
       <w:r>
-        <w:t>Define the dual tensor F̃^μν using the four-index Levi-Civita symbol and compute the second invariant, F_μνF̃^μν=−4E·B.</w:t>
+        <w:t>Define the dual tensor F̃</w:t>
+      </w:r>
+      <w:r>
+        <w:rPr>
+          <w:vertAlign w:val="superscript"/>
+        </w:rPr>
+        <w:t>μν</w:t>
+      </w:r>
+      <w:r>
+        <w:t xml:space="preserve"> using the four-index Levi-Civita symbol and compute the second invariant, F</w:t>
+      </w:r>
+      <w:r>
+        <w:rPr>
+          <w:vertAlign w:val="subscript"/>
+        </w:rPr>
+        <w:t>μν</w:t>
+      </w:r>
+      <w:r>
+        <w:t>F̃</w:t>
+      </w:r>
+      <w:r>
+        <w:rPr>
+          <w:vertAlign w:val="superscript"/>
+        </w:rPr>
+        <w:t>μν</w:t>
+      </w:r>
+      <w:r>
+        <w:t>=−4E·B.</w:t>
       </w:r>
     </w:p>
     <w:p>
@@ -146,7 +389,16 @@
         <w:pStyle w:val="ListBullet"/>
       </w:pPr>
       <w:r>
-        <w:t>Reconstruct the matrix form of F_μν from memory and state both field-strength invariants.</w:t>
+        <w:t>Reconstruct the matrix form of F</w:t>
+      </w:r>
+      <w:r>
+        <w:rPr>
+          <w:vertAlign w:val="subscript"/>
+        </w:rPr>
+        <w:t>μν</w:t>
+      </w:r>
+      <w:r>
+        <w:t xml:space="preserve"> from memory and state both field-strength invariants.</w:t>
       </w:r>
     </w:p>
     <w:p>
@@ -230,7 +482,49 @@
           </w:tcPr>
           <w:p>
             <w:r>
-              <w:t>F_μν = ∂_μA_ν−∂_νA_μ</w:t>
+              <w:t>F</w:t>
+            </w:r>
+            <w:r>
+              <w:rPr>
+                <w:vertAlign w:val="subscript"/>
+              </w:rPr>
+              <w:t>μν</w:t>
+            </w:r>
+            <w:r>
+              <w:t xml:space="preserve"> = ∂</w:t>
+            </w:r>
+            <w:r>
+              <w:rPr>
+                <w:vertAlign w:val="subscript"/>
+              </w:rPr>
+              <w:t>μ</w:t>
+            </w:r>
+            <w:r>
+              <w:t>A</w:t>
+            </w:r>
+            <w:r>
+              <w:rPr>
+                <w:vertAlign w:val="subscript"/>
+              </w:rPr>
+              <w:t>ν</w:t>
+            </w:r>
+            <w:r>
+              <w:t>−∂</w:t>
+            </w:r>
+            <w:r>
+              <w:rPr>
+                <w:vertAlign w:val="subscript"/>
+              </w:rPr>
+              <w:t>ν</w:t>
+            </w:r>
+            <w:r>
+              <w:t>A</w:t>
+            </w:r>
+            <w:r>
+              <w:rPr>
+                <w:vertAlign w:val="subscript"/>
+              </w:rPr>
+              <w:t>μ</w:t>
             </w:r>
           </w:p>
         </w:tc>
@@ -247,7 +541,52 @@
           </w:tcPr>
           <w:p>
             <w:r>
-              <w:t>Field tensor, Lesson 4; F_0i=E_i, F_ij=−ε_ijkB_k throughout this course</w:t>
+              <w:t>Field tensor, Lesson 4; F</w:t>
+            </w:r>
+            <w:r>
+              <w:rPr>
+                <w:vertAlign w:val="subscript"/>
+              </w:rPr>
+              <w:t>0i</w:t>
+            </w:r>
+            <w:r>
+              <w:t>=E</w:t>
+            </w:r>
+            <w:r>
+              <w:rPr>
+                <w:vertAlign w:val="subscript"/>
+              </w:rPr>
+              <w:t>i</w:t>
+            </w:r>
+            <w:r>
+              <w:t>, F</w:t>
+            </w:r>
+            <w:r>
+              <w:rPr>
+                <w:vertAlign w:val="subscript"/>
+              </w:rPr>
+              <w:t>ij</w:t>
+            </w:r>
+            <w:r>
+              <w:t>=−ε</w:t>
+            </w:r>
+            <w:r>
+              <w:rPr>
+                <w:vertAlign w:val="subscript"/>
+              </w:rPr>
+              <w:t>ijk</w:t>
+            </w:r>
+            <w:r>
+              <w:t>B</w:t>
+            </w:r>
+            <w:r>
+              <w:rPr>
+                <w:vertAlign w:val="subscript"/>
+              </w:rPr>
+              <w:t>k</w:t>
+            </w:r>
+            <w:r>
+              <w:t xml:space="preserve"> throughout this course</w:t>
             </w:r>
           </w:p>
         </w:tc>
@@ -267,7 +606,13 @@
           </w:tcPr>
           <w:p>
             <w:r>
-              <w:t>F^μν</w:t>
+              <w:t>F</w:t>
+            </w:r>
+            <w:r>
+              <w:rPr>
+                <w:vertAlign w:val="superscript"/>
+              </w:rPr>
+              <w:t>μν</w:t>
             </w:r>
           </w:p>
         </w:tc>
@@ -304,7 +649,13 @@
           </w:tcPr>
           <w:p>
             <w:r>
-              <w:t>ε_ijk</w:t>
+              <w:t>ε</w:t>
+            </w:r>
+            <w:r>
+              <w:rPr>
+                <w:vertAlign w:val="subscript"/>
+              </w:rPr>
+              <w:t>ijk</w:t>
             </w:r>
           </w:p>
         </w:tc>
@@ -321,7 +672,16 @@
           </w:tcPr>
           <w:p>
             <w:r>
-              <w:t>Three-index Levi-Civita symbol, ε_123=+1</w:t>
+              <w:t>Three-index Levi-Civita symbol, ε</w:t>
+            </w:r>
+            <w:r>
+              <w:rPr>
+                <w:vertAlign w:val="subscript"/>
+              </w:rPr>
+              <w:t>123</w:t>
+            </w:r>
+            <w:r>
+              <w:t>=+1</w:t>
             </w:r>
           </w:p>
         </w:tc>
@@ -341,7 +701,13 @@
           </w:tcPr>
           <w:p>
             <w:r>
-              <w:t>ε^μνρσ</w:t>
+              <w:t>ε</w:t>
+            </w:r>
+            <w:r>
+              <w:rPr>
+                <w:vertAlign w:val="superscript"/>
+              </w:rPr>
+              <w:t>μνρσ</w:t>
             </w:r>
           </w:p>
         </w:tc>
@@ -359,7 +725,16 @@
           </w:tcPr>
           <w:p>
             <w:r>
-              <w:t>Four-index Levi-Civita symbol, ε^0123=+1</w:t>
+              <w:t>Four-index Levi-Civita symbol, ε</w:t>
+            </w:r>
+            <w:r>
+              <w:rPr>
+                <w:vertAlign w:val="superscript"/>
+              </w:rPr>
+              <w:t>0123</w:t>
+            </w:r>
+            <w:r>
+              <w:t>=+1</w:t>
             </w:r>
           </w:p>
         </w:tc>
@@ -378,7 +753,31 @@
           </w:tcPr>
           <w:p>
             <w:r>
-              <w:t>F̃^μν = (1/2)ε^μνρσF_ρσ</w:t>
+              <w:t>F̃</w:t>
+            </w:r>
+            <w:r>
+              <w:rPr>
+                <w:vertAlign w:val="superscript"/>
+              </w:rPr>
+              <w:t>μν</w:t>
+            </w:r>
+            <w:r>
+              <w:t xml:space="preserve"> = (1/2)ε</w:t>
+            </w:r>
+            <w:r>
+              <w:rPr>
+                <w:vertAlign w:val="superscript"/>
+              </w:rPr>
+              <w:t>μνρσ</w:t>
+            </w:r>
+            <w:r>
+              <w:t>F</w:t>
+            </w:r>
+            <w:r>
+              <w:rPr>
+                <w:vertAlign w:val="subscript"/>
+              </w:rPr>
+              <w:t>ρσ</w:t>
             </w:r>
           </w:p>
         </w:tc>
@@ -444,7 +843,13 @@
         <w:pStyle w:val="Heading2"/>
       </w:pPr>
       <w:r>
-        <w:t>1 The matrix form of F_μν</w:t>
+        <w:t>1 The matrix form of F</w:t>
+      </w:r>
+      <w:r>
+        <w:rPr>
+          <w:vertAlign w:val="subscript"/>
+        </w:rPr>
+        <w:t>μν</w:t>
       </w:r>
     </w:p>
     <w:p>
@@ -457,7 +862,88 @@
     </w:p>
     <w:p>
       <w:r>
-        <w:t>Using F_0i=E_i and F_ij=−ε_ijkB_k (the convention fixed since Lesson 8, with i,j,k running over the three spatial directions), together with antisymmetry F_μν=−F_νμ, every component of F_μν is fixed. Writing F_μν as a 4×4 array with rows and columns labeled 0,1,2,3,</w:t>
+        <w:t>Using F</w:t>
+      </w:r>
+      <w:r>
+        <w:rPr>
+          <w:vertAlign w:val="subscript"/>
+        </w:rPr>
+        <w:t>0i</w:t>
+      </w:r>
+      <w:r>
+        <w:t>=E</w:t>
+      </w:r>
+      <w:r>
+        <w:rPr>
+          <w:vertAlign w:val="subscript"/>
+        </w:rPr>
+        <w:t>i</w:t>
+      </w:r>
+      <w:r>
+        <w:t xml:space="preserve"> and F</w:t>
+      </w:r>
+      <w:r>
+        <w:rPr>
+          <w:vertAlign w:val="subscript"/>
+        </w:rPr>
+        <w:t>ij</w:t>
+      </w:r>
+      <w:r>
+        <w:t>=−ε</w:t>
+      </w:r>
+      <w:r>
+        <w:rPr>
+          <w:vertAlign w:val="subscript"/>
+        </w:rPr>
+        <w:t>ijk</w:t>
+      </w:r>
+      <w:r>
+        <w:t>B</w:t>
+      </w:r>
+      <w:r>
+        <w:rPr>
+          <w:vertAlign w:val="subscript"/>
+        </w:rPr>
+        <w:t>k</w:t>
+      </w:r>
+      <w:r>
+        <w:t xml:space="preserve"> (the convention fixed since Lesson 8, with i,j,k running over the three spatial directions), together with antisymmetry F</w:t>
+      </w:r>
+      <w:r>
+        <w:rPr>
+          <w:vertAlign w:val="subscript"/>
+        </w:rPr>
+        <w:t>μν</w:t>
+      </w:r>
+      <w:r>
+        <w:t>=−F</w:t>
+      </w:r>
+      <w:r>
+        <w:rPr>
+          <w:vertAlign w:val="subscript"/>
+        </w:rPr>
+        <w:t>νμ</w:t>
+      </w:r>
+      <w:r>
+        <w:t>, every component of F</w:t>
+      </w:r>
+      <w:r>
+        <w:rPr>
+          <w:vertAlign w:val="subscript"/>
+        </w:rPr>
+        <w:t>μν</w:t>
+      </w:r>
+      <w:r>
+        <w:t xml:space="preserve"> is fixed. Writing F</w:t>
+      </w:r>
+      <w:r>
+        <w:rPr>
+          <w:vertAlign w:val="subscript"/>
+        </w:rPr>
+        <w:t>μν</w:t>
+      </w:r>
+      <w:r>
+        <w:t xml:space="preserve"> as a 4×4 array with rows and columns labeled 0,1,2,3,</w:t>
       </w:r>
     </w:p>
     <w:p>
@@ -746,7 +1232,61 @@
     </w:p>
     <w:p>
       <w:r>
-        <w:t>Raising both indices with the metric diag(+,−,−,−) flips the sign of any index that is spatial and leaves a time index unchanged, giving F^0i=−E_i, F^i0=E_i, and F^ij=F_ij (both spatial raises cancel), so</w:t>
+        <w:t>Raising both indices with the metric diag(+,−,−,−) flips the sign of any index that is spatial and leaves a time index unchanged, giving F</w:t>
+      </w:r>
+      <w:r>
+        <w:rPr>
+          <w:vertAlign w:val="superscript"/>
+        </w:rPr>
+        <w:t>0i</w:t>
+      </w:r>
+      <w:r>
+        <w:t>=−E</w:t>
+      </w:r>
+      <w:r>
+        <w:rPr>
+          <w:vertAlign w:val="subscript"/>
+        </w:rPr>
+        <w:t>i</w:t>
+      </w:r>
+      <w:r>
+        <w:t>, F</w:t>
+      </w:r>
+      <w:r>
+        <w:rPr>
+          <w:vertAlign w:val="superscript"/>
+        </w:rPr>
+        <w:t>i</w:t>
+      </w:r>
+      <w:r>
+        <w:t>0=E</w:t>
+      </w:r>
+      <w:r>
+        <w:rPr>
+          <w:vertAlign w:val="subscript"/>
+        </w:rPr>
+        <w:t>i</w:t>
+      </w:r>
+      <w:r>
+        <w:t>, and F</w:t>
+      </w:r>
+      <w:r>
+        <w:rPr>
+          <w:vertAlign w:val="superscript"/>
+        </w:rPr>
+        <w:t>ij</w:t>
+      </w:r>
+      <w:r>
+        <w:t>=F</w:t>
+      </w:r>
+      <w:r>
+        <w:rPr>
+          <w:vertAlign w:val="subscript"/>
+        </w:rPr>
+        <w:t>ij</w:t>
+      </w:r>
+      <w:r>
+        <w:t xml:space="preserve"> (both spatial raises cancel), so</w:t>
       </w:r>
     </w:p>
     <w:p>
@@ -1035,7 +1575,34 @@
     </w:p>
     <w:p>
       <w:r>
-        <w:t>the only change from F_μν being the sign flip of the entire top row and left column, exactly the four F^0i and F^i0 entries.</w:t>
+        <w:t>the only change from F</w:t>
+      </w:r>
+      <w:r>
+        <w:rPr>
+          <w:vertAlign w:val="subscript"/>
+        </w:rPr>
+        <w:t>μν</w:t>
+      </w:r>
+      <w:r>
+        <w:t xml:space="preserve"> being the sign flip of the entire top row and left column, exactly the four F</w:t>
+      </w:r>
+      <w:r>
+        <w:rPr>
+          <w:vertAlign w:val="superscript"/>
+        </w:rPr>
+        <w:t>0i</w:t>
+      </w:r>
+      <w:r>
+        <w:t xml:space="preserve"> and F</w:t>
+      </w:r>
+      <w:r>
+        <w:rPr>
+          <w:vertAlign w:val="superscript"/>
+        </w:rPr>
+        <w:t>i</w:t>
+      </w:r>
+      <w:r>
+        <w:t>0 entries.</w:t>
       </w:r>
     </w:p>
     <w:p>
@@ -1048,7 +1615,70 @@
     </w:p>
     <w:p>
       <w:r>
-        <w:t>F_μν has sixteen components, but antisymmetry (F_μμ=0 for each μ, and F_μν=−F_νμ) leaves only six independent numbers: the three components of E and the three of B. This matches the six degrees of freedom already counted informally when A_μ was first introduced (Lesson 4) as a four-component object with two gauge-equivalent redundancies removed by Lesson 38's Coulomb-gauge quantization, leaving two physical photon polarizations; F_μν's six components are not themselves all physical (they still depend on frame in a way the two polarization states, defined relative to a propagation direction, do not), but they are exactly the gauge-invariant content of A_μ, free of any leftover choice of α(x).</w:t>
+        <w:t>F</w:t>
+      </w:r>
+      <w:r>
+        <w:rPr>
+          <w:vertAlign w:val="subscript"/>
+        </w:rPr>
+        <w:t>μν</w:t>
+      </w:r>
+      <w:r>
+        <w:t xml:space="preserve"> has sixteen components, but antisymmetry (F</w:t>
+      </w:r>
+      <w:r>
+        <w:rPr>
+          <w:vertAlign w:val="subscript"/>
+        </w:rPr>
+        <w:t>μμ</w:t>
+      </w:r>
+      <w:r>
+        <w:t>=0 for each μ, and F</w:t>
+      </w:r>
+      <w:r>
+        <w:rPr>
+          <w:vertAlign w:val="subscript"/>
+        </w:rPr>
+        <w:t>μν</w:t>
+      </w:r>
+      <w:r>
+        <w:t>=−F</w:t>
+      </w:r>
+      <w:r>
+        <w:rPr>
+          <w:vertAlign w:val="subscript"/>
+        </w:rPr>
+        <w:t>νμ</w:t>
+      </w:r>
+      <w:r>
+        <w:t>) leaves only six independent numbers: the three components of E and the three of B. This matches the six degrees of freedom already counted informally when A</w:t>
+      </w:r>
+      <w:r>
+        <w:rPr>
+          <w:vertAlign w:val="subscript"/>
+        </w:rPr>
+        <w:t>μ</w:t>
+      </w:r>
+      <w:r>
+        <w:t xml:space="preserve"> was first introduced (Lesson 4) as a four-component object with two gauge-equivalent redundancies removed by Lesson 38's Coulomb-gauge quantization, leaving two physical photon polarizations; F</w:t>
+      </w:r>
+      <w:r>
+        <w:rPr>
+          <w:vertAlign w:val="subscript"/>
+        </w:rPr>
+        <w:t>μν</w:t>
+      </w:r>
+      <w:r>
+        <w:t>'s six components are not themselves all physical (they still depend on frame in a way the two polarization states, defined relative to a propagation direction, do not), but they are exactly the gauge-invariant content of A</w:t>
+      </w:r>
+      <w:r>
+        <w:rPr>
+          <w:vertAlign w:val="subscript"/>
+        </w:rPr>
+        <w:t>μ</w:t>
+      </w:r>
+      <w:r>
+        <w:t>, free of any leftover choice of α(x).</w:t>
       </w:r>
     </w:p>
     <w:p>
@@ -1062,7 +1692,97 @@
     </w:p>
     <w:p>
       <w:r>
-        <w:t>Verify F_12=−B_z directly from the general rule F_ij=−ε_ijkB_k. With i=1,j=2, only k=3 contributes to the sum (ε_12k is nonzero only for k=3), and ε_123=+1, so F_12=−(+1)B_3=−B_z, matching the matrix entry in row 1, column 2 above.</w:t>
+        <w:t>Verify F</w:t>
+      </w:r>
+      <w:r>
+        <w:rPr>
+          <w:vertAlign w:val="subscript"/>
+        </w:rPr>
+        <w:t>12</w:t>
+      </w:r>
+      <w:r>
+        <w:t>=−B</w:t>
+      </w:r>
+      <w:r>
+        <w:rPr>
+          <w:vertAlign w:val="subscript"/>
+        </w:rPr>
+        <w:t>z</w:t>
+      </w:r>
+      <w:r>
+        <w:t xml:space="preserve"> directly from the general rule F</w:t>
+      </w:r>
+      <w:r>
+        <w:rPr>
+          <w:vertAlign w:val="subscript"/>
+        </w:rPr>
+        <w:t>ij</w:t>
+      </w:r>
+      <w:r>
+        <w:t>=−ε</w:t>
+      </w:r>
+      <w:r>
+        <w:rPr>
+          <w:vertAlign w:val="subscript"/>
+        </w:rPr>
+        <w:t>ijk</w:t>
+      </w:r>
+      <w:r>
+        <w:t>B</w:t>
+      </w:r>
+      <w:r>
+        <w:rPr>
+          <w:vertAlign w:val="subscript"/>
+        </w:rPr>
+        <w:t>k</w:t>
+      </w:r>
+      <w:r>
+        <w:t>. With i=1,j=2, only k=3 contributes to the sum (ε</w:t>
+      </w:r>
+      <w:r>
+        <w:rPr>
+          <w:vertAlign w:val="subscript"/>
+        </w:rPr>
+        <w:t>12k</w:t>
+      </w:r>
+      <w:r>
+        <w:t xml:space="preserve"> is nonzero only for k=3), and ε</w:t>
+      </w:r>
+      <w:r>
+        <w:rPr>
+          <w:vertAlign w:val="subscript"/>
+        </w:rPr>
+        <w:t>123</w:t>
+      </w:r>
+      <w:r>
+        <w:t>=+1, so F</w:t>
+      </w:r>
+      <w:r>
+        <w:rPr>
+          <w:vertAlign w:val="subscript"/>
+        </w:rPr>
+        <w:t>12</w:t>
+      </w:r>
+      <w:r>
+        <w:t>=−(+1)B</w:t>
+      </w:r>
+      <w:r>
+        <w:rPr>
+          <w:vertAlign w:val="subscript"/>
+        </w:rPr>
+        <w:t>3</w:t>
+      </w:r>
+      <w:r>
+        <w:t>=−B</w:t>
+      </w:r>
+      <w:r>
+        <w:rPr>
+          <w:vertAlign w:val="subscript"/>
+        </w:rPr>
+        <w:t>z</w:t>
+      </w:r>
+      <w:r>
+        <w:t>, matching the matrix entry in row 1, column 2 above.</w:t>
       </w:r>
     </w:p>
     <w:p>
@@ -1083,7 +1803,61 @@
     </w:p>
     <w:p>
       <w:r>
-        <w:t>Because F_μν is built from a single potential, F_μν=∂_μA_ν−∂_νA_μ, a purely algebraic identity follows with no further input:</w:t>
+        <w:t>Because F</w:t>
+      </w:r>
+      <w:r>
+        <w:rPr>
+          <w:vertAlign w:val="subscript"/>
+        </w:rPr>
+        <w:t>μν</w:t>
+      </w:r>
+      <w:r>
+        <w:t xml:space="preserve"> is built from a single potential, F</w:t>
+      </w:r>
+      <w:r>
+        <w:rPr>
+          <w:vertAlign w:val="subscript"/>
+        </w:rPr>
+        <w:t>μν</w:t>
+      </w:r>
+      <w:r>
+        <w:t>=∂</w:t>
+      </w:r>
+      <w:r>
+        <w:rPr>
+          <w:vertAlign w:val="subscript"/>
+        </w:rPr>
+        <w:t>μ</w:t>
+      </w:r>
+      <w:r>
+        <w:t>A</w:t>
+      </w:r>
+      <w:r>
+        <w:rPr>
+          <w:vertAlign w:val="subscript"/>
+        </w:rPr>
+        <w:t>ν</w:t>
+      </w:r>
+      <w:r>
+        <w:t>−∂</w:t>
+      </w:r>
+      <w:r>
+        <w:rPr>
+          <w:vertAlign w:val="subscript"/>
+        </w:rPr>
+        <w:t>ν</w:t>
+      </w:r>
+      <w:r>
+        <w:t>A</w:t>
+      </w:r>
+      <w:r>
+        <w:rPr>
+          <w:vertAlign w:val="subscript"/>
+        </w:rPr>
+        <w:t>μ</w:t>
+      </w:r>
+      <w:r>
+        <w:t>, a purely algebraic identity follows with no further input:</w:t>
       </w:r>
     </w:p>
     <w:p>
@@ -1182,7 +1956,133 @@
     </w:p>
     <w:p>
       <w:r>
-        <w:t>Expanding each term using F_μν=∂_μA_ν−∂_νA_μ gives six terms in total, each of the form ∂_α∂_βA_γ, and every such term appears exactly twice with opposite sign (Exercise 7 works through every cancellation explicitly), using only that partial derivatives commute (Schwarz's theorem, the same fact used for the analogous cancellations in Lessons 4 and 41). Unlike ∂_μF^μν=j^ν, which followed from varying the Lagrangian and holds only when the equations of motion are satisfied, this identity holds for any F_μν built from any A_μ whatsoever, on shell or off shell, purely as a consequence of F_μν's definition.</w:t>
+        <w:t>Expanding each term using F</w:t>
+      </w:r>
+      <w:r>
+        <w:rPr>
+          <w:vertAlign w:val="subscript"/>
+        </w:rPr>
+        <w:t>μν</w:t>
+      </w:r>
+      <w:r>
+        <w:t>=∂</w:t>
+      </w:r>
+      <w:r>
+        <w:rPr>
+          <w:vertAlign w:val="subscript"/>
+        </w:rPr>
+        <w:t>μ</w:t>
+      </w:r>
+      <w:r>
+        <w:t>A</w:t>
+      </w:r>
+      <w:r>
+        <w:rPr>
+          <w:vertAlign w:val="subscript"/>
+        </w:rPr>
+        <w:t>ν</w:t>
+      </w:r>
+      <w:r>
+        <w:t>−∂</w:t>
+      </w:r>
+      <w:r>
+        <w:rPr>
+          <w:vertAlign w:val="subscript"/>
+        </w:rPr>
+        <w:t>ν</w:t>
+      </w:r>
+      <w:r>
+        <w:t>A</w:t>
+      </w:r>
+      <w:r>
+        <w:rPr>
+          <w:vertAlign w:val="subscript"/>
+        </w:rPr>
+        <w:t>μ</w:t>
+      </w:r>
+      <w:r>
+        <w:t xml:space="preserve"> gives six terms in total, each of the form ∂</w:t>
+      </w:r>
+      <w:r>
+        <w:rPr>
+          <w:vertAlign w:val="subscript"/>
+        </w:rPr>
+        <w:t>α</w:t>
+      </w:r>
+      <w:r>
+        <w:t>∂</w:t>
+      </w:r>
+      <w:r>
+        <w:rPr>
+          <w:vertAlign w:val="subscript"/>
+        </w:rPr>
+        <w:t>β</w:t>
+      </w:r>
+      <w:r>
+        <w:t>A</w:t>
+      </w:r>
+      <w:r>
+        <w:rPr>
+          <w:vertAlign w:val="subscript"/>
+        </w:rPr>
+        <w:t>γ</w:t>
+      </w:r>
+      <w:r>
+        <w:t>, and every such term appears exactly twice with opposite sign (Exercise 7 works through every cancellation explicitly), using only that partial derivatives commute (Schwarz's theorem, the same fact used for the analogous cancellations in Lessons 4 and 41). Unlike ∂</w:t>
+      </w:r>
+      <w:r>
+        <w:rPr>
+          <w:vertAlign w:val="subscript"/>
+        </w:rPr>
+        <w:t>μ</w:t>
+      </w:r>
+      <w:r>
+        <w:t>F</w:t>
+      </w:r>
+      <w:r>
+        <w:rPr>
+          <w:vertAlign w:val="superscript"/>
+        </w:rPr>
+        <w:t>μν</w:t>
+      </w:r>
+      <w:r>
+        <w:t>=j</w:t>
+      </w:r>
+      <w:r>
+        <w:rPr>
+          <w:vertAlign w:val="superscript"/>
+        </w:rPr>
+        <w:t>ν</w:t>
+      </w:r>
+      <w:r>
+        <w:t>, which followed from varying the Lagrangian and holds only when the equations of motion are satisfied, this identity holds for any F</w:t>
+      </w:r>
+      <w:r>
+        <w:rPr>
+          <w:vertAlign w:val="subscript"/>
+        </w:rPr>
+        <w:t>μν</w:t>
+      </w:r>
+      <w:r>
+        <w:t xml:space="preserve"> built from any A</w:t>
+      </w:r>
+      <w:r>
+        <w:rPr>
+          <w:vertAlign w:val="subscript"/>
+        </w:rPr>
+        <w:t>μ</w:t>
+      </w:r>
+      <w:r>
+        <w:t xml:space="preserve"> whatsoever, on shell or off shell, purely as a consequence of F</w:t>
+      </w:r>
+      <w:r>
+        <w:rPr>
+          <w:vertAlign w:val="subscript"/>
+        </w:rPr>
+        <w:t>μν</w:t>
+      </w:r>
+      <w:r>
+        <w:t>'s definition.</w:t>
       </w:r>
     </w:p>
     <w:p>
@@ -1195,7 +2095,178 @@
     </w:p>
     <w:p>
       <w:r>
-        <w:t>Setting λ,μ,ν all spatial, (λ,μ,ν)=(1,2,3), gives ∂_1F_23+∂_2F_31+∂_3F_12=0. Using F_23=−B_x, F_31=−F_13=−B_y, F_12=−B_z (Worked example 1 and its analogues), this reads −∂_1B_x−∂_2B_y−∂_3B_z=0, that is</w:t>
+        <w:t>Setting λ,μ,ν all spatial, (λ,μ,ν)=(1,2,3), gives ∂</w:t>
+      </w:r>
+      <w:r>
+        <w:rPr>
+          <w:vertAlign w:val="subscript"/>
+        </w:rPr>
+        <w:t>1</w:t>
+      </w:r>
+      <w:r>
+        <w:t>F</w:t>
+      </w:r>
+      <w:r>
+        <w:rPr>
+          <w:vertAlign w:val="subscript"/>
+        </w:rPr>
+        <w:t>23</w:t>
+      </w:r>
+      <w:r>
+        <w:t>+∂</w:t>
+      </w:r>
+      <w:r>
+        <w:rPr>
+          <w:vertAlign w:val="subscript"/>
+        </w:rPr>
+        <w:t>2</w:t>
+      </w:r>
+      <w:r>
+        <w:t>F</w:t>
+      </w:r>
+      <w:r>
+        <w:rPr>
+          <w:vertAlign w:val="subscript"/>
+        </w:rPr>
+        <w:t>31</w:t>
+      </w:r>
+      <w:r>
+        <w:t>+∂</w:t>
+      </w:r>
+      <w:r>
+        <w:rPr>
+          <w:vertAlign w:val="subscript"/>
+        </w:rPr>
+        <w:t>3</w:t>
+      </w:r>
+      <w:r>
+        <w:t>F</w:t>
+      </w:r>
+      <w:r>
+        <w:rPr>
+          <w:vertAlign w:val="subscript"/>
+        </w:rPr>
+        <w:t>12</w:t>
+      </w:r>
+      <w:r>
+        <w:t>=0. Using F</w:t>
+      </w:r>
+      <w:r>
+        <w:rPr>
+          <w:vertAlign w:val="subscript"/>
+        </w:rPr>
+        <w:t>23</w:t>
+      </w:r>
+      <w:r>
+        <w:t>=−B</w:t>
+      </w:r>
+      <w:r>
+        <w:rPr>
+          <w:vertAlign w:val="subscript"/>
+        </w:rPr>
+        <w:t>x</w:t>
+      </w:r>
+      <w:r>
+        <w:t>, F</w:t>
+      </w:r>
+      <w:r>
+        <w:rPr>
+          <w:vertAlign w:val="subscript"/>
+        </w:rPr>
+        <w:t>31</w:t>
+      </w:r>
+      <w:r>
+        <w:t>=−F</w:t>
+      </w:r>
+      <w:r>
+        <w:rPr>
+          <w:vertAlign w:val="subscript"/>
+        </w:rPr>
+        <w:t>13</w:t>
+      </w:r>
+      <w:r>
+        <w:t>=−B</w:t>
+      </w:r>
+      <w:r>
+        <w:rPr>
+          <w:vertAlign w:val="subscript"/>
+        </w:rPr>
+        <w:t>y</w:t>
+      </w:r>
+      <w:r>
+        <w:t>, F</w:t>
+      </w:r>
+      <w:r>
+        <w:rPr>
+          <w:vertAlign w:val="subscript"/>
+        </w:rPr>
+        <w:t>12</w:t>
+      </w:r>
+      <w:r>
+        <w:t>=−B</w:t>
+      </w:r>
+      <w:r>
+        <w:rPr>
+          <w:vertAlign w:val="subscript"/>
+        </w:rPr>
+        <w:t>z</w:t>
+      </w:r>
+      <w:r>
+        <w:t xml:space="preserve"> (Worked example 1 and its analogues), this reads −∂</w:t>
+      </w:r>
+      <w:r>
+        <w:rPr>
+          <w:vertAlign w:val="subscript"/>
+        </w:rPr>
+        <w:t>1</w:t>
+      </w:r>
+      <w:r>
+        <w:t>B</w:t>
+      </w:r>
+      <w:r>
+        <w:rPr>
+          <w:vertAlign w:val="subscript"/>
+        </w:rPr>
+        <w:t>x</w:t>
+      </w:r>
+      <w:r>
+        <w:t>−∂</w:t>
+      </w:r>
+      <w:r>
+        <w:rPr>
+          <w:vertAlign w:val="subscript"/>
+        </w:rPr>
+        <w:t>2</w:t>
+      </w:r>
+      <w:r>
+        <w:t>B</w:t>
+      </w:r>
+      <w:r>
+        <w:rPr>
+          <w:vertAlign w:val="subscript"/>
+        </w:rPr>
+        <w:t>y</w:t>
+      </w:r>
+      <w:r>
+        <w:t>−∂</w:t>
+      </w:r>
+      <w:r>
+        <w:rPr>
+          <w:vertAlign w:val="subscript"/>
+        </w:rPr>
+        <w:t>3</w:t>
+      </w:r>
+      <w:r>
+        <w:t>B</w:t>
+      </w:r>
+      <w:r>
+        <w:rPr>
+          <w:vertAlign w:val="subscript"/>
+        </w:rPr>
+        <w:t>z</w:t>
+      </w:r>
+      <w:r>
+        <w:t>=0, that is</w:t>
       </w:r>
     </w:p>
     <w:p>
@@ -1225,7 +2296,232 @@
     </w:p>
     <w:p>
       <w:r>
-        <w:t>Setting one index equal to the time index, for instance (λ,μ,ν)=(0,1,2), gives ∂_0F_12+∂_1F_20+∂_2F_01=0; using F_12=−B_z, F_20=−F_02=−E_y, F_01=E_x, this reads −∂_tB_z−∂_1E_y+∂_2E_x=0, that is ∂B_z/∂t=−(∂_1E_y−∂_2E_x)=−(∇×E)_z, the z-component of Faraday's law ∂B/∂t=−∇×E; the remaining two components follow from the analogous choices of (λ,μ,ν) (Exercise 8).</w:t>
+        <w:t>Setting one index equal to the time index, for instance (λ,μ,ν)=(0,1,2), gives ∂</w:t>
+      </w:r>
+      <w:r>
+        <w:rPr>
+          <w:vertAlign w:val="subscript"/>
+        </w:rPr>
+        <w:t>0</w:t>
+      </w:r>
+      <w:r>
+        <w:t>F</w:t>
+      </w:r>
+      <w:r>
+        <w:rPr>
+          <w:vertAlign w:val="subscript"/>
+        </w:rPr>
+        <w:t>12</w:t>
+      </w:r>
+      <w:r>
+        <w:t>+∂</w:t>
+      </w:r>
+      <w:r>
+        <w:rPr>
+          <w:vertAlign w:val="subscript"/>
+        </w:rPr>
+        <w:t>1</w:t>
+      </w:r>
+      <w:r>
+        <w:t>F</w:t>
+      </w:r>
+      <w:r>
+        <w:rPr>
+          <w:vertAlign w:val="subscript"/>
+        </w:rPr>
+        <w:t>20</w:t>
+      </w:r>
+      <w:r>
+        <w:t>+∂</w:t>
+      </w:r>
+      <w:r>
+        <w:rPr>
+          <w:vertAlign w:val="subscript"/>
+        </w:rPr>
+        <w:t>2</w:t>
+      </w:r>
+      <w:r>
+        <w:t>F</w:t>
+      </w:r>
+      <w:r>
+        <w:rPr>
+          <w:vertAlign w:val="subscript"/>
+        </w:rPr>
+        <w:t>01</w:t>
+      </w:r>
+      <w:r>
+        <w:t>=0; using F</w:t>
+      </w:r>
+      <w:r>
+        <w:rPr>
+          <w:vertAlign w:val="subscript"/>
+        </w:rPr>
+        <w:t>12</w:t>
+      </w:r>
+      <w:r>
+        <w:t>=−B</w:t>
+      </w:r>
+      <w:r>
+        <w:rPr>
+          <w:vertAlign w:val="subscript"/>
+        </w:rPr>
+        <w:t>z</w:t>
+      </w:r>
+      <w:r>
+        <w:t>, F</w:t>
+      </w:r>
+      <w:r>
+        <w:rPr>
+          <w:vertAlign w:val="subscript"/>
+        </w:rPr>
+        <w:t>20</w:t>
+      </w:r>
+      <w:r>
+        <w:t>=−F</w:t>
+      </w:r>
+      <w:r>
+        <w:rPr>
+          <w:vertAlign w:val="subscript"/>
+        </w:rPr>
+        <w:t>02</w:t>
+      </w:r>
+      <w:r>
+        <w:t>=−E</w:t>
+      </w:r>
+      <w:r>
+        <w:rPr>
+          <w:vertAlign w:val="subscript"/>
+        </w:rPr>
+        <w:t>y</w:t>
+      </w:r>
+      <w:r>
+        <w:t>, F</w:t>
+      </w:r>
+      <w:r>
+        <w:rPr>
+          <w:vertAlign w:val="subscript"/>
+        </w:rPr>
+        <w:t>01</w:t>
+      </w:r>
+      <w:r>
+        <w:t>=E</w:t>
+      </w:r>
+      <w:r>
+        <w:rPr>
+          <w:vertAlign w:val="subscript"/>
+        </w:rPr>
+        <w:t>x</w:t>
+      </w:r>
+      <w:r>
+        <w:t>, this reads −∂</w:t>
+      </w:r>
+      <w:r>
+        <w:rPr>
+          <w:vertAlign w:val="subscript"/>
+        </w:rPr>
+        <w:t>t</w:t>
+      </w:r>
+      <w:r>
+        <w:t>B</w:t>
+      </w:r>
+      <w:r>
+        <w:rPr>
+          <w:vertAlign w:val="subscript"/>
+        </w:rPr>
+        <w:t>z</w:t>
+      </w:r>
+      <w:r>
+        <w:t>−∂</w:t>
+      </w:r>
+      <w:r>
+        <w:rPr>
+          <w:vertAlign w:val="subscript"/>
+        </w:rPr>
+        <w:t>1</w:t>
+      </w:r>
+      <w:r>
+        <w:t>E</w:t>
+      </w:r>
+      <w:r>
+        <w:rPr>
+          <w:vertAlign w:val="subscript"/>
+        </w:rPr>
+        <w:t>y</w:t>
+      </w:r>
+      <w:r>
+        <w:t>+∂</w:t>
+      </w:r>
+      <w:r>
+        <w:rPr>
+          <w:vertAlign w:val="subscript"/>
+        </w:rPr>
+        <w:t>2</w:t>
+      </w:r>
+      <w:r>
+        <w:t>E</w:t>
+      </w:r>
+      <w:r>
+        <w:rPr>
+          <w:vertAlign w:val="subscript"/>
+        </w:rPr>
+        <w:t>x</w:t>
+      </w:r>
+      <w:r>
+        <w:t>=0, that is ∂B</w:t>
+      </w:r>
+      <w:r>
+        <w:rPr>
+          <w:vertAlign w:val="subscript"/>
+        </w:rPr>
+        <w:t>z</w:t>
+      </w:r>
+      <w:r>
+        <w:t>/∂t=−(∂</w:t>
+      </w:r>
+      <w:r>
+        <w:rPr>
+          <w:vertAlign w:val="subscript"/>
+        </w:rPr>
+        <w:t>1</w:t>
+      </w:r>
+      <w:r>
+        <w:t>E</w:t>
+      </w:r>
+      <w:r>
+        <w:rPr>
+          <w:vertAlign w:val="subscript"/>
+        </w:rPr>
+        <w:t>y</w:t>
+      </w:r>
+      <w:r>
+        <w:t>−∂</w:t>
+      </w:r>
+      <w:r>
+        <w:rPr>
+          <w:vertAlign w:val="subscript"/>
+        </w:rPr>
+        <w:t>2</w:t>
+      </w:r>
+      <w:r>
+        <w:t>E</w:t>
+      </w:r>
+      <w:r>
+        <w:rPr>
+          <w:vertAlign w:val="subscript"/>
+        </w:rPr>
+        <w:t>x</w:t>
+      </w:r>
+      <w:r>
+        <w:t>)=−(∇×E)</w:t>
+      </w:r>
+      <w:r>
+        <w:rPr>
+          <w:vertAlign w:val="subscript"/>
+        </w:rPr>
+        <w:t>z</w:t>
+      </w:r>
+      <w:r>
+        <w:t>, the z-component of Faraday's law ∂B/∂t=−∇×E; the remaining two components follow from the analogous choices of (λ,μ,ν) (Exercise 8).</w:t>
       </w:r>
     </w:p>
     <w:p>
@@ -1239,7 +2535,43 @@
     </w:p>
     <w:p>
       <w:r>
-        <w:t>Explain why no Lagrangian, and no equation of motion, was needed to obtain ∇·B=0 and Faraday's law, in contrast with Lesson 42's derivation of Gauss's law and the Ampère-Maxwell law. The homogeneous equations are consequences of writing F_μν in terms of a potential A_μ at all, true before any dynamics is specified; the inhomogeneous equations, by contrast, come from extremizing a specific action and would be different for a different choice of Lagrangian (for instance, a different coefficient in front of F_μνF^μν, or the absence of the matter coupling entirely). The homogeneous equations are, in this sense, kinematic, while the inhomogeneous equations are dynamical.</w:t>
+        <w:t>Explain why no Lagrangian, and no equation of motion, was needed to obtain ∇·B=0 and Faraday's law, in contrast with Lesson 42's derivation of Gauss's law and the Ampère-Maxwell law. The homogeneous equations are consequences of writing F</w:t>
+      </w:r>
+      <w:r>
+        <w:rPr>
+          <w:vertAlign w:val="subscript"/>
+        </w:rPr>
+        <w:t>μν</w:t>
+      </w:r>
+      <w:r>
+        <w:t xml:space="preserve"> in terms of a potential A</w:t>
+      </w:r>
+      <w:r>
+        <w:rPr>
+          <w:vertAlign w:val="subscript"/>
+        </w:rPr>
+        <w:t>μ</w:t>
+      </w:r>
+      <w:r>
+        <w:t xml:space="preserve"> at all, true before any dynamics is specified; the inhomogeneous equations, by contrast, come from extremizing a specific action and would be different for a different choice of Lagrangian (for instance, a different coefficient in front of F</w:t>
+      </w:r>
+      <w:r>
+        <w:rPr>
+          <w:vertAlign w:val="subscript"/>
+        </w:rPr>
+        <w:t>μν</w:t>
+      </w:r>
+      <w:r>
+        <w:t>F</w:t>
+      </w:r>
+      <w:r>
+        <w:rPr>
+          <w:vertAlign w:val="superscript"/>
+        </w:rPr>
+        <w:t>μν</w:t>
+      </w:r>
+      <w:r>
+        <w:t>, or the absence of the matter coupling entirely). The homogeneous equations are, in this sense, kinematic, while the inhomogeneous equations are dynamical.</w:t>
       </w:r>
     </w:p>
     <w:p>
@@ -1260,7 +2592,70 @@
     </w:p>
     <w:p>
       <w:r>
-        <w:t>Lesson 42, Exercise 9, already showed ∂_μF^μ0=j^0 reduces to ∇·E=ρ (using F^i0=E_i so that ∂_iF^i0=∇·E), the familiar Gauss's law with the electron's charge density on the right.</w:t>
+        <w:t>Lesson 42, Exercise 9, already showed ∂</w:t>
+      </w:r>
+      <w:r>
+        <w:rPr>
+          <w:vertAlign w:val="subscript"/>
+        </w:rPr>
+        <w:t>μ</w:t>
+      </w:r>
+      <w:r>
+        <w:t>F</w:t>
+      </w:r>
+      <w:r>
+        <w:rPr>
+          <w:vertAlign w:val="superscript"/>
+        </w:rPr>
+        <w:t>μ</w:t>
+      </w:r>
+      <w:r>
+        <w:t>0=j</w:t>
+      </w:r>
+      <w:r>
+        <w:rPr>
+          <w:vertAlign w:val="superscript"/>
+        </w:rPr>
+        <w:t>0</w:t>
+      </w:r>
+      <w:r>
+        <w:t xml:space="preserve"> reduces to ∇·E=ρ (using F</w:t>
+      </w:r>
+      <w:r>
+        <w:rPr>
+          <w:vertAlign w:val="superscript"/>
+        </w:rPr>
+        <w:t>i</w:t>
+      </w:r>
+      <w:r>
+        <w:t>0=E</w:t>
+      </w:r>
+      <w:r>
+        <w:rPr>
+          <w:vertAlign w:val="subscript"/>
+        </w:rPr>
+        <w:t>i</w:t>
+      </w:r>
+      <w:r>
+        <w:t xml:space="preserve"> so that ∂</w:t>
+      </w:r>
+      <w:r>
+        <w:rPr>
+          <w:vertAlign w:val="subscript"/>
+        </w:rPr>
+        <w:t>i</w:t>
+      </w:r>
+      <w:r>
+        <w:t>F</w:t>
+      </w:r>
+      <w:r>
+        <w:rPr>
+          <w:vertAlign w:val="superscript"/>
+        </w:rPr>
+        <w:t>i</w:t>
+      </w:r>
+      <w:r>
+        <w:t>0=∇·E), the familiar Gauss's law with the electron's charge density on the right.</w:t>
       </w:r>
     </w:p>
     <w:p>
@@ -1273,7 +2668,259 @@
     </w:p>
     <w:p>
       <w:r>
-        <w:t>For ν=i, ∂_μF^μi=j^i splits into a time piece and a spatial piece: ∂_0F^0i+∂_jF^ji=j^i. Using F^0i=−E_i, ∂_0F^0i=−∂E_i/∂t. Using F^ji=−F^ij=−(−ε_ijkB_k)=ε_ijkB_k, ∂_jF^ji=ε_ijk∂_jB_k=(∇×B)_i, the standard component formula for the curl. So the equation reads −∂E_i/∂t+(∇×B)_i=j_i, that is</w:t>
+        <w:t>For ν=i, ∂</w:t>
+      </w:r>
+      <w:r>
+        <w:rPr>
+          <w:vertAlign w:val="subscript"/>
+        </w:rPr>
+        <w:t>μ</w:t>
+      </w:r>
+      <w:r>
+        <w:t>F</w:t>
+      </w:r>
+      <w:r>
+        <w:rPr>
+          <w:vertAlign w:val="superscript"/>
+        </w:rPr>
+        <w:t>μ</w:t>
+      </w:r>
+      <w:r>
+        <w:t>i=j</w:t>
+      </w:r>
+      <w:r>
+        <w:rPr>
+          <w:vertAlign w:val="superscript"/>
+        </w:rPr>
+        <w:t>i</w:t>
+      </w:r>
+      <w:r>
+        <w:t xml:space="preserve"> splits into a time piece and a spatial piece: ∂</w:t>
+      </w:r>
+      <w:r>
+        <w:rPr>
+          <w:vertAlign w:val="subscript"/>
+        </w:rPr>
+        <w:t>0</w:t>
+      </w:r>
+      <w:r>
+        <w:t>F</w:t>
+      </w:r>
+      <w:r>
+        <w:rPr>
+          <w:vertAlign w:val="superscript"/>
+        </w:rPr>
+        <w:t>0i</w:t>
+      </w:r>
+      <w:r>
+        <w:t>+∂</w:t>
+      </w:r>
+      <w:r>
+        <w:rPr>
+          <w:vertAlign w:val="subscript"/>
+        </w:rPr>
+        <w:t>j</w:t>
+      </w:r>
+      <w:r>
+        <w:t>F</w:t>
+      </w:r>
+      <w:r>
+        <w:rPr>
+          <w:vertAlign w:val="superscript"/>
+        </w:rPr>
+        <w:t>ji</w:t>
+      </w:r>
+      <w:r>
+        <w:t>=j</w:t>
+      </w:r>
+      <w:r>
+        <w:rPr>
+          <w:vertAlign w:val="superscript"/>
+        </w:rPr>
+        <w:t>i</w:t>
+      </w:r>
+      <w:r>
+        <w:t>. Using F</w:t>
+      </w:r>
+      <w:r>
+        <w:rPr>
+          <w:vertAlign w:val="superscript"/>
+        </w:rPr>
+        <w:t>0i</w:t>
+      </w:r>
+      <w:r>
+        <w:t>=−E</w:t>
+      </w:r>
+      <w:r>
+        <w:rPr>
+          <w:vertAlign w:val="subscript"/>
+        </w:rPr>
+        <w:t>i</w:t>
+      </w:r>
+      <w:r>
+        <w:t>, ∂</w:t>
+      </w:r>
+      <w:r>
+        <w:rPr>
+          <w:vertAlign w:val="subscript"/>
+        </w:rPr>
+        <w:t>0</w:t>
+      </w:r>
+      <w:r>
+        <w:t>F</w:t>
+      </w:r>
+      <w:r>
+        <w:rPr>
+          <w:vertAlign w:val="superscript"/>
+        </w:rPr>
+        <w:t>0i</w:t>
+      </w:r>
+      <w:r>
+        <w:t>=−∂E</w:t>
+      </w:r>
+      <w:r>
+        <w:rPr>
+          <w:vertAlign w:val="subscript"/>
+        </w:rPr>
+        <w:t>i</w:t>
+      </w:r>
+      <w:r>
+        <w:t>/∂t. Using F</w:t>
+      </w:r>
+      <w:r>
+        <w:rPr>
+          <w:vertAlign w:val="superscript"/>
+        </w:rPr>
+        <w:t>ji</w:t>
+      </w:r>
+      <w:r>
+        <w:t>=−F</w:t>
+      </w:r>
+      <w:r>
+        <w:rPr>
+          <w:vertAlign w:val="superscript"/>
+        </w:rPr>
+        <w:t>ij</w:t>
+      </w:r>
+      <w:r>
+        <w:t>=−(−ε</w:t>
+      </w:r>
+      <w:r>
+        <w:rPr>
+          <w:vertAlign w:val="subscript"/>
+        </w:rPr>
+        <w:t>ijk</w:t>
+      </w:r>
+      <w:r>
+        <w:t>B</w:t>
+      </w:r>
+      <w:r>
+        <w:rPr>
+          <w:vertAlign w:val="subscript"/>
+        </w:rPr>
+        <w:t>k</w:t>
+      </w:r>
+      <w:r>
+        <w:t>)=ε</w:t>
+      </w:r>
+      <w:r>
+        <w:rPr>
+          <w:vertAlign w:val="subscript"/>
+        </w:rPr>
+        <w:t>ijk</w:t>
+      </w:r>
+      <w:r>
+        <w:t>B</w:t>
+      </w:r>
+      <w:r>
+        <w:rPr>
+          <w:vertAlign w:val="subscript"/>
+        </w:rPr>
+        <w:t>k</w:t>
+      </w:r>
+      <w:r>
+        <w:t>, ∂</w:t>
+      </w:r>
+      <w:r>
+        <w:rPr>
+          <w:vertAlign w:val="subscript"/>
+        </w:rPr>
+        <w:t>j</w:t>
+      </w:r>
+      <w:r>
+        <w:t>F</w:t>
+      </w:r>
+      <w:r>
+        <w:rPr>
+          <w:vertAlign w:val="superscript"/>
+        </w:rPr>
+        <w:t>ji</w:t>
+      </w:r>
+      <w:r>
+        <w:t>=ε</w:t>
+      </w:r>
+      <w:r>
+        <w:rPr>
+          <w:vertAlign w:val="subscript"/>
+        </w:rPr>
+        <w:t>ijk</w:t>
+      </w:r>
+      <w:r>
+        <w:t>∂</w:t>
+      </w:r>
+      <w:r>
+        <w:rPr>
+          <w:vertAlign w:val="subscript"/>
+        </w:rPr>
+        <w:t>j</w:t>
+      </w:r>
+      <w:r>
+        <w:t>B</w:t>
+      </w:r>
+      <w:r>
+        <w:rPr>
+          <w:vertAlign w:val="subscript"/>
+        </w:rPr>
+        <w:t>k</w:t>
+      </w:r>
+      <w:r>
+        <w:t>=(∇×B)</w:t>
+      </w:r>
+      <w:r>
+        <w:rPr>
+          <w:vertAlign w:val="subscript"/>
+        </w:rPr>
+        <w:t>i</w:t>
+      </w:r>
+      <w:r>
+        <w:t>, the standard component formula for the curl. So the equation reads −∂E</w:t>
+      </w:r>
+      <w:r>
+        <w:rPr>
+          <w:vertAlign w:val="subscript"/>
+        </w:rPr>
+        <w:t>i</w:t>
+      </w:r>
+      <w:r>
+        <w:t>/∂t+(∇×B)</w:t>
+      </w:r>
+      <w:r>
+        <w:rPr>
+          <w:vertAlign w:val="subscript"/>
+        </w:rPr>
+        <w:t>i</w:t>
+      </w:r>
+      <w:r>
+        <w:t>=j</w:t>
+      </w:r>
+      <w:r>
+        <w:rPr>
+          <w:vertAlign w:val="subscript"/>
+        </w:rPr>
+        <w:t>i</w:t>
+      </w:r>
+      <w:r>
+        <w:t>, that is</w:t>
       </w:r>
     </w:p>
     <w:p>
@@ -1318,7 +2965,25 @@
     </w:p>
     <w:p>
       <w:r>
-        <w:t>the Ampère-Maxwell law, with the displacement-current term ∂E/∂t appearing automatically from the time-component piece of ∂_μF^μi, as it must for a relativistically covariant equation, with no separate postulate required as in the pre-relativistic historical development of the equation.</w:t>
+        <w:t>the Ampère-Maxwell law, with the displacement-current term ∂E/∂t appearing automatically from the time-component piece of ∂</w:t>
+      </w:r>
+      <w:r>
+        <w:rPr>
+          <w:vertAlign w:val="subscript"/>
+        </w:rPr>
+        <w:t>μ</w:t>
+      </w:r>
+      <w:r>
+        <w:t>F</w:t>
+      </w:r>
+      <w:r>
+        <w:rPr>
+          <w:vertAlign w:val="superscript"/>
+        </w:rPr>
+        <w:t>μ</w:t>
+      </w:r>
+      <w:r>
+        <w:t>i, as it must for a relativistically covariant equation, with no separate postulate required as in the pre-relativistic historical development of the equation.</w:t>
       </w:r>
     </w:p>
     <w:p>
@@ -1332,7 +2997,88 @@
     </w:p>
     <w:p>
       <w:r>
-        <w:t>State, in a sentence, why Sections 2 and 3 together reproduce every one of the four traditional 3D Maxwell equations from the two covariant statements F_μν=∂_μA_ν−∂_νA_μ (definition, giving the homogeneous pair) and ∂_μF^μν=j^ν (dynamics, giving the inhomogeneous pair). The four traditional equations (Gauss, no magnetic monopoles, Faraday, Ampère-Maxwell) are exactly the ν=0 and spatial-curl-type components of these two covariant statements, so nothing is lost or added by writing electromagnetism covariantly; the covariant form is simply a repackaging that makes the theory's Lorentz invariance and, in this course's context, its gauge structure and its role as one piece of ℒ_QED transparent.</w:t>
+        <w:t>State, in a sentence, why Sections 2 and 3 together reproduce every one of the four traditional 3D Maxwell equations from the two covariant statements F</w:t>
+      </w:r>
+      <w:r>
+        <w:rPr>
+          <w:vertAlign w:val="subscript"/>
+        </w:rPr>
+        <w:t>μν</w:t>
+      </w:r>
+      <w:r>
+        <w:t>=∂</w:t>
+      </w:r>
+      <w:r>
+        <w:rPr>
+          <w:vertAlign w:val="subscript"/>
+        </w:rPr>
+        <w:t>μ</w:t>
+      </w:r>
+      <w:r>
+        <w:t>A</w:t>
+      </w:r>
+      <w:r>
+        <w:rPr>
+          <w:vertAlign w:val="subscript"/>
+        </w:rPr>
+        <w:t>ν</w:t>
+      </w:r>
+      <w:r>
+        <w:t>−∂</w:t>
+      </w:r>
+      <w:r>
+        <w:rPr>
+          <w:vertAlign w:val="subscript"/>
+        </w:rPr>
+        <w:t>ν</w:t>
+      </w:r>
+      <w:r>
+        <w:t>A</w:t>
+      </w:r>
+      <w:r>
+        <w:rPr>
+          <w:vertAlign w:val="subscript"/>
+        </w:rPr>
+        <w:t>μ</w:t>
+      </w:r>
+      <w:r>
+        <w:t xml:space="preserve"> (definition, giving the homogeneous pair) and ∂</w:t>
+      </w:r>
+      <w:r>
+        <w:rPr>
+          <w:vertAlign w:val="subscript"/>
+        </w:rPr>
+        <w:t>μ</w:t>
+      </w:r>
+      <w:r>
+        <w:t>F</w:t>
+      </w:r>
+      <w:r>
+        <w:rPr>
+          <w:vertAlign w:val="superscript"/>
+        </w:rPr>
+        <w:t>μν</w:t>
+      </w:r>
+      <w:r>
+        <w:t>=j</w:t>
+      </w:r>
+      <w:r>
+        <w:rPr>
+          <w:vertAlign w:val="superscript"/>
+        </w:rPr>
+        <w:t>ν</w:t>
+      </w:r>
+      <w:r>
+        <w:t xml:space="preserve"> (dynamics, giving the inhomogeneous pair). The four traditional equations (Gauss, no magnetic monopoles, Faraday, Ampère-Maxwell) are exactly the ν=0 and spatial-curl-type components of these two covariant statements, so nothing is lost or added by writing electromagnetism covariantly; the covariant form is simply a repackaging that makes the theory's Lorentz invariance and, in this course's context, its gauge structure and its role as one piece of ℒ</w:t>
+      </w:r>
+      <w:r>
+        <w:rPr>
+          <w:vertAlign w:val="subscript"/>
+        </w:rPr>
+        <w:t>QED</w:t>
+      </w:r>
+      <w:r>
+        <w:t xml:space="preserve"> transparent.</w:t>
       </w:r>
     </w:p>
     <w:p>
@@ -1340,7 +3086,13 @@
         <w:pStyle w:val="Heading2"/>
       </w:pPr>
       <w:r>
-        <w:t>4 Lorentz invariants built from F_μν</w:t>
+        <w:t>4 Lorentz invariants built from F</w:t>
+      </w:r>
+      <w:r>
+        <w:rPr>
+          <w:vertAlign w:val="subscript"/>
+        </w:rPr>
+        <w:t>μν</w:t>
       </w:r>
     </w:p>
     <w:p>
@@ -1425,7 +3177,97 @@
     </w:p>
     <w:p>
       <w:r>
-        <w:t>verified by direct computation (Exercise 9): the sixteen-term sum splits into a piece from the F_0iF^0i and F_i0F^i0 components, each contributing −E², and a piece from the purely spatial F_ijF^ij components, contributing 2B² (each of the three independent magnetic components appears twice, once as F_ij and once as F_ji, with the same sign after squaring). Since F_μνF^μν is built by fully contracting two four-index tensors, it is automatically a Lorentz scalar, unchanged by any boost or rotation, even though E and B individually mix into each other under a boost.</w:t>
+        <w:t>verified by direct computation (Exercise 9): the sixteen-term sum splits into a piece from the F</w:t>
+      </w:r>
+      <w:r>
+        <w:rPr>
+          <w:vertAlign w:val="subscript"/>
+        </w:rPr>
+        <w:t>0i</w:t>
+      </w:r>
+      <w:r>
+        <w:t>F</w:t>
+      </w:r>
+      <w:r>
+        <w:rPr>
+          <w:vertAlign w:val="superscript"/>
+        </w:rPr>
+        <w:t>0i</w:t>
+      </w:r>
+      <w:r>
+        <w:t xml:space="preserve"> and F</w:t>
+      </w:r>
+      <w:r>
+        <w:rPr>
+          <w:vertAlign w:val="subscript"/>
+        </w:rPr>
+        <w:t>i</w:t>
+      </w:r>
+      <w:r>
+        <w:t>0F</w:t>
+      </w:r>
+      <w:r>
+        <w:rPr>
+          <w:vertAlign w:val="superscript"/>
+        </w:rPr>
+        <w:t>i</w:t>
+      </w:r>
+      <w:r>
+        <w:t>0 components, each contributing −E², and a piece from the purely spatial F</w:t>
+      </w:r>
+      <w:r>
+        <w:rPr>
+          <w:vertAlign w:val="subscript"/>
+        </w:rPr>
+        <w:t>ij</w:t>
+      </w:r>
+      <w:r>
+        <w:t>F</w:t>
+      </w:r>
+      <w:r>
+        <w:rPr>
+          <w:vertAlign w:val="superscript"/>
+        </w:rPr>
+        <w:t>ij</w:t>
+      </w:r>
+      <w:r>
+        <w:t xml:space="preserve"> components, contributing 2B² (each of the three independent magnetic components appears twice, once as F</w:t>
+      </w:r>
+      <w:r>
+        <w:rPr>
+          <w:vertAlign w:val="subscript"/>
+        </w:rPr>
+        <w:t>ij</w:t>
+      </w:r>
+      <w:r>
+        <w:t xml:space="preserve"> and once as F</w:t>
+      </w:r>
+      <w:r>
+        <w:rPr>
+          <w:vertAlign w:val="subscript"/>
+        </w:rPr>
+        <w:t>ji</w:t>
+      </w:r>
+      <w:r>
+        <w:t>, with the same sign after squaring). Since F</w:t>
+      </w:r>
+      <w:r>
+        <w:rPr>
+          <w:vertAlign w:val="subscript"/>
+        </w:rPr>
+        <w:t>μν</w:t>
+      </w:r>
+      <w:r>
+        <w:t>F</w:t>
+      </w:r>
+      <w:r>
+        <w:rPr>
+          <w:vertAlign w:val="superscript"/>
+        </w:rPr>
+        <w:t>μν</w:t>
+      </w:r>
+      <w:r>
+        <w:t xml:space="preserve"> is built by fully contracting two four-index tensors, it is automatically a Lorentz scalar, unchanged by any boost or rotation, even though E and B individually mix into each other under a boost.</w:t>
       </w:r>
     </w:p>
     <w:p>
@@ -1438,7 +3280,25 @@
     </w:p>
     <w:p>
       <w:r>
-        <w:t>A second Lorentz scalar can be built using the four-index Levi-Civita symbol ε^μνρσ, totally antisymmetric under exchange of any two indices, normalized by ε^0123=+1. Define the dual tensor</w:t>
+        <w:t>A second Lorentz scalar can be built using the four-index Levi-Civita symbol ε</w:t>
+      </w:r>
+      <w:r>
+        <w:rPr>
+          <w:vertAlign w:val="superscript"/>
+        </w:rPr>
+        <w:t>μνρσ</w:t>
+      </w:r>
+      <w:r>
+        <w:t>, totally antisymmetric under exchange of any two indices, normalized by ε</w:t>
+      </w:r>
+      <w:r>
+        <w:rPr>
+          <w:vertAlign w:val="superscript"/>
+        </w:rPr>
+        <w:t>0123</w:t>
+      </w:r>
+      <w:r>
+        <w:t>=+1. Define the dual tensor</w:t>
       </w:r>
     </w:p>
     <w:p>
@@ -1510,7 +3370,61 @@
     </w:p>
     <w:p>
       <w:r>
-        <w:t>Direct computation (Exercise 12 works through every component) gives F̃^0i=−B_i and F̃^ij equal to the components built from E in the same pattern that F^ij was built from B, so that F̃^μν has the same matrix form as F^μν with E and B interchanged according to E→B, B→−E. Contracting,</w:t>
+        <w:t>Direct computation (Exercise 12 works through every component) gives F̃</w:t>
+      </w:r>
+      <w:r>
+        <w:rPr>
+          <w:vertAlign w:val="superscript"/>
+        </w:rPr>
+        <w:t>0i</w:t>
+      </w:r>
+      <w:r>
+        <w:t>=−B</w:t>
+      </w:r>
+      <w:r>
+        <w:rPr>
+          <w:vertAlign w:val="subscript"/>
+        </w:rPr>
+        <w:t>i</w:t>
+      </w:r>
+      <w:r>
+        <w:t xml:space="preserve"> and F̃</w:t>
+      </w:r>
+      <w:r>
+        <w:rPr>
+          <w:vertAlign w:val="superscript"/>
+        </w:rPr>
+        <w:t>ij</w:t>
+      </w:r>
+      <w:r>
+        <w:t xml:space="preserve"> equal to the components built from E in the same pattern that F</w:t>
+      </w:r>
+      <w:r>
+        <w:rPr>
+          <w:vertAlign w:val="superscript"/>
+        </w:rPr>
+        <w:t>ij</w:t>
+      </w:r>
+      <w:r>
+        <w:t xml:space="preserve"> was built from B, so that F̃</w:t>
+      </w:r>
+      <w:r>
+        <w:rPr>
+          <w:vertAlign w:val="superscript"/>
+        </w:rPr>
+        <w:t>μν</w:t>
+      </w:r>
+      <w:r>
+        <w:t xml:space="preserve"> has the same matrix form as F</w:t>
+      </w:r>
+      <w:r>
+        <w:rPr>
+          <w:vertAlign w:val="superscript"/>
+        </w:rPr>
+        <w:t>μν</w:t>
+      </w:r>
+      <w:r>
+        <w:t xml:space="preserve"> with E and B interchanged according to E→B, B→−E. Contracting,</w:t>
       </w:r>
     </w:p>
     <w:p>
@@ -1570,7 +3484,25 @@
     </w:p>
     <w:p>
       <w:r>
-        <w:t>again a Lorentz scalar, since it is built the same way as Section 4.1's invariant, from a full contraction of tensor indices, with the additional fully antisymmetric ε^μνρσ itself a fixed, frame-independent object (up to the overall orientation convention fixed once and for all by ε^0123=+1).</w:t>
+        <w:t>again a Lorentz scalar, since it is built the same way as Section 4.1's invariant, from a full contraction of tensor indices, with the additional fully antisymmetric ε</w:t>
+      </w:r>
+      <w:r>
+        <w:rPr>
+          <w:vertAlign w:val="superscript"/>
+        </w:rPr>
+        <w:t>μνρσ</w:t>
+      </w:r>
+      <w:r>
+        <w:t xml:space="preserve"> itself a fixed, frame-independent object (up to the overall orientation convention fixed once and for all by ε</w:t>
+      </w:r>
+      <w:r>
+        <w:rPr>
+          <w:vertAlign w:val="superscript"/>
+        </w:rPr>
+        <w:t>0123</w:t>
+      </w:r>
+      <w:r>
+        <w:t>=+1).</w:t>
       </w:r>
     </w:p>
     <w:p>
@@ -1583,7 +3515,16 @@
     </w:p>
     <w:p>
       <w:r>
-        <w:t>E²−B² and E·B are the only two independent combinations of the six numbers in F_μν that do not change under a boost. A consequence, worked out in Exercise 15, is that a configuration with E·B=0 and E²=B² in one frame — an electromagnetic plane wave, with E and B equal in magnitude and perpendicular to each other — has E·B=0 and E²=B² in every frame; a boost can change the wave's frequency (Lesson 7's Doppler-type reasoning) and can mix E and B into new combinations, but it cannot turn a wave with E=B into one with E≠B, and it cannot introduce a nonzero E·B where none existed. The two invariants are, in this sense, exactly the frame-independent content of the field, everything else being a matter of how a given observer happens to be moving.</w:t>
+        <w:t>E²−B² and E·B are the only two independent combinations of the six numbers in F</w:t>
+      </w:r>
+      <w:r>
+        <w:rPr>
+          <w:vertAlign w:val="subscript"/>
+        </w:rPr>
+        <w:t>μν</w:t>
+      </w:r>
+      <w:r>
+        <w:t xml:space="preserve"> that do not change under a boost. A consequence, worked out in Exercise 15, is that a configuration with E·B=0 and E²=B² in one frame — an electromagnetic plane wave, with E and B equal in magnitude and perpendicular to each other — has E·B=0 and E²=B² in every frame; a boost can change the wave's frequency (Lesson 7's Doppler-type reasoning) and can mix E and B into new combinations, but it cannot turn a wave with E=B into one with E≠B, and it cannot introduce a nonzero E·B where none existed. The two invariants are, in this sense, exactly the frame-independent content of the field, everything else being a matter of how a given observer happens to be moving.</w:t>
       </w:r>
     </w:p>
     <w:p>
@@ -1597,7 +3538,151 @@
     </w:p>
     <w:p>
       <w:r>
-        <w:t>For a purely electrostatic configuration in some frame, with B=0 and E≠0 everywhere, state what F_μνF^μν and F_μνF̃^μν evaluate to, and what this implies about whether some other frame could see a purely magnetostatic configuration (E=0, B≠0) instead. With B=0, F_μνF^μν=2(0−E²)=−2E²&lt;0 and F_μνF̃^μν=−4E·0=0. A purely magnetostatic configuration would instead have F_μνF^μν=2(B²−0)=+2B²&gt;0; since F_μνF^μν is the same number in every frame, a configuration with F_μνF^μν&lt;0 in one frame has F_μνF^μν&lt;0 in every frame, so no boost can turn a purely electric configuration into a purely magnetic one (though a boost can certainly introduce some nonzero B alongside a nonzero E, as long as E²−B² stays positive throughout).</w:t>
+        <w:t>For a purely electrostatic configuration in some frame, with B=0 and E≠0 everywhere, state what F</w:t>
+      </w:r>
+      <w:r>
+        <w:rPr>
+          <w:vertAlign w:val="subscript"/>
+        </w:rPr>
+        <w:t>μν</w:t>
+      </w:r>
+      <w:r>
+        <w:t>F</w:t>
+      </w:r>
+      <w:r>
+        <w:rPr>
+          <w:vertAlign w:val="superscript"/>
+        </w:rPr>
+        <w:t>μν</w:t>
+      </w:r>
+      <w:r>
+        <w:t xml:space="preserve"> and F</w:t>
+      </w:r>
+      <w:r>
+        <w:rPr>
+          <w:vertAlign w:val="subscript"/>
+        </w:rPr>
+        <w:t>μν</w:t>
+      </w:r>
+      <w:r>
+        <w:t>F̃</w:t>
+      </w:r>
+      <w:r>
+        <w:rPr>
+          <w:vertAlign w:val="superscript"/>
+        </w:rPr>
+        <w:t>μν</w:t>
+      </w:r>
+      <w:r>
+        <w:t xml:space="preserve"> evaluate to, and what this implies about whether some other frame could see a purely magnetostatic configuration (E=0, B≠0) instead. With B=0, F</w:t>
+      </w:r>
+      <w:r>
+        <w:rPr>
+          <w:vertAlign w:val="subscript"/>
+        </w:rPr>
+        <w:t>μν</w:t>
+      </w:r>
+      <w:r>
+        <w:t>F</w:t>
+      </w:r>
+      <w:r>
+        <w:rPr>
+          <w:vertAlign w:val="superscript"/>
+        </w:rPr>
+        <w:t>μν</w:t>
+      </w:r>
+      <w:r>
+        <w:t>=2(0−E²)=−2E²&lt;0 and F</w:t>
+      </w:r>
+      <w:r>
+        <w:rPr>
+          <w:vertAlign w:val="subscript"/>
+        </w:rPr>
+        <w:t>μν</w:t>
+      </w:r>
+      <w:r>
+        <w:t>F̃</w:t>
+      </w:r>
+      <w:r>
+        <w:rPr>
+          <w:vertAlign w:val="superscript"/>
+        </w:rPr>
+        <w:t>μν</w:t>
+      </w:r>
+      <w:r>
+        <w:t>=−4E·0=0. A purely magnetostatic configuration would instead have F</w:t>
+      </w:r>
+      <w:r>
+        <w:rPr>
+          <w:vertAlign w:val="subscript"/>
+        </w:rPr>
+        <w:t>μν</w:t>
+      </w:r>
+      <w:r>
+        <w:t>F</w:t>
+      </w:r>
+      <w:r>
+        <w:rPr>
+          <w:vertAlign w:val="superscript"/>
+        </w:rPr>
+        <w:t>μν</w:t>
+      </w:r>
+      <w:r>
+        <w:t>=2(B²−0)=+2B²&gt;0; since F</w:t>
+      </w:r>
+      <w:r>
+        <w:rPr>
+          <w:vertAlign w:val="subscript"/>
+        </w:rPr>
+        <w:t>μν</w:t>
+      </w:r>
+      <w:r>
+        <w:t>F</w:t>
+      </w:r>
+      <w:r>
+        <w:rPr>
+          <w:vertAlign w:val="superscript"/>
+        </w:rPr>
+        <w:t>μν</w:t>
+      </w:r>
+      <w:r>
+        <w:t xml:space="preserve"> is the same number in every frame, a configuration with F</w:t>
+      </w:r>
+      <w:r>
+        <w:rPr>
+          <w:vertAlign w:val="subscript"/>
+        </w:rPr>
+        <w:t>μν</w:t>
+      </w:r>
+      <w:r>
+        <w:t>F</w:t>
+      </w:r>
+      <w:r>
+        <w:rPr>
+          <w:vertAlign w:val="superscript"/>
+        </w:rPr>
+        <w:t>μν</w:t>
+      </w:r>
+      <w:r>
+        <w:t>&lt;0 in one frame has F</w:t>
+      </w:r>
+      <w:r>
+        <w:rPr>
+          <w:vertAlign w:val="subscript"/>
+        </w:rPr>
+        <w:t>μν</w:t>
+      </w:r>
+      <w:r>
+        <w:t>F</w:t>
+      </w:r>
+      <w:r>
+        <w:rPr>
+          <w:vertAlign w:val="superscript"/>
+        </w:rPr>
+        <w:t>μν</w:t>
+      </w:r>
+      <w:r>
+        <w:t>&lt;0 in every frame, so no boost can turn a purely electric configuration into a purely magnetic one (though a boost can certainly introduce some nonzero B alongside a nonzero E, as long as E²−B² stays positive throughout).</w:t>
       </w:r>
     </w:p>
     <w:p>
@@ -1718,7 +3803,61 @@
           </w:tcPr>
           <w:p>
             <w:r>
-              <w:t>∂_λF_μν+∂_μF_νλ+∂_νF_λμ=0 (kinematic identity)</w:t>
+              <w:t>∂</w:t>
+            </w:r>
+            <w:r>
+              <w:rPr>
+                <w:vertAlign w:val="subscript"/>
+              </w:rPr>
+              <w:t>λ</w:t>
+            </w:r>
+            <w:r>
+              <w:t>F</w:t>
+            </w:r>
+            <w:r>
+              <w:rPr>
+                <w:vertAlign w:val="subscript"/>
+              </w:rPr>
+              <w:t>μν</w:t>
+            </w:r>
+            <w:r>
+              <w:t>+∂</w:t>
+            </w:r>
+            <w:r>
+              <w:rPr>
+                <w:vertAlign w:val="subscript"/>
+              </w:rPr>
+              <w:t>μ</w:t>
+            </w:r>
+            <w:r>
+              <w:t>F</w:t>
+            </w:r>
+            <w:r>
+              <w:rPr>
+                <w:vertAlign w:val="subscript"/>
+              </w:rPr>
+              <w:t>νλ</w:t>
+            </w:r>
+            <w:r>
+              <w:t>+∂</w:t>
+            </w:r>
+            <w:r>
+              <w:rPr>
+                <w:vertAlign w:val="subscript"/>
+              </w:rPr>
+              <w:t>ν</w:t>
+            </w:r>
+            <w:r>
+              <w:t>F</w:t>
+            </w:r>
+            <w:r>
+              <w:rPr>
+                <w:vertAlign w:val="subscript"/>
+              </w:rPr>
+              <w:t>λμ</w:t>
+            </w:r>
+            <w:r>
+              <w:t>=0 (kinematic identity)</w:t>
             </w:r>
           </w:p>
         </w:tc>
@@ -1736,7 +3875,16 @@
           </w:tcPr>
           <w:p>
             <w:r>
-              <w:t>Reproduces ∇·B=0 and Faraday's law with no reference to ℒ_QED at all</w:t>
+              <w:t>Reproduces ∇·B=0 and Faraday's law with no reference to ℒ</w:t>
+            </w:r>
+            <w:r>
+              <w:rPr>
+                <w:vertAlign w:val="subscript"/>
+              </w:rPr>
+              <w:t>QED</w:t>
+            </w:r>
+            <w:r>
+              <w:t xml:space="preserve"> at all</w:t>
             </w:r>
           </w:p>
         </w:tc>
@@ -1755,7 +3903,34 @@
           </w:tcPr>
           <w:p>
             <w:r>
-              <w:t>∂_μF^μν=j^ν (dynamical, from Lesson 42)</w:t>
+              <w:t>∂</w:t>
+            </w:r>
+            <w:r>
+              <w:rPr>
+                <w:vertAlign w:val="subscript"/>
+              </w:rPr>
+              <w:t>μ</w:t>
+            </w:r>
+            <w:r>
+              <w:t>F</w:t>
+            </w:r>
+            <w:r>
+              <w:rPr>
+                <w:vertAlign w:val="superscript"/>
+              </w:rPr>
+              <w:t>μν</w:t>
+            </w:r>
+            <w:r>
+              <w:t>=j</w:t>
+            </w:r>
+            <w:r>
+              <w:rPr>
+                <w:vertAlign w:val="superscript"/>
+              </w:rPr>
+              <w:t>ν</w:t>
+            </w:r>
+            <w:r>
+              <w:t xml:space="preserve"> (dynamical, from Lesson 42)</w:t>
             </w:r>
           </w:p>
         </w:tc>
@@ -1792,7 +3967,25 @@
           </w:tcPr>
           <w:p>
             <w:r>
-              <w:t>F_μνF^μν=2(B²−E²)</w:t>
+              <w:t>F</w:t>
+            </w:r>
+            <w:r>
+              <w:rPr>
+                <w:vertAlign w:val="subscript"/>
+              </w:rPr>
+              <w:t>μν</w:t>
+            </w:r>
+            <w:r>
+              <w:t>F</w:t>
+            </w:r>
+            <w:r>
+              <w:rPr>
+                <w:vertAlign w:val="superscript"/>
+              </w:rPr>
+              <w:t>μν</w:t>
+            </w:r>
+            <w:r>
+              <w:t>=2(B²−E²)</w:t>
             </w:r>
           </w:p>
         </w:tc>
@@ -1810,7 +4003,34 @@
           </w:tcPr>
           <w:p>
             <w:r>
-              <w:t>The only Lorentz scalar quadratic in F_μν with no extra structure; relevant to any Lagrangian built from F_μν alone, including ℒ_QED's own kinetic term</w:t>
+              <w:t>The only Lorentz scalar quadratic in F</w:t>
+            </w:r>
+            <w:r>
+              <w:rPr>
+                <w:vertAlign w:val="subscript"/>
+              </w:rPr>
+              <w:t>μν</w:t>
+            </w:r>
+            <w:r>
+              <w:t xml:space="preserve"> with no extra structure; relevant to any Lagrangian built from F</w:t>
+            </w:r>
+            <w:r>
+              <w:rPr>
+                <w:vertAlign w:val="subscript"/>
+              </w:rPr>
+              <w:t>μν</w:t>
+            </w:r>
+            <w:r>
+              <w:t xml:space="preserve"> alone, including ℒ</w:t>
+            </w:r>
+            <w:r>
+              <w:rPr>
+                <w:vertAlign w:val="subscript"/>
+              </w:rPr>
+              <w:t>QED</w:t>
+            </w:r>
+            <w:r>
+              <w:t>'s own kinetic term</w:t>
             </w:r>
           </w:p>
         </w:tc>
@@ -1829,7 +4049,25 @@
           </w:tcPr>
           <w:p>
             <w:r>
-              <w:t>F_μνF̃^μν=−4E·B</w:t>
+              <w:t>F</w:t>
+            </w:r>
+            <w:r>
+              <w:rPr>
+                <w:vertAlign w:val="subscript"/>
+              </w:rPr>
+              <w:t>μν</w:t>
+            </w:r>
+            <w:r>
+              <w:t>F̃</w:t>
+            </w:r>
+            <w:r>
+              <w:rPr>
+                <w:vertAlign w:val="superscript"/>
+              </w:rPr>
+              <w:t>μν</w:t>
+            </w:r>
+            <w:r>
+              <w:t>=−4E·B</w:t>
             </w:r>
           </w:p>
         </w:tc>
@@ -1846,7 +4084,16 @@
           </w:tcPr>
           <w:p>
             <w:r>
-              <w:t>The second independent invariant, involving the four-index Levi-Civita symbol; not part of ℒ_QED itself in this course, but a standard tool for characterizing field configurations</w:t>
+              <w:t>The second independent invariant, involving the four-index Levi-Civita symbol; not part of ℒ</w:t>
+            </w:r>
+            <w:r>
+              <w:rPr>
+                <w:vertAlign w:val="subscript"/>
+              </w:rPr>
+              <w:t>QED</w:t>
+            </w:r>
+            <w:r>
+              <w:t xml:space="preserve"> itself in this course, but a standard tool for characterizing field configurations</w:t>
             </w:r>
           </w:p>
         </w:tc>
@@ -1874,7 +4121,61 @@
         </w:numPr>
       </w:pPr>
       <w:r>
-        <w:t>F_μν's sixteen components reduce, via F_0i=E_i and F_ij=−ε_ijkB_k, to six independent numbers, the components of E and B.</w:t>
+        <w:t>F</w:t>
+      </w:r>
+      <w:r>
+        <w:rPr>
+          <w:vertAlign w:val="subscript"/>
+        </w:rPr>
+        <w:t>μν</w:t>
+      </w:r>
+      <w:r>
+        <w:t>'s sixteen components reduce, via F</w:t>
+      </w:r>
+      <w:r>
+        <w:rPr>
+          <w:vertAlign w:val="subscript"/>
+        </w:rPr>
+        <w:t>0i</w:t>
+      </w:r>
+      <w:r>
+        <w:t>=E</w:t>
+      </w:r>
+      <w:r>
+        <w:rPr>
+          <w:vertAlign w:val="subscript"/>
+        </w:rPr>
+        <w:t>i</w:t>
+      </w:r>
+      <w:r>
+        <w:t xml:space="preserve"> and F</w:t>
+      </w:r>
+      <w:r>
+        <w:rPr>
+          <w:vertAlign w:val="subscript"/>
+        </w:rPr>
+        <w:t>ij</w:t>
+      </w:r>
+      <w:r>
+        <w:t>=−ε</w:t>
+      </w:r>
+      <w:r>
+        <w:rPr>
+          <w:vertAlign w:val="subscript"/>
+        </w:rPr>
+        <w:t>ijk</w:t>
+      </w:r>
+      <w:r>
+        <w:t>B</w:t>
+      </w:r>
+      <w:r>
+        <w:rPr>
+          <w:vertAlign w:val="subscript"/>
+        </w:rPr>
+        <w:t>k</w:t>
+      </w:r>
+      <w:r>
+        <w:t>, to six independent numbers, the components of E and B.</w:t>
       </w:r>
     </w:p>
     <w:p>
@@ -1886,7 +4187,70 @@
         </w:numPr>
       </w:pPr>
       <w:r>
-        <w:t>The identity ∂_λF_μν+∂_μF_νλ+∂_νF_λμ=0 holds for any F_μν built from a potential, with no reference to dynamics, and reproduces ∇·B=0 and Faraday's law.</w:t>
+        <w:t>The identity ∂</w:t>
+      </w:r>
+      <w:r>
+        <w:rPr>
+          <w:vertAlign w:val="subscript"/>
+        </w:rPr>
+        <w:t>λ</w:t>
+      </w:r>
+      <w:r>
+        <w:t>F</w:t>
+      </w:r>
+      <w:r>
+        <w:rPr>
+          <w:vertAlign w:val="subscript"/>
+        </w:rPr>
+        <w:t>μν</w:t>
+      </w:r>
+      <w:r>
+        <w:t>+∂</w:t>
+      </w:r>
+      <w:r>
+        <w:rPr>
+          <w:vertAlign w:val="subscript"/>
+        </w:rPr>
+        <w:t>μ</w:t>
+      </w:r>
+      <w:r>
+        <w:t>F</w:t>
+      </w:r>
+      <w:r>
+        <w:rPr>
+          <w:vertAlign w:val="subscript"/>
+        </w:rPr>
+        <w:t>νλ</w:t>
+      </w:r>
+      <w:r>
+        <w:t>+∂</w:t>
+      </w:r>
+      <w:r>
+        <w:rPr>
+          <w:vertAlign w:val="subscript"/>
+        </w:rPr>
+        <w:t>ν</w:t>
+      </w:r>
+      <w:r>
+        <w:t>F</w:t>
+      </w:r>
+      <w:r>
+        <w:rPr>
+          <w:vertAlign w:val="subscript"/>
+        </w:rPr>
+        <w:t>λμ</w:t>
+      </w:r>
+      <w:r>
+        <w:t>=0 holds for any F</w:t>
+      </w:r>
+      <w:r>
+        <w:rPr>
+          <w:vertAlign w:val="subscript"/>
+        </w:rPr>
+        <w:t>μν</w:t>
+      </w:r>
+      <w:r>
+        <w:t xml:space="preserve"> built from a potential, with no reference to dynamics, and reproduces ∇·B=0 and Faraday's law.</w:t>
       </w:r>
     </w:p>
     <w:p>
@@ -1898,7 +4262,34 @@
         </w:numPr>
       </w:pPr>
       <w:r>
-        <w:t>∂_μF^μν=j^ν, Lesson 42's dynamical result, reproduces Gauss's law (ν=0) and the Ampère-Maxwell law (ν=i), including the displacement-current term automatically.</w:t>
+        <w:t>∂</w:t>
+      </w:r>
+      <w:r>
+        <w:rPr>
+          <w:vertAlign w:val="subscript"/>
+        </w:rPr>
+        <w:t>μ</w:t>
+      </w:r>
+      <w:r>
+        <w:t>F</w:t>
+      </w:r>
+      <w:r>
+        <w:rPr>
+          <w:vertAlign w:val="superscript"/>
+        </w:rPr>
+        <w:t>μν</w:t>
+      </w:r>
+      <w:r>
+        <w:t>=j</w:t>
+      </w:r>
+      <w:r>
+        <w:rPr>
+          <w:vertAlign w:val="superscript"/>
+        </w:rPr>
+        <w:t>ν</w:t>
+      </w:r>
+      <w:r>
+        <w:t>, Lesson 42's dynamical result, reproduces Gauss's law (ν=0) and the Ampère-Maxwell law (ν=i), including the displacement-current term automatically.</w:t>
       </w:r>
     </w:p>
     <w:p>
@@ -1910,7 +4301,43 @@
         </w:numPr>
       </w:pPr>
       <w:r>
-        <w:t>F_μνF^μν=2(B²−E²) is a Lorentz scalar, computed directly from the matrix components of F_μν and F^μν.</w:t>
+        <w:t>F</w:t>
+      </w:r>
+      <w:r>
+        <w:rPr>
+          <w:vertAlign w:val="subscript"/>
+        </w:rPr>
+        <w:t>μν</w:t>
+      </w:r>
+      <w:r>
+        <w:t>F</w:t>
+      </w:r>
+      <w:r>
+        <w:rPr>
+          <w:vertAlign w:val="superscript"/>
+        </w:rPr>
+        <w:t>μν</w:t>
+      </w:r>
+      <w:r>
+        <w:t>=2(B²−E²) is a Lorentz scalar, computed directly from the matrix components of F</w:t>
+      </w:r>
+      <w:r>
+        <w:rPr>
+          <w:vertAlign w:val="subscript"/>
+        </w:rPr>
+        <w:t>μν</w:t>
+      </w:r>
+      <w:r>
+        <w:t xml:space="preserve"> and F</w:t>
+      </w:r>
+      <w:r>
+        <w:rPr>
+          <w:vertAlign w:val="superscript"/>
+        </w:rPr>
+        <w:t>μν</w:t>
+      </w:r>
+      <w:r>
+        <w:t>.</w:t>
       </w:r>
     </w:p>
     <w:p>
@@ -1922,7 +4349,52 @@
         </w:numPr>
       </w:pPr>
       <w:r>
-        <w:t>A second invariant, F_μνF̃^μν=−4E·B, is built using the dual tensor F̃^μν=(1/2)ε^μνρσF_ρσ.</w:t>
+        <w:t>A second invariant, F</w:t>
+      </w:r>
+      <w:r>
+        <w:rPr>
+          <w:vertAlign w:val="subscript"/>
+        </w:rPr>
+        <w:t>μν</w:t>
+      </w:r>
+      <w:r>
+        <w:t>F̃</w:t>
+      </w:r>
+      <w:r>
+        <w:rPr>
+          <w:vertAlign w:val="superscript"/>
+        </w:rPr>
+        <w:t>μν</w:t>
+      </w:r>
+      <w:r>
+        <w:t>=−4E·B, is built using the dual tensor F̃</w:t>
+      </w:r>
+      <w:r>
+        <w:rPr>
+          <w:vertAlign w:val="superscript"/>
+        </w:rPr>
+        <w:t>μν</w:t>
+      </w:r>
+      <w:r>
+        <w:t>=(1/2)ε</w:t>
+      </w:r>
+      <w:r>
+        <w:rPr>
+          <w:vertAlign w:val="superscript"/>
+        </w:rPr>
+        <w:t>μνρσ</w:t>
+      </w:r>
+      <w:r>
+        <w:t>F</w:t>
+      </w:r>
+      <w:r>
+        <w:rPr>
+          <w:vertAlign w:val="subscript"/>
+        </w:rPr>
+        <w:t>ρσ</w:t>
+      </w:r>
+      <w:r>
+        <w:t>.</w:t>
       </w:r>
     </w:p>
     <w:p>
@@ -1946,7 +4418,25 @@
         </w:numPr>
       </w:pPr>
       <w:r>
-        <w:t>The homogeneous Maxwell equations are kinematic (built into F_μν's definition); the inhomogeneous equations are dynamical (derived from ℒ_QED in Lesson 42).</w:t>
+        <w:t>The homogeneous Maxwell equations are kinematic (built into F</w:t>
+      </w:r>
+      <w:r>
+        <w:rPr>
+          <w:vertAlign w:val="subscript"/>
+        </w:rPr>
+        <w:t>μν</w:t>
+      </w:r>
+      <w:r>
+        <w:t>'s definition); the inhomogeneous equations are dynamical (derived from ℒ</w:t>
+      </w:r>
+      <w:r>
+        <w:rPr>
+          <w:vertAlign w:val="subscript"/>
+        </w:rPr>
+        <w:t>QED</w:t>
+      </w:r>
+      <w:r>
+        <w:t xml:space="preserve"> in Lesson 42).</w:t>
       </w:r>
     </w:p>
     <w:p>
@@ -2047,7 +4537,94 @@
           </w:tcPr>
           <w:p>
             <w:r>
-              <w:t>Verify F_21=B_z, F_13=B_y, and F_32=B_x from F_ij=−ε_ijkB_k, extending Worked example 1's method to each.</w:t>
+              <w:rPr>
+                <w:b/>
+              </w:rPr>
+              <w:t>Core.</w:t>
+            </w:r>
+            <w:r>
+              <w:t xml:space="preserve"> Verify F</w:t>
+            </w:r>
+            <w:r>
+              <w:rPr>
+                <w:vertAlign w:val="subscript"/>
+              </w:rPr>
+              <w:t>21</w:t>
+            </w:r>
+            <w:r>
+              <w:t>=B</w:t>
+            </w:r>
+            <w:r>
+              <w:rPr>
+                <w:vertAlign w:val="subscript"/>
+              </w:rPr>
+              <w:t>z</w:t>
+            </w:r>
+            <w:r>
+              <w:t>, F</w:t>
+            </w:r>
+            <w:r>
+              <w:rPr>
+                <w:vertAlign w:val="subscript"/>
+              </w:rPr>
+              <w:t>13</w:t>
+            </w:r>
+            <w:r>
+              <w:t>=B</w:t>
+            </w:r>
+            <w:r>
+              <w:rPr>
+                <w:vertAlign w:val="subscript"/>
+              </w:rPr>
+              <w:t>y</w:t>
+            </w:r>
+            <w:r>
+              <w:t>, and F</w:t>
+            </w:r>
+            <w:r>
+              <w:rPr>
+                <w:vertAlign w:val="subscript"/>
+              </w:rPr>
+              <w:t>32</w:t>
+            </w:r>
+            <w:r>
+              <w:t>=B</w:t>
+            </w:r>
+            <w:r>
+              <w:rPr>
+                <w:vertAlign w:val="subscript"/>
+              </w:rPr>
+              <w:t>x</w:t>
+            </w:r>
+            <w:r>
+              <w:t xml:space="preserve"> from F</w:t>
+            </w:r>
+            <w:r>
+              <w:rPr>
+                <w:vertAlign w:val="subscript"/>
+              </w:rPr>
+              <w:t>ij</w:t>
+            </w:r>
+            <w:r>
+              <w:t>=−ε</w:t>
+            </w:r>
+            <w:r>
+              <w:rPr>
+                <w:vertAlign w:val="subscript"/>
+              </w:rPr>
+              <w:t>ijk</w:t>
+            </w:r>
+            <w:r>
+              <w:t>B</w:t>
+            </w:r>
+            <w:r>
+              <w:rPr>
+                <w:vertAlign w:val="subscript"/>
+              </w:rPr>
+              <w:t>k</w:t>
+            </w:r>
+            <w:r>
+              <w:t>, extending Worked example 1's method to each.</w:t>
             </w:r>
           </w:p>
         </w:tc>
@@ -2085,7 +4662,85 @@
           </w:tcPr>
           <w:p>
             <w:r>
-              <w:t>Confirm F^0i=−E_i and F^i0=E_i by explicitly raising the indices of F_0i=E_i and F_i0=−E_i using the metric diag(+,−,−,−).</w:t>
+              <w:rPr>
+                <w:b/>
+              </w:rPr>
+              <w:t>Core.</w:t>
+            </w:r>
+            <w:r>
+              <w:t xml:space="preserve"> Confirm F</w:t>
+            </w:r>
+            <w:r>
+              <w:rPr>
+                <w:vertAlign w:val="superscript"/>
+              </w:rPr>
+              <w:t>0i</w:t>
+            </w:r>
+            <w:r>
+              <w:t>=−E</w:t>
+            </w:r>
+            <w:r>
+              <w:rPr>
+                <w:vertAlign w:val="subscript"/>
+              </w:rPr>
+              <w:t>i</w:t>
+            </w:r>
+            <w:r>
+              <w:t xml:space="preserve"> and F</w:t>
+            </w:r>
+            <w:r>
+              <w:rPr>
+                <w:vertAlign w:val="superscript"/>
+              </w:rPr>
+              <w:t>i</w:t>
+            </w:r>
+            <w:r>
+              <w:t>0=E</w:t>
+            </w:r>
+            <w:r>
+              <w:rPr>
+                <w:vertAlign w:val="subscript"/>
+              </w:rPr>
+              <w:t>i</w:t>
+            </w:r>
+            <w:r>
+              <w:t xml:space="preserve"> by explicitly raising the indices of F</w:t>
+            </w:r>
+            <w:r>
+              <w:rPr>
+                <w:vertAlign w:val="subscript"/>
+              </w:rPr>
+              <w:t>0i</w:t>
+            </w:r>
+            <w:r>
+              <w:t>=E</w:t>
+            </w:r>
+            <w:r>
+              <w:rPr>
+                <w:vertAlign w:val="subscript"/>
+              </w:rPr>
+              <w:t>i</w:t>
+            </w:r>
+            <w:r>
+              <w:t xml:space="preserve"> and F</w:t>
+            </w:r>
+            <w:r>
+              <w:rPr>
+                <w:vertAlign w:val="subscript"/>
+              </w:rPr>
+              <w:t>i</w:t>
+            </w:r>
+            <w:r>
+              <w:t>0=−E</w:t>
+            </w:r>
+            <w:r>
+              <w:rPr>
+                <w:vertAlign w:val="subscript"/>
+              </w:rPr>
+              <w:t>i</w:t>
+            </w:r>
+            <w:r>
+              <w:t xml:space="preserve"> using the metric diag(+,−,−,−).</w:t>
             </w:r>
           </w:p>
         </w:tc>
@@ -2121,7 +4776,49 @@
           </w:tcPr>
           <w:p>
             <w:r>
-              <w:t>State why F^ij=F_ij (no sign change) while F^0i=−F_0i, using the general rule for how each type of index raises under this metric.</w:t>
+              <w:rPr>
+                <w:b/>
+              </w:rPr>
+              <w:t>Core.</w:t>
+            </w:r>
+            <w:r>
+              <w:t xml:space="preserve"> State why F</w:t>
+            </w:r>
+            <w:r>
+              <w:rPr>
+                <w:vertAlign w:val="superscript"/>
+              </w:rPr>
+              <w:t>ij</w:t>
+            </w:r>
+            <w:r>
+              <w:t>=F</w:t>
+            </w:r>
+            <w:r>
+              <w:rPr>
+                <w:vertAlign w:val="subscript"/>
+              </w:rPr>
+              <w:t>ij</w:t>
+            </w:r>
+            <w:r>
+              <w:t xml:space="preserve"> (no sign change) while F</w:t>
+            </w:r>
+            <w:r>
+              <w:rPr>
+                <w:vertAlign w:val="superscript"/>
+              </w:rPr>
+              <w:t>0i</w:t>
+            </w:r>
+            <w:r>
+              <w:t>=−F</w:t>
+            </w:r>
+            <w:r>
+              <w:rPr>
+                <w:vertAlign w:val="subscript"/>
+              </w:rPr>
+              <w:t>0i</w:t>
+            </w:r>
+            <w:r>
+              <w:t>, using the general rule for how each type of index raises under this metric.</w:t>
             </w:r>
           </w:p>
         </w:tc>
@@ -2159,7 +4856,22 @@
           </w:tcPr>
           <w:p>
             <w:r>
-              <w:t>Count the number of independent nonzero entries in the F_μν matrix directly by inspection, and confirm it equals six, matching Section 1.2.</w:t>
+              <w:rPr>
+                <w:b/>
+              </w:rPr>
+              <w:t>Core.</w:t>
+            </w:r>
+            <w:r>
+              <w:t xml:space="preserve"> Count the number of independent nonzero entries in the F</w:t>
+            </w:r>
+            <w:r>
+              <w:rPr>
+                <w:vertAlign w:val="subscript"/>
+              </w:rPr>
+              <w:t>μν</w:t>
+            </w:r>
+            <w:r>
+              <w:t xml:space="preserve"> matrix directly by inspection, and confirm it equals six, matching Section 1.2.</w:t>
             </w:r>
           </w:p>
         </w:tc>
@@ -2195,7 +4907,40 @@
           </w:tcPr>
           <w:p>
             <w:r>
-              <w:t>Explain briefly why F_μν's six components are gauge invariant (state which earlier lesson established this) even though A_μ, from which F_μν is built, is not.</w:t>
+              <w:rPr>
+                <w:b/>
+              </w:rPr>
+              <w:t>Core.</w:t>
+            </w:r>
+            <w:r>
+              <w:t xml:space="preserve"> Explain briefly why F</w:t>
+            </w:r>
+            <w:r>
+              <w:rPr>
+                <w:vertAlign w:val="subscript"/>
+              </w:rPr>
+              <w:t>μν</w:t>
+            </w:r>
+            <w:r>
+              <w:t>'s six components are gauge invariant (state which earlier lesson established this) even though A</w:t>
+            </w:r>
+            <w:r>
+              <w:rPr>
+                <w:vertAlign w:val="subscript"/>
+              </w:rPr>
+              <w:t>μ</w:t>
+            </w:r>
+            <w:r>
+              <w:t>, from which F</w:t>
+            </w:r>
+            <w:r>
+              <w:rPr>
+                <w:vertAlign w:val="subscript"/>
+              </w:rPr>
+              <w:t>μν</w:t>
+            </w:r>
+            <w:r>
+              <w:t xml:space="preserve"> is built, is not.</w:t>
             </w:r>
           </w:p>
         </w:tc>
@@ -2233,7 +4978,76 @@
           </w:tcPr>
           <w:p>
             <w:r>
-              <w:t>Write out F_μν=∂_μA_ν−∂_νA_μ explicitly in matrix form for a purely time-independent, purely electric configuration (A_i=0, A_0=φ(x) only) and verify it matches the E-only entries of Section 1.1's general matrix with B=0.</w:t>
+              <w:rPr>
+                <w:b/>
+              </w:rPr>
+              <w:t>Core.</w:t>
+            </w:r>
+            <w:r>
+              <w:t xml:space="preserve"> Write out F</w:t>
+            </w:r>
+            <w:r>
+              <w:rPr>
+                <w:vertAlign w:val="subscript"/>
+              </w:rPr>
+              <w:t>μν</w:t>
+            </w:r>
+            <w:r>
+              <w:t>=∂</w:t>
+            </w:r>
+            <w:r>
+              <w:rPr>
+                <w:vertAlign w:val="subscript"/>
+              </w:rPr>
+              <w:t>μ</w:t>
+            </w:r>
+            <w:r>
+              <w:t>A</w:t>
+            </w:r>
+            <w:r>
+              <w:rPr>
+                <w:vertAlign w:val="subscript"/>
+              </w:rPr>
+              <w:t>ν</w:t>
+            </w:r>
+            <w:r>
+              <w:t>−∂</w:t>
+            </w:r>
+            <w:r>
+              <w:rPr>
+                <w:vertAlign w:val="subscript"/>
+              </w:rPr>
+              <w:t>ν</w:t>
+            </w:r>
+            <w:r>
+              <w:t>A</w:t>
+            </w:r>
+            <w:r>
+              <w:rPr>
+                <w:vertAlign w:val="subscript"/>
+              </w:rPr>
+              <w:t>μ</w:t>
+            </w:r>
+            <w:r>
+              <w:t xml:space="preserve"> explicitly in matrix form for a purely time-independent, purely electric configuration (A</w:t>
+            </w:r>
+            <w:r>
+              <w:rPr>
+                <w:vertAlign w:val="subscript"/>
+              </w:rPr>
+              <w:t>i</w:t>
+            </w:r>
+            <w:r>
+              <w:t>=0, A</w:t>
+            </w:r>
+            <w:r>
+              <w:rPr>
+                <w:vertAlign w:val="subscript"/>
+              </w:rPr>
+              <w:t>0</w:t>
+            </w:r>
+            <w:r>
+              <w:t>=φ(x) only) and verify it matches the E-only entries of Section 1.1's general matrix with B=0.</w:t>
             </w:r>
           </w:p>
         </w:tc>
@@ -2269,7 +5083,76 @@
           </w:tcPr>
           <w:p>
             <w:r>
-              <w:t>Expand ∂_λF_μν+∂_μF_νλ+∂_νF_λμ in terms of A_μ and show explicitly that every one of the six resulting terms cancels against another, confirming the identity of Section 2.1.</w:t>
+              <w:rPr>
+                <w:b/>
+              </w:rPr>
+              <w:t>Core.</w:t>
+            </w:r>
+            <w:r>
+              <w:t xml:space="preserve"> Expand ∂</w:t>
+            </w:r>
+            <w:r>
+              <w:rPr>
+                <w:vertAlign w:val="subscript"/>
+              </w:rPr>
+              <w:t>λ</w:t>
+            </w:r>
+            <w:r>
+              <w:t>F</w:t>
+            </w:r>
+            <w:r>
+              <w:rPr>
+                <w:vertAlign w:val="subscript"/>
+              </w:rPr>
+              <w:t>μν</w:t>
+            </w:r>
+            <w:r>
+              <w:t>+∂</w:t>
+            </w:r>
+            <w:r>
+              <w:rPr>
+                <w:vertAlign w:val="subscript"/>
+              </w:rPr>
+              <w:t>μ</w:t>
+            </w:r>
+            <w:r>
+              <w:t>F</w:t>
+            </w:r>
+            <w:r>
+              <w:rPr>
+                <w:vertAlign w:val="subscript"/>
+              </w:rPr>
+              <w:t>νλ</w:t>
+            </w:r>
+            <w:r>
+              <w:t>+∂</w:t>
+            </w:r>
+            <w:r>
+              <w:rPr>
+                <w:vertAlign w:val="subscript"/>
+              </w:rPr>
+              <w:t>ν</w:t>
+            </w:r>
+            <w:r>
+              <w:t>F</w:t>
+            </w:r>
+            <w:r>
+              <w:rPr>
+                <w:vertAlign w:val="subscript"/>
+              </w:rPr>
+              <w:t>λμ</w:t>
+            </w:r>
+            <w:r>
+              <w:t xml:space="preserve"> in terms of A</w:t>
+            </w:r>
+            <w:r>
+              <w:rPr>
+                <w:vertAlign w:val="subscript"/>
+              </w:rPr>
+              <w:t>μ</w:t>
+            </w:r>
+            <w:r>
+              <w:t xml:space="preserve"> and show explicitly that every one of the six resulting terms cancels against another, confirming the identity of Section 2.1.</w:t>
             </w:r>
           </w:p>
         </w:tc>
@@ -2307,7 +5190,13 @@
           </w:tcPr>
           <w:p>
             <w:r>
-              <w:t>Choose (λ,μ,ν)=(0,2,3) and (0,3,1) in Section 2.1's identity and derive the remaining two components of Faraday's law, completing the derivation begun in Section 2.2 for the z-component.</w:t>
+              <w:rPr>
+                <w:b/>
+              </w:rPr>
+              <w:t>Extension.</w:t>
+            </w:r>
+            <w:r>
+              <w:t xml:space="preserve"> Choose (λ,μ,ν)=(0,2,3) and (0,3,1) in Section 2.1's identity and derive the remaining two components of Faraday's law, completing the derivation begun in Section 2.2 for the z-component.</w:t>
             </w:r>
           </w:p>
         </w:tc>
@@ -2343,7 +5232,49 @@
           </w:tcPr>
           <w:p>
             <w:r>
-              <w:t>Reproduce the full computation of F_μνF^μν=2(B²−E²) by summing all sixteen terms of the product F_μνF^μν explicitly, grouping them as in Section 4.1.</w:t>
+              <w:rPr>
+                <w:b/>
+              </w:rPr>
+              <w:t>Extension.</w:t>
+            </w:r>
+            <w:r>
+              <w:t xml:space="preserve"> Reproduce the full computation of F</w:t>
+            </w:r>
+            <w:r>
+              <w:rPr>
+                <w:vertAlign w:val="subscript"/>
+              </w:rPr>
+              <w:t>μν</w:t>
+            </w:r>
+            <w:r>
+              <w:t>F</w:t>
+            </w:r>
+            <w:r>
+              <w:rPr>
+                <w:vertAlign w:val="superscript"/>
+              </w:rPr>
+              <w:t>μν</w:t>
+            </w:r>
+            <w:r>
+              <w:t>=2(B²−E²) by summing all sixteen terms of the product F</w:t>
+            </w:r>
+            <w:r>
+              <w:rPr>
+                <w:vertAlign w:val="subscript"/>
+              </w:rPr>
+              <w:t>μν</w:t>
+            </w:r>
+            <w:r>
+              <w:t>F</w:t>
+            </w:r>
+            <w:r>
+              <w:rPr>
+                <w:vertAlign w:val="superscript"/>
+              </w:rPr>
+              <w:t>μν</w:t>
+            </w:r>
+            <w:r>
+              <w:t xml:space="preserve"> explicitly, grouping them as in Section 4.1.</w:t>
             </w:r>
           </w:p>
         </w:tc>
@@ -2381,7 +5312,13 @@
           </w:tcPr>
           <w:p>
             <w:r>
-              <w:t>Confirm ∇×B−∂E/∂t=j (Section 3.2) reduces, in a static situation with ∂E/∂t=0, to the familiar magnetostatic Ampère's law ∇×B=j, and state what physical assumption (steady currents, no time-varying fields) justifies dropping the displacement current in that limit.</w:t>
+              <w:rPr>
+                <w:b/>
+              </w:rPr>
+              <w:t>Extension.</w:t>
+            </w:r>
+            <w:r>
+              <w:t xml:space="preserve"> Confirm ∇×B−∂E/∂t=j (Section 3.2) reduces, in a static situation with ∂E/∂t=0, to the familiar magnetostatic Ampère's law ∇×B=j, and state what physical assumption (steady currents, no time-varying fields) justifies dropping the displacement current in that limit.</w:t>
             </w:r>
           </w:p>
         </w:tc>
@@ -2417,7 +5354,85 @@
           </w:tcPr>
           <w:p>
             <w:r>
-              <w:t>Using the matrix of F^μν from Section 1.1, verify directly that ∂_jF^ji=(∇×B)_i by writing out the i=1 (x) component explicitly in terms of ∂_yB_z and ∂_zB_y.</w:t>
+              <w:rPr>
+                <w:b/>
+              </w:rPr>
+              <w:t>Core.</w:t>
+            </w:r>
+            <w:r>
+              <w:t xml:space="preserve"> Using the matrix of F</w:t>
+            </w:r>
+            <w:r>
+              <w:rPr>
+                <w:vertAlign w:val="superscript"/>
+              </w:rPr>
+              <w:t>μν</w:t>
+            </w:r>
+            <w:r>
+              <w:t xml:space="preserve"> from Section 1.1, verify directly that ∂</w:t>
+            </w:r>
+            <w:r>
+              <w:rPr>
+                <w:vertAlign w:val="subscript"/>
+              </w:rPr>
+              <w:t>j</w:t>
+            </w:r>
+            <w:r>
+              <w:t>F</w:t>
+            </w:r>
+            <w:r>
+              <w:rPr>
+                <w:vertAlign w:val="superscript"/>
+              </w:rPr>
+              <w:t>ji</w:t>
+            </w:r>
+            <w:r>
+              <w:t>=(∇×B)</w:t>
+            </w:r>
+            <w:r>
+              <w:rPr>
+                <w:vertAlign w:val="subscript"/>
+              </w:rPr>
+              <w:t>i</w:t>
+            </w:r>
+            <w:r>
+              <w:t xml:space="preserve"> by writing out the i=1 (x) component explicitly in terms of ∂</w:t>
+            </w:r>
+            <w:r>
+              <w:rPr>
+                <w:vertAlign w:val="subscript"/>
+              </w:rPr>
+              <w:t>y</w:t>
+            </w:r>
+            <w:r>
+              <w:t>B</w:t>
+            </w:r>
+            <w:r>
+              <w:rPr>
+                <w:vertAlign w:val="subscript"/>
+              </w:rPr>
+              <w:t>z</w:t>
+            </w:r>
+            <w:r>
+              <w:t xml:space="preserve"> and ∂</w:t>
+            </w:r>
+            <w:r>
+              <w:rPr>
+                <w:vertAlign w:val="subscript"/>
+              </w:rPr>
+              <w:t>z</w:t>
+            </w:r>
+            <w:r>
+              <w:t>B</w:t>
+            </w:r>
+            <w:r>
+              <w:rPr>
+                <w:vertAlign w:val="subscript"/>
+              </w:rPr>
+              <w:t>y</w:t>
+            </w:r>
+            <w:r>
+              <w:t>.</w:t>
             </w:r>
           </w:p>
         </w:tc>
@@ -2455,7 +5470,85 @@
           </w:tcPr>
           <w:p>
             <w:r>
-              <w:t>Compute F̃^02 and F̃^03 directly from the definition F̃^μν=(1/2)ε^μνρσF_ρσ, following the method used for F̃^01 in Section 4.2, and confirm both equal −B_2 and −B_3 respectively.</w:t>
+              <w:rPr>
+                <w:b/>
+              </w:rPr>
+              <w:t>Extension.</w:t>
+            </w:r>
+            <w:r>
+              <w:t xml:space="preserve"> Compute F̃</w:t>
+            </w:r>
+            <w:r>
+              <w:rPr>
+                <w:vertAlign w:val="superscript"/>
+              </w:rPr>
+              <w:t>02</w:t>
+            </w:r>
+            <w:r>
+              <w:t xml:space="preserve"> and F̃</w:t>
+            </w:r>
+            <w:r>
+              <w:rPr>
+                <w:vertAlign w:val="superscript"/>
+              </w:rPr>
+              <w:t>03</w:t>
+            </w:r>
+            <w:r>
+              <w:t xml:space="preserve"> directly from the definition F̃</w:t>
+            </w:r>
+            <w:r>
+              <w:rPr>
+                <w:vertAlign w:val="superscript"/>
+              </w:rPr>
+              <w:t>μν</w:t>
+            </w:r>
+            <w:r>
+              <w:t>=(1/2)ε</w:t>
+            </w:r>
+            <w:r>
+              <w:rPr>
+                <w:vertAlign w:val="superscript"/>
+              </w:rPr>
+              <w:t>μνρσ</w:t>
+            </w:r>
+            <w:r>
+              <w:t>F</w:t>
+            </w:r>
+            <w:r>
+              <w:rPr>
+                <w:vertAlign w:val="subscript"/>
+              </w:rPr>
+              <w:t>ρσ</w:t>
+            </w:r>
+            <w:r>
+              <w:t>, following the method used for F̃</w:t>
+            </w:r>
+            <w:r>
+              <w:rPr>
+                <w:vertAlign w:val="superscript"/>
+              </w:rPr>
+              <w:t>01</w:t>
+            </w:r>
+            <w:r>
+              <w:t xml:space="preserve"> in Section 4.2, and confirm both equal −B</w:t>
+            </w:r>
+            <w:r>
+              <w:rPr>
+                <w:vertAlign w:val="subscript"/>
+              </w:rPr>
+              <w:t>2</w:t>
+            </w:r>
+            <w:r>
+              <w:t xml:space="preserve"> and −B</w:t>
+            </w:r>
+            <w:r>
+              <w:rPr>
+                <w:vertAlign w:val="subscript"/>
+              </w:rPr>
+              <w:t>3</w:t>
+            </w:r>
+            <w:r>
+              <w:t xml:space="preserve"> respectively.</w:t>
             </w:r>
           </w:p>
         </w:tc>
@@ -2491,7 +5584,49 @@
           </w:tcPr>
           <w:p>
             <w:r>
-              <w:t>Compute F̃^12 directly from the definition, and confirm it equals E_z, completing the pattern used to state F_μνF̃^μν=−4E·B in Section 4.2.</w:t>
+              <w:rPr>
+                <w:b/>
+              </w:rPr>
+              <w:t>Extension.</w:t>
+            </w:r>
+            <w:r>
+              <w:t xml:space="preserve"> Compute F̃</w:t>
+            </w:r>
+            <w:r>
+              <w:rPr>
+                <w:vertAlign w:val="superscript"/>
+              </w:rPr>
+              <w:t>12</w:t>
+            </w:r>
+            <w:r>
+              <w:t xml:space="preserve"> directly from the definition, and confirm it equals E</w:t>
+            </w:r>
+            <w:r>
+              <w:rPr>
+                <w:vertAlign w:val="subscript"/>
+              </w:rPr>
+              <w:t>z</w:t>
+            </w:r>
+            <w:r>
+              <w:t>, completing the pattern used to state F</w:t>
+            </w:r>
+            <w:r>
+              <w:rPr>
+                <w:vertAlign w:val="subscript"/>
+              </w:rPr>
+              <w:t>μν</w:t>
+            </w:r>
+            <w:r>
+              <w:t>F̃</w:t>
+            </w:r>
+            <w:r>
+              <w:rPr>
+                <w:vertAlign w:val="superscript"/>
+              </w:rPr>
+              <w:t>μν</w:t>
+            </w:r>
+            <w:r>
+              <w:t>=−4E·B in Section 4.2.</w:t>
             </w:r>
           </w:p>
         </w:tc>
@@ -2529,7 +5664,49 @@
           </w:tcPr>
           <w:p>
             <w:r>
-              <w:t>Explain, in one or two sentences, why F_μνF^μν and F_μνF̃^μν, despite being built by contracting all four indices of tensors that individually depend on the observer's frame, are themselves frame-independent numbers.</w:t>
+              <w:rPr>
+                <w:b/>
+              </w:rPr>
+              <w:t>Extension.</w:t>
+            </w:r>
+            <w:r>
+              <w:t xml:space="preserve"> Explain, in one or two sentences, why F</w:t>
+            </w:r>
+            <w:r>
+              <w:rPr>
+                <w:vertAlign w:val="subscript"/>
+              </w:rPr>
+              <w:t>μν</w:t>
+            </w:r>
+            <w:r>
+              <w:t>F</w:t>
+            </w:r>
+            <w:r>
+              <w:rPr>
+                <w:vertAlign w:val="superscript"/>
+              </w:rPr>
+              <w:t>μν</w:t>
+            </w:r>
+            <w:r>
+              <w:t xml:space="preserve"> and F</w:t>
+            </w:r>
+            <w:r>
+              <w:rPr>
+                <w:vertAlign w:val="subscript"/>
+              </w:rPr>
+              <w:t>μν</w:t>
+            </w:r>
+            <w:r>
+              <w:t>F̃</w:t>
+            </w:r>
+            <w:r>
+              <w:rPr>
+                <w:vertAlign w:val="superscript"/>
+              </w:rPr>
+              <w:t>μν</w:t>
+            </w:r>
+            <w:r>
+              <w:t>, despite being built by contracting all four indices of tensors that individually depend on the observer's frame, are themselves frame-independent numbers.</w:t>
             </w:r>
           </w:p>
         </w:tc>
@@ -2565,7 +5742,13 @@
           </w:tcPr>
           <w:p>
             <w:r>
-              <w:t>For a plane wave configuration with E and B equal in magnitude and perpendicular (E·B=0, E²=B²), evaluate both invariants and explain, using Section 4.3, why no boost can change either value away from zero.</w:t>
+              <w:rPr>
+                <w:b/>
+              </w:rPr>
+              <w:t>Extension.</w:t>
+            </w:r>
+            <w:r>
+              <w:t xml:space="preserve"> For a plane wave configuration with E and B equal in magnitude and perpendicular (E·B=0, E²=B²), evaluate both invariants and explain, using Section 4.3, why no boost can change either value away from zero.</w:t>
             </w:r>
           </w:p>
         </w:tc>
@@ -2603,7 +5786,49 @@
           </w:tcPr>
           <w:p>
             <w:r>
-              <w:t>Challenge: for a general field configuration with both invariants nonzero, F_μνF^μν=2(B²−E²)=C₁ and F_μνF̃^μν=−4E·B=C₂, explain (without solving explicitly for the boost) why, if C₁&gt;0 and C₂=0, some boost exists making E=0 everywhere (a purely magnetic frame), while if C₁&lt;0 and C₂=0, some boost instead makes B=0 everywhere (a purely electric frame); state which case corresponds to a purely electrostatic configuration as in Worked example 4.</w:t>
+              <w:rPr>
+                <w:b/>
+              </w:rPr>
+              <w:t>Challenge.</w:t>
+            </w:r>
+            <w:r>
+              <w:t xml:space="preserve"> For a general field configuration with both invariants nonzero, F</w:t>
+            </w:r>
+            <w:r>
+              <w:rPr>
+                <w:vertAlign w:val="subscript"/>
+              </w:rPr>
+              <w:t>μν</w:t>
+            </w:r>
+            <w:r>
+              <w:t>F</w:t>
+            </w:r>
+            <w:r>
+              <w:rPr>
+                <w:vertAlign w:val="superscript"/>
+              </w:rPr>
+              <w:t>μν</w:t>
+            </w:r>
+            <w:r>
+              <w:t>=2(B²−E²)=C₁ and F</w:t>
+            </w:r>
+            <w:r>
+              <w:rPr>
+                <w:vertAlign w:val="subscript"/>
+              </w:rPr>
+              <w:t>μν</w:t>
+            </w:r>
+            <w:r>
+              <w:t>F̃</w:t>
+            </w:r>
+            <w:r>
+              <w:rPr>
+                <w:vertAlign w:val="superscript"/>
+              </w:rPr>
+              <w:t>μν</w:t>
+            </w:r>
+            <w:r>
+              <w:t>=−4E·B=C₂, explain (without solving explicitly for the boost) why, if C₁&gt;0 and C₂=0, some boost exists making E=0 everywhere (a purely magnetic frame), while if C₁&lt;0 and C₂=0, some boost instead makes B=0 everywhere (a purely electric frame); state which case corresponds to a purely electrostatic configuration as in Worked example 4.</w:t>
             </w:r>
           </w:p>
         </w:tc>
@@ -2620,15 +5845,9 @@
     <w:p>
       <w:r>
         <w:rPr>
-          <w:b/>
-        </w:rPr>
-        <w:t>1.</w:t>
-      </w:r>
-      <w:r>
-        <w:t xml:space="preserve"> </w:t>
-      </w:r>
-      <w:r>
-        <w:t>F_21=−F_12=−(−B_z)=B_z. For F_13: F_13=−ε_13kB_k, nonzero only for k=2, and ε_132=−1 (an odd permutation of 123, swapping the last two indices), so F_13=−(−1)B_2=B_y. For F_32: F_32=−F_23=−(−B_x)=B_x, using F_23=−ε_23kB_k with k=1, ε_231=+1 (a cyclic, even permutation of 123), giving F_23=−B_x.</w:t>
+          <w:i/>
+        </w:rPr>
+        <w:t>Attempt each exercise before reading its solution. If you are stuck, read only the first sentence of the solution, then try again.</w:t>
       </w:r>
     </w:p>
     <w:p>
@@ -2636,13 +5855,220 @@
         <w:rPr>
           <w:b/>
         </w:rPr>
-        <w:t>2.</w:t>
+        <w:t>1.</w:t>
       </w:r>
       <w:r>
         <w:t xml:space="preserve"> </w:t>
       </w:r>
       <w:r>
-        <w:t>F^0i=g^00g^iiF_0i=(+1)(−1)F_0i=−F_0i=−E_i. F^i0=g^iig^00F_i0=(−1)(+1)F_i0=−F_i0=−(−E_i)=E_i.</w:t>
+        <w:t>F</w:t>
+      </w:r>
+      <w:r>
+        <w:rPr>
+          <w:vertAlign w:val="subscript"/>
+        </w:rPr>
+        <w:t>21</w:t>
+      </w:r>
+      <w:r>
+        <w:t>=−F</w:t>
+      </w:r>
+      <w:r>
+        <w:rPr>
+          <w:vertAlign w:val="subscript"/>
+        </w:rPr>
+        <w:t>12</w:t>
+      </w:r>
+      <w:r>
+        <w:t>=−(−B</w:t>
+      </w:r>
+      <w:r>
+        <w:rPr>
+          <w:vertAlign w:val="subscript"/>
+        </w:rPr>
+        <w:t>z</w:t>
+      </w:r>
+      <w:r>
+        <w:t>)=B</w:t>
+      </w:r>
+      <w:r>
+        <w:rPr>
+          <w:vertAlign w:val="subscript"/>
+        </w:rPr>
+        <w:t>z</w:t>
+      </w:r>
+      <w:r>
+        <w:t>. For F</w:t>
+      </w:r>
+      <w:r>
+        <w:rPr>
+          <w:vertAlign w:val="subscript"/>
+        </w:rPr>
+        <w:t>13</w:t>
+      </w:r>
+      <w:r>
+        <w:t>: F</w:t>
+      </w:r>
+      <w:r>
+        <w:rPr>
+          <w:vertAlign w:val="subscript"/>
+        </w:rPr>
+        <w:t>13</w:t>
+      </w:r>
+      <w:r>
+        <w:t>=−ε</w:t>
+      </w:r>
+      <w:r>
+        <w:rPr>
+          <w:vertAlign w:val="subscript"/>
+        </w:rPr>
+        <w:t>13k</w:t>
+      </w:r>
+      <w:r>
+        <w:t>B</w:t>
+      </w:r>
+      <w:r>
+        <w:rPr>
+          <w:vertAlign w:val="subscript"/>
+        </w:rPr>
+        <w:t>k</w:t>
+      </w:r>
+      <w:r>
+        <w:t>, nonzero only for k=2, and ε</w:t>
+      </w:r>
+      <w:r>
+        <w:rPr>
+          <w:vertAlign w:val="subscript"/>
+        </w:rPr>
+        <w:t>132</w:t>
+      </w:r>
+      <w:r>
+        <w:t>=−1 (an odd permutation of 123, swapping the last two indices), so F</w:t>
+      </w:r>
+      <w:r>
+        <w:rPr>
+          <w:vertAlign w:val="subscript"/>
+        </w:rPr>
+        <w:t>13</w:t>
+      </w:r>
+      <w:r>
+        <w:t>=−(−1)B</w:t>
+      </w:r>
+      <w:r>
+        <w:rPr>
+          <w:vertAlign w:val="subscript"/>
+        </w:rPr>
+        <w:t>2</w:t>
+      </w:r>
+      <w:r>
+        <w:t>=B</w:t>
+      </w:r>
+      <w:r>
+        <w:rPr>
+          <w:vertAlign w:val="subscript"/>
+        </w:rPr>
+        <w:t>y</w:t>
+      </w:r>
+      <w:r>
+        <w:t>. For F</w:t>
+      </w:r>
+      <w:r>
+        <w:rPr>
+          <w:vertAlign w:val="subscript"/>
+        </w:rPr>
+        <w:t>32</w:t>
+      </w:r>
+      <w:r>
+        <w:t>: F</w:t>
+      </w:r>
+      <w:r>
+        <w:rPr>
+          <w:vertAlign w:val="subscript"/>
+        </w:rPr>
+        <w:t>32</w:t>
+      </w:r>
+      <w:r>
+        <w:t>=−F</w:t>
+      </w:r>
+      <w:r>
+        <w:rPr>
+          <w:vertAlign w:val="subscript"/>
+        </w:rPr>
+        <w:t>23</w:t>
+      </w:r>
+      <w:r>
+        <w:t>=−(−B</w:t>
+      </w:r>
+      <w:r>
+        <w:rPr>
+          <w:vertAlign w:val="subscript"/>
+        </w:rPr>
+        <w:t>x</w:t>
+      </w:r>
+      <w:r>
+        <w:t>)=B</w:t>
+      </w:r>
+      <w:r>
+        <w:rPr>
+          <w:vertAlign w:val="subscript"/>
+        </w:rPr>
+        <w:t>x</w:t>
+      </w:r>
+      <w:r>
+        <w:t>, using F</w:t>
+      </w:r>
+      <w:r>
+        <w:rPr>
+          <w:vertAlign w:val="subscript"/>
+        </w:rPr>
+        <w:t>23</w:t>
+      </w:r>
+      <w:r>
+        <w:t>=−ε</w:t>
+      </w:r>
+      <w:r>
+        <w:rPr>
+          <w:vertAlign w:val="subscript"/>
+        </w:rPr>
+        <w:t>23k</w:t>
+      </w:r>
+      <w:r>
+        <w:t>B</w:t>
+      </w:r>
+      <w:r>
+        <w:rPr>
+          <w:vertAlign w:val="subscript"/>
+        </w:rPr>
+        <w:t>k</w:t>
+      </w:r>
+      <w:r>
+        <w:t xml:space="preserve"> with k=1, ε</w:t>
+      </w:r>
+      <w:r>
+        <w:rPr>
+          <w:vertAlign w:val="subscript"/>
+        </w:rPr>
+        <w:t>231</w:t>
+      </w:r>
+      <w:r>
+        <w:t>=+1 (a cyclic, even permutation of 123), giving F</w:t>
+      </w:r>
+      <w:r>
+        <w:rPr>
+          <w:vertAlign w:val="subscript"/>
+        </w:rPr>
+        <w:t>23</w:t>
+      </w:r>
+      <w:r>
+        <w:t>=−B</w:t>
+      </w:r>
+      <w:r>
+        <w:rPr>
+          <w:vertAlign w:val="subscript"/>
+        </w:rPr>
+        <w:t>x</w:t>
+      </w:r>
+      <w:r>
+        <w:t>.</w:t>
       </w:r>
     </w:p>
     <w:p>
@@ -2650,13 +6076,148 @@
         <w:rPr>
           <w:b/>
         </w:rPr>
-        <w:t>3.</w:t>
+        <w:t>2.</w:t>
       </w:r>
       <w:r>
         <w:t xml:space="preserve"> </w:t>
       </w:r>
       <w:r>
-        <w:t>Raising a time index multiplies by g^00=+1, leaving the value unchanged; raising a spatial index multiplies by g^ii=−1, flipping the sign. F^0i involves raising one time index (no change) and one spatial index (one sign flip), giving F^0i=−F_0i. F^ij involves raising two spatial indices, two sign flips, which cancel, giving F^ij=(−1)(−1)F_ij=F_ij.</w:t>
+        <w:t>F</w:t>
+      </w:r>
+      <w:r>
+        <w:rPr>
+          <w:vertAlign w:val="superscript"/>
+        </w:rPr>
+        <w:t>0i</w:t>
+      </w:r>
+      <w:r>
+        <w:t>=g</w:t>
+      </w:r>
+      <w:r>
+        <w:rPr>
+          <w:vertAlign w:val="superscript"/>
+        </w:rPr>
+        <w:t>00</w:t>
+      </w:r>
+      <w:r>
+        <w:t>g</w:t>
+      </w:r>
+      <w:r>
+        <w:rPr>
+          <w:vertAlign w:val="superscript"/>
+        </w:rPr>
+        <w:t>ii</w:t>
+      </w:r>
+      <w:r>
+        <w:t>F</w:t>
+      </w:r>
+      <w:r>
+        <w:rPr>
+          <w:vertAlign w:val="subscript"/>
+        </w:rPr>
+        <w:t>0i</w:t>
+      </w:r>
+      <w:r>
+        <w:t>=(+1)(−1)F</w:t>
+      </w:r>
+      <w:r>
+        <w:rPr>
+          <w:vertAlign w:val="subscript"/>
+        </w:rPr>
+        <w:t>0i</w:t>
+      </w:r>
+      <w:r>
+        <w:t>=−F</w:t>
+      </w:r>
+      <w:r>
+        <w:rPr>
+          <w:vertAlign w:val="subscript"/>
+        </w:rPr>
+        <w:t>0i</w:t>
+      </w:r>
+      <w:r>
+        <w:t>=−E</w:t>
+      </w:r>
+      <w:r>
+        <w:rPr>
+          <w:vertAlign w:val="subscript"/>
+        </w:rPr>
+        <w:t>i</w:t>
+      </w:r>
+      <w:r>
+        <w:t>. F</w:t>
+      </w:r>
+      <w:r>
+        <w:rPr>
+          <w:vertAlign w:val="superscript"/>
+        </w:rPr>
+        <w:t>i</w:t>
+      </w:r>
+      <w:r>
+        <w:t>0=g</w:t>
+      </w:r>
+      <w:r>
+        <w:rPr>
+          <w:vertAlign w:val="superscript"/>
+        </w:rPr>
+        <w:t>i</w:t>
+      </w:r>
+      <w:r>
+        <w:t>ig</w:t>
+      </w:r>
+      <w:r>
+        <w:rPr>
+          <w:vertAlign w:val="superscript"/>
+        </w:rPr>
+        <w:t>00</w:t>
+      </w:r>
+      <w:r>
+        <w:t>F</w:t>
+      </w:r>
+      <w:r>
+        <w:rPr>
+          <w:vertAlign w:val="subscript"/>
+        </w:rPr>
+        <w:t>i</w:t>
+      </w:r>
+      <w:r>
+        <w:t>0=(−1)(+1)F</w:t>
+      </w:r>
+      <w:r>
+        <w:rPr>
+          <w:vertAlign w:val="subscript"/>
+        </w:rPr>
+        <w:t>i</w:t>
+      </w:r>
+      <w:r>
+        <w:t>0=−F</w:t>
+      </w:r>
+      <w:r>
+        <w:rPr>
+          <w:vertAlign w:val="subscript"/>
+        </w:rPr>
+        <w:t>i</w:t>
+      </w:r>
+      <w:r>
+        <w:t>0=−(−E</w:t>
+      </w:r>
+      <w:r>
+        <w:rPr>
+          <w:vertAlign w:val="subscript"/>
+        </w:rPr>
+        <w:t>i</w:t>
+      </w:r>
+      <w:r>
+        <w:t>)=E</w:t>
+      </w:r>
+      <w:r>
+        <w:rPr>
+          <w:vertAlign w:val="subscript"/>
+        </w:rPr>
+        <w:t>i</w:t>
+      </w:r>
+      <w:r>
+        <w:t>.</w:t>
       </w:r>
     </w:p>
     <w:p>
@@ -2664,13 +6225,94 @@
         <w:rPr>
           <w:b/>
         </w:rPr>
-        <w:t>4.</w:t>
+        <w:t>3.</w:t>
       </w:r>
       <w:r>
         <w:t xml:space="preserve"> </w:t>
       </w:r>
       <w:r>
-        <w:t>The matrix has 16 entries; the diagonal (4 entries) is zero by antisymmetry; the remaining 12 off-diagonal entries come in 6 pairs related by F_μν=−F_νμ, so only 6 of them are independent, matching E_x,E_y,E_z,B_x,B_y,B_z.</w:t>
+        <w:t>Raising a time index multiplies by g</w:t>
+      </w:r>
+      <w:r>
+        <w:rPr>
+          <w:vertAlign w:val="superscript"/>
+        </w:rPr>
+        <w:t>00</w:t>
+      </w:r>
+      <w:r>
+        <w:t>=+1, leaving the value unchanged; raising a spatial index multiplies by g</w:t>
+      </w:r>
+      <w:r>
+        <w:rPr>
+          <w:vertAlign w:val="superscript"/>
+        </w:rPr>
+        <w:t>ii</w:t>
+      </w:r>
+      <w:r>
+        <w:t>=−1, flipping the sign. F</w:t>
+      </w:r>
+      <w:r>
+        <w:rPr>
+          <w:vertAlign w:val="superscript"/>
+        </w:rPr>
+        <w:t>0i</w:t>
+      </w:r>
+      <w:r>
+        <w:t xml:space="preserve"> involves raising one time index (no change) and one spatial index (one sign flip), giving F</w:t>
+      </w:r>
+      <w:r>
+        <w:rPr>
+          <w:vertAlign w:val="superscript"/>
+        </w:rPr>
+        <w:t>0i</w:t>
+      </w:r>
+      <w:r>
+        <w:t>=−F</w:t>
+      </w:r>
+      <w:r>
+        <w:rPr>
+          <w:vertAlign w:val="subscript"/>
+        </w:rPr>
+        <w:t>0i</w:t>
+      </w:r>
+      <w:r>
+        <w:t>. F</w:t>
+      </w:r>
+      <w:r>
+        <w:rPr>
+          <w:vertAlign w:val="superscript"/>
+        </w:rPr>
+        <w:t>ij</w:t>
+      </w:r>
+      <w:r>
+        <w:t xml:space="preserve"> involves raising two spatial indices, two sign flips, which cancel, giving F</w:t>
+      </w:r>
+      <w:r>
+        <w:rPr>
+          <w:vertAlign w:val="superscript"/>
+        </w:rPr>
+        <w:t>ij</w:t>
+      </w:r>
+      <w:r>
+        <w:t>=(−1)(−1)F</w:t>
+      </w:r>
+      <w:r>
+        <w:rPr>
+          <w:vertAlign w:val="subscript"/>
+        </w:rPr>
+        <w:t>ij</w:t>
+      </w:r>
+      <w:r>
+        <w:t>=F</w:t>
+      </w:r>
+      <w:r>
+        <w:rPr>
+          <w:vertAlign w:val="subscript"/>
+        </w:rPr>
+        <w:t>ij</w:t>
+      </w:r>
+      <w:r>
+        <w:t>.</w:t>
       </w:r>
     </w:p>
     <w:p>
@@ -2678,13 +6320,85 @@
         <w:rPr>
           <w:b/>
         </w:rPr>
-        <w:t>5.</w:t>
+        <w:t>4.</w:t>
       </w:r>
       <w:r>
         <w:t xml:space="preserve"> </w:t>
       </w:r>
       <w:r>
-        <w:t>Lesson 41, Section 3.2, showed F_μν is unaffected by the gauge transformation A_μ→A_μ+∂_μα, for any α(x), using the commutator identity [D_μ,D_ν]=iqF_μν and the fact that D_μφ inherits φ's own simple transformation; this holds independently of the specific components, so every one of F_μν's six independent numbers, being built the same way from A_μ, is gauge invariant.</w:t>
+        <w:t>The matrix has 16 entries; the diagonal (4 entries) is zero by antisymmetry; the remaining 12 off-diagonal entries come in 6 pairs related by F</w:t>
+      </w:r>
+      <w:r>
+        <w:rPr>
+          <w:vertAlign w:val="subscript"/>
+        </w:rPr>
+        <w:t>μν</w:t>
+      </w:r>
+      <w:r>
+        <w:t>=−F</w:t>
+      </w:r>
+      <w:r>
+        <w:rPr>
+          <w:vertAlign w:val="subscript"/>
+        </w:rPr>
+        <w:t>νμ</w:t>
+      </w:r>
+      <w:r>
+        <w:t>, so only 6 of them are independent, matching E</w:t>
+      </w:r>
+      <w:r>
+        <w:rPr>
+          <w:vertAlign w:val="subscript"/>
+        </w:rPr>
+        <w:t>x</w:t>
+      </w:r>
+      <w:r>
+        <w:t>,E</w:t>
+      </w:r>
+      <w:r>
+        <w:rPr>
+          <w:vertAlign w:val="subscript"/>
+        </w:rPr>
+        <w:t>y</w:t>
+      </w:r>
+      <w:r>
+        <w:t>,E</w:t>
+      </w:r>
+      <w:r>
+        <w:rPr>
+          <w:vertAlign w:val="subscript"/>
+        </w:rPr>
+        <w:t>z</w:t>
+      </w:r>
+      <w:r>
+        <w:t>,B</w:t>
+      </w:r>
+      <w:r>
+        <w:rPr>
+          <w:vertAlign w:val="subscript"/>
+        </w:rPr>
+        <w:t>x</w:t>
+      </w:r>
+      <w:r>
+        <w:t>,B</w:t>
+      </w:r>
+      <w:r>
+        <w:rPr>
+          <w:vertAlign w:val="subscript"/>
+        </w:rPr>
+        <w:t>y</w:t>
+      </w:r>
+      <w:r>
+        <w:t>,B</w:t>
+      </w:r>
+      <w:r>
+        <w:rPr>
+          <w:vertAlign w:val="subscript"/>
+        </w:rPr>
+        <w:t>z</w:t>
+      </w:r>
+      <w:r>
+        <w:t>.</w:t>
       </w:r>
     </w:p>
     <w:p>
@@ -2692,13 +6406,103 @@
         <w:rPr>
           <w:b/>
         </w:rPr>
-        <w:t>6.</w:t>
+        <w:t>5.</w:t>
       </w:r>
       <w:r>
         <w:t xml:space="preserve"> </w:t>
       </w:r>
       <w:r>
-        <w:t>With A_i=0 and A_0=φ(x,t), F_0i=∂_0A_i−∂_iA_0=0−∂_iφ=−∂_iφ=E_i (matching the standard relation E=−∇φ for a static field with no vector potential, consistent with Lesson 8's definition), and F_ij=∂_iA_j−∂_jA_i=0−0=0 since all A_i vanish, giving B=0 as required; the resulting matrix has only the E-row and E-column entries nonzero, matching Section 1.1's general form with B set to zero.</w:t>
+        <w:t>Lesson 41, Section 3.2, showed F</w:t>
+      </w:r>
+      <w:r>
+        <w:rPr>
+          <w:vertAlign w:val="subscript"/>
+        </w:rPr>
+        <w:t>μν</w:t>
+      </w:r>
+      <w:r>
+        <w:t xml:space="preserve"> is unaffected by the gauge transformation A</w:t>
+      </w:r>
+      <w:r>
+        <w:rPr>
+          <w:vertAlign w:val="subscript"/>
+        </w:rPr>
+        <w:t>μ</w:t>
+      </w:r>
+      <w:r>
+        <w:t>→A</w:t>
+      </w:r>
+      <w:r>
+        <w:rPr>
+          <w:vertAlign w:val="subscript"/>
+        </w:rPr>
+        <w:t>μ</w:t>
+      </w:r>
+      <w:r>
+        <w:t>+∂</w:t>
+      </w:r>
+      <w:r>
+        <w:rPr>
+          <w:vertAlign w:val="subscript"/>
+        </w:rPr>
+        <w:t>μα</w:t>
+      </w:r>
+      <w:r>
+        <w:t>, for any α(x), using the commutator identity [D</w:t>
+      </w:r>
+      <w:r>
+        <w:rPr>
+          <w:vertAlign w:val="subscript"/>
+        </w:rPr>
+        <w:t>μ</w:t>
+      </w:r>
+      <w:r>
+        <w:t>,D</w:t>
+      </w:r>
+      <w:r>
+        <w:rPr>
+          <w:vertAlign w:val="subscript"/>
+        </w:rPr>
+        <w:t>ν</w:t>
+      </w:r>
+      <w:r>
+        <w:t>]=iqF</w:t>
+      </w:r>
+      <w:r>
+        <w:rPr>
+          <w:vertAlign w:val="subscript"/>
+        </w:rPr>
+        <w:t>μν</w:t>
+      </w:r>
+      <w:r>
+        <w:t xml:space="preserve"> and the fact that D</w:t>
+      </w:r>
+      <w:r>
+        <w:rPr>
+          <w:vertAlign w:val="subscript"/>
+        </w:rPr>
+        <w:t>μ</w:t>
+      </w:r>
+      <w:r>
+        <w:t>φ inherits φ's own simple transformation; this holds independently of the specific components, so every one of F</w:t>
+      </w:r>
+      <w:r>
+        <w:rPr>
+          <w:vertAlign w:val="subscript"/>
+        </w:rPr>
+        <w:t>μν</w:t>
+      </w:r>
+      <w:r>
+        <w:t>'s six independent numbers, being built the same way from A</w:t>
+      </w:r>
+      <w:r>
+        <w:rPr>
+          <w:vertAlign w:val="subscript"/>
+        </w:rPr>
+        <w:t>μ</w:t>
+      </w:r>
+      <w:r>
+        <w:t>, is gauge invariant.</w:t>
       </w:r>
     </w:p>
     <w:p>
@@ -2706,13 +6510,157 @@
         <w:rPr>
           <w:b/>
         </w:rPr>
-        <w:t>7.</w:t>
+        <w:t>6.</w:t>
       </w:r>
       <w:r>
         <w:t xml:space="preserve"> </w:t>
       </w:r>
       <w:r>
-        <w:t>∂_λF_μν=∂_λ∂_μA_ν−∂_λ∂_νA_μ, ∂_μF_νλ=∂_μ∂_νA_λ−∂_μ∂_λA_ν, ∂_νF_λμ=∂_ν∂_λA_μ−∂_ν∂_μA_λ. Summing: ∂_λ∂_μA_ν cancels against −∂_μ∂_λA_ν (equal by Schwarz's theorem, opposite sign); −∂_λ∂_νA_μ cancels against ∂_ν∂_λA_μ; ∂_μ∂_νA_λ cancels against −∂_ν∂_μA_λ. All six terms cancel in three pairs, leaving zero.</w:t>
+        <w:t>With A</w:t>
+      </w:r>
+      <w:r>
+        <w:rPr>
+          <w:vertAlign w:val="subscript"/>
+        </w:rPr>
+        <w:t>i</w:t>
+      </w:r>
+      <w:r>
+        <w:t>=0 and A</w:t>
+      </w:r>
+      <w:r>
+        <w:rPr>
+          <w:vertAlign w:val="subscript"/>
+        </w:rPr>
+        <w:t>0</w:t>
+      </w:r>
+      <w:r>
+        <w:t>=φ(x,t), F</w:t>
+      </w:r>
+      <w:r>
+        <w:rPr>
+          <w:vertAlign w:val="subscript"/>
+        </w:rPr>
+        <w:t>0i</w:t>
+      </w:r>
+      <w:r>
+        <w:t>=∂</w:t>
+      </w:r>
+      <w:r>
+        <w:rPr>
+          <w:vertAlign w:val="subscript"/>
+        </w:rPr>
+        <w:t>0</w:t>
+      </w:r>
+      <w:r>
+        <w:t>A</w:t>
+      </w:r>
+      <w:r>
+        <w:rPr>
+          <w:vertAlign w:val="subscript"/>
+        </w:rPr>
+        <w:t>i</w:t>
+      </w:r>
+      <w:r>
+        <w:t>−∂</w:t>
+      </w:r>
+      <w:r>
+        <w:rPr>
+          <w:vertAlign w:val="subscript"/>
+        </w:rPr>
+        <w:t>i</w:t>
+      </w:r>
+      <w:r>
+        <w:t>A</w:t>
+      </w:r>
+      <w:r>
+        <w:rPr>
+          <w:vertAlign w:val="subscript"/>
+        </w:rPr>
+        <w:t>0</w:t>
+      </w:r>
+      <w:r>
+        <w:t>=0−∂</w:t>
+      </w:r>
+      <w:r>
+        <w:rPr>
+          <w:vertAlign w:val="subscript"/>
+        </w:rPr>
+        <w:t>i</w:t>
+      </w:r>
+      <w:r>
+        <w:t>φ=−∂</w:t>
+      </w:r>
+      <w:r>
+        <w:rPr>
+          <w:vertAlign w:val="subscript"/>
+        </w:rPr>
+        <w:t>i</w:t>
+      </w:r>
+      <w:r>
+        <w:t>φ=E</w:t>
+      </w:r>
+      <w:r>
+        <w:rPr>
+          <w:vertAlign w:val="subscript"/>
+        </w:rPr>
+        <w:t>i</w:t>
+      </w:r>
+      <w:r>
+        <w:t xml:space="preserve"> (matching the standard relation E=−∇φ for a static field with no vector potential, consistent with Lesson 8's definition), and F</w:t>
+      </w:r>
+      <w:r>
+        <w:rPr>
+          <w:vertAlign w:val="subscript"/>
+        </w:rPr>
+        <w:t>ij</w:t>
+      </w:r>
+      <w:r>
+        <w:t>=∂</w:t>
+      </w:r>
+      <w:r>
+        <w:rPr>
+          <w:vertAlign w:val="subscript"/>
+        </w:rPr>
+        <w:t>i</w:t>
+      </w:r>
+      <w:r>
+        <w:t>A</w:t>
+      </w:r>
+      <w:r>
+        <w:rPr>
+          <w:vertAlign w:val="subscript"/>
+        </w:rPr>
+        <w:t>j</w:t>
+      </w:r>
+      <w:r>
+        <w:t>−∂</w:t>
+      </w:r>
+      <w:r>
+        <w:rPr>
+          <w:vertAlign w:val="subscript"/>
+        </w:rPr>
+        <w:t>j</w:t>
+      </w:r>
+      <w:r>
+        <w:t>A</w:t>
+      </w:r>
+      <w:r>
+        <w:rPr>
+          <w:vertAlign w:val="subscript"/>
+        </w:rPr>
+        <w:t>i</w:t>
+      </w:r>
+      <w:r>
+        <w:t>=0−0=0 since all A</w:t>
+      </w:r>
+      <w:r>
+        <w:rPr>
+          <w:vertAlign w:val="subscript"/>
+        </w:rPr>
+        <w:t>i</w:t>
+      </w:r>
+      <w:r>
+        <w:t xml:space="preserve"> vanish, giving B=0 as required; the resulting matrix has only the E-row and E-column entries nonzero, matching Section 1.1's general form with B set to zero.</w:t>
       </w:r>
     </w:p>
     <w:p>
@@ -2720,13 +6668,391 @@
         <w:rPr>
           <w:b/>
         </w:rPr>
-        <w:t>8.</w:t>
+        <w:t>7.</w:t>
       </w:r>
       <w:r>
         <w:t xml:space="preserve"> </w:t>
       </w:r>
       <w:r>
-        <w:t>For (λ,μ,ν)=(0,2,3): ∂_0F_23+∂_2F_30+∂_3F_02=0. Using F_23=−B_x (so ∂_0F_23=−∂_tB_x), F_30=−F_03=−E_z (so ∂_2F_30=−∂_yE_z), and F_02=E_y (so ∂_3F_02=∂_zE_y), the identity reads −∂_tB_x−∂_yE_z+∂_zE_y=0, that is ∂_tB_x=∂_zE_y−∂_yE_z=−(∂_yE_z−∂_zE_y)=−(∇×E)_x, matching ∂B/∂t=−∇×E for the x-component. For (λ,μ,ν)=(0,3,1): ∂_0F_31+∂_3F_10+∂_1F_03=0. Using F_31=−B_y (so ∂_0F_31=−∂_tB_y), F_10=−F_01=−E_x (so ∂_3F_10=−∂_zE_x), and F_03=E_z (so ∂_1F_03=∂_xE_z), the identity reads −∂_tB_y−∂_zE_x+∂_xE_z=0, that is ∂_tB_y=∂_xE_z−∂_zE_x=−(∂_zE_x−∂_xE_z)=−(∇×E)_y, completing the y-component and, with Section 2.2's z-component, all three.</w:t>
+        <w:t>∂</w:t>
+      </w:r>
+      <w:r>
+        <w:rPr>
+          <w:vertAlign w:val="subscript"/>
+        </w:rPr>
+        <w:t>λ</w:t>
+      </w:r>
+      <w:r>
+        <w:t>F</w:t>
+      </w:r>
+      <w:r>
+        <w:rPr>
+          <w:vertAlign w:val="subscript"/>
+        </w:rPr>
+        <w:t>μν</w:t>
+      </w:r>
+      <w:r>
+        <w:t>=∂</w:t>
+      </w:r>
+      <w:r>
+        <w:rPr>
+          <w:vertAlign w:val="subscript"/>
+        </w:rPr>
+        <w:t>λ</w:t>
+      </w:r>
+      <w:r>
+        <w:t>∂</w:t>
+      </w:r>
+      <w:r>
+        <w:rPr>
+          <w:vertAlign w:val="subscript"/>
+        </w:rPr>
+        <w:t>μ</w:t>
+      </w:r>
+      <w:r>
+        <w:t>A</w:t>
+      </w:r>
+      <w:r>
+        <w:rPr>
+          <w:vertAlign w:val="subscript"/>
+        </w:rPr>
+        <w:t>ν</w:t>
+      </w:r>
+      <w:r>
+        <w:t>−∂</w:t>
+      </w:r>
+      <w:r>
+        <w:rPr>
+          <w:vertAlign w:val="subscript"/>
+        </w:rPr>
+        <w:t>λ</w:t>
+      </w:r>
+      <w:r>
+        <w:t>∂</w:t>
+      </w:r>
+      <w:r>
+        <w:rPr>
+          <w:vertAlign w:val="subscript"/>
+        </w:rPr>
+        <w:t>ν</w:t>
+      </w:r>
+      <w:r>
+        <w:t>A</w:t>
+      </w:r>
+      <w:r>
+        <w:rPr>
+          <w:vertAlign w:val="subscript"/>
+        </w:rPr>
+        <w:t>μ</w:t>
+      </w:r>
+      <w:r>
+        <w:t>, ∂</w:t>
+      </w:r>
+      <w:r>
+        <w:rPr>
+          <w:vertAlign w:val="subscript"/>
+        </w:rPr>
+        <w:t>μ</w:t>
+      </w:r>
+      <w:r>
+        <w:t>F</w:t>
+      </w:r>
+      <w:r>
+        <w:rPr>
+          <w:vertAlign w:val="subscript"/>
+        </w:rPr>
+        <w:t>νλ</w:t>
+      </w:r>
+      <w:r>
+        <w:t>=∂</w:t>
+      </w:r>
+      <w:r>
+        <w:rPr>
+          <w:vertAlign w:val="subscript"/>
+        </w:rPr>
+        <w:t>μ</w:t>
+      </w:r>
+      <w:r>
+        <w:t>∂</w:t>
+      </w:r>
+      <w:r>
+        <w:rPr>
+          <w:vertAlign w:val="subscript"/>
+        </w:rPr>
+        <w:t>ν</w:t>
+      </w:r>
+      <w:r>
+        <w:t>A</w:t>
+      </w:r>
+      <w:r>
+        <w:rPr>
+          <w:vertAlign w:val="subscript"/>
+        </w:rPr>
+        <w:t>λ</w:t>
+      </w:r>
+      <w:r>
+        <w:t>−∂</w:t>
+      </w:r>
+      <w:r>
+        <w:rPr>
+          <w:vertAlign w:val="subscript"/>
+        </w:rPr>
+        <w:t>μ</w:t>
+      </w:r>
+      <w:r>
+        <w:t>∂</w:t>
+      </w:r>
+      <w:r>
+        <w:rPr>
+          <w:vertAlign w:val="subscript"/>
+        </w:rPr>
+        <w:t>λ</w:t>
+      </w:r>
+      <w:r>
+        <w:t>A</w:t>
+      </w:r>
+      <w:r>
+        <w:rPr>
+          <w:vertAlign w:val="subscript"/>
+        </w:rPr>
+        <w:t>ν</w:t>
+      </w:r>
+      <w:r>
+        <w:t>, ∂</w:t>
+      </w:r>
+      <w:r>
+        <w:rPr>
+          <w:vertAlign w:val="subscript"/>
+        </w:rPr>
+        <w:t>ν</w:t>
+      </w:r>
+      <w:r>
+        <w:t>F</w:t>
+      </w:r>
+      <w:r>
+        <w:rPr>
+          <w:vertAlign w:val="subscript"/>
+        </w:rPr>
+        <w:t>λμ</w:t>
+      </w:r>
+      <w:r>
+        <w:t>=∂</w:t>
+      </w:r>
+      <w:r>
+        <w:rPr>
+          <w:vertAlign w:val="subscript"/>
+        </w:rPr>
+        <w:t>ν</w:t>
+      </w:r>
+      <w:r>
+        <w:t>∂</w:t>
+      </w:r>
+      <w:r>
+        <w:rPr>
+          <w:vertAlign w:val="subscript"/>
+        </w:rPr>
+        <w:t>λ</w:t>
+      </w:r>
+      <w:r>
+        <w:t>A</w:t>
+      </w:r>
+      <w:r>
+        <w:rPr>
+          <w:vertAlign w:val="subscript"/>
+        </w:rPr>
+        <w:t>μ</w:t>
+      </w:r>
+      <w:r>
+        <w:t>−∂</w:t>
+      </w:r>
+      <w:r>
+        <w:rPr>
+          <w:vertAlign w:val="subscript"/>
+        </w:rPr>
+        <w:t>ν</w:t>
+      </w:r>
+      <w:r>
+        <w:t>∂</w:t>
+      </w:r>
+      <w:r>
+        <w:rPr>
+          <w:vertAlign w:val="subscript"/>
+        </w:rPr>
+        <w:t>μ</w:t>
+      </w:r>
+      <w:r>
+        <w:t>A</w:t>
+      </w:r>
+      <w:r>
+        <w:rPr>
+          <w:vertAlign w:val="subscript"/>
+        </w:rPr>
+        <w:t>λ</w:t>
+      </w:r>
+      <w:r>
+        <w:t>. Summing: ∂</w:t>
+      </w:r>
+      <w:r>
+        <w:rPr>
+          <w:vertAlign w:val="subscript"/>
+        </w:rPr>
+        <w:t>λ</w:t>
+      </w:r>
+      <w:r>
+        <w:t>∂</w:t>
+      </w:r>
+      <w:r>
+        <w:rPr>
+          <w:vertAlign w:val="subscript"/>
+        </w:rPr>
+        <w:t>μ</w:t>
+      </w:r>
+      <w:r>
+        <w:t>A</w:t>
+      </w:r>
+      <w:r>
+        <w:rPr>
+          <w:vertAlign w:val="subscript"/>
+        </w:rPr>
+        <w:t>ν</w:t>
+      </w:r>
+      <w:r>
+        <w:t xml:space="preserve"> cancels against −∂</w:t>
+      </w:r>
+      <w:r>
+        <w:rPr>
+          <w:vertAlign w:val="subscript"/>
+        </w:rPr>
+        <w:t>μ</w:t>
+      </w:r>
+      <w:r>
+        <w:t>∂</w:t>
+      </w:r>
+      <w:r>
+        <w:rPr>
+          <w:vertAlign w:val="subscript"/>
+        </w:rPr>
+        <w:t>λ</w:t>
+      </w:r>
+      <w:r>
+        <w:t>A</w:t>
+      </w:r>
+      <w:r>
+        <w:rPr>
+          <w:vertAlign w:val="subscript"/>
+        </w:rPr>
+        <w:t>ν</w:t>
+      </w:r>
+      <w:r>
+        <w:t xml:space="preserve"> (equal by Schwarz's theorem, opposite sign); −∂</w:t>
+      </w:r>
+      <w:r>
+        <w:rPr>
+          <w:vertAlign w:val="subscript"/>
+        </w:rPr>
+        <w:t>λ</w:t>
+      </w:r>
+      <w:r>
+        <w:t>∂</w:t>
+      </w:r>
+      <w:r>
+        <w:rPr>
+          <w:vertAlign w:val="subscript"/>
+        </w:rPr>
+        <w:t>ν</w:t>
+      </w:r>
+      <w:r>
+        <w:t>A</w:t>
+      </w:r>
+      <w:r>
+        <w:rPr>
+          <w:vertAlign w:val="subscript"/>
+        </w:rPr>
+        <w:t>μ</w:t>
+      </w:r>
+      <w:r>
+        <w:t xml:space="preserve"> cancels against ∂</w:t>
+      </w:r>
+      <w:r>
+        <w:rPr>
+          <w:vertAlign w:val="subscript"/>
+        </w:rPr>
+        <w:t>ν</w:t>
+      </w:r>
+      <w:r>
+        <w:t>∂</w:t>
+      </w:r>
+      <w:r>
+        <w:rPr>
+          <w:vertAlign w:val="subscript"/>
+        </w:rPr>
+        <w:t>λ</w:t>
+      </w:r>
+      <w:r>
+        <w:t>A</w:t>
+      </w:r>
+      <w:r>
+        <w:rPr>
+          <w:vertAlign w:val="subscript"/>
+        </w:rPr>
+        <w:t>μ</w:t>
+      </w:r>
+      <w:r>
+        <w:t>; ∂</w:t>
+      </w:r>
+      <w:r>
+        <w:rPr>
+          <w:vertAlign w:val="subscript"/>
+        </w:rPr>
+        <w:t>μ</w:t>
+      </w:r>
+      <w:r>
+        <w:t>∂</w:t>
+      </w:r>
+      <w:r>
+        <w:rPr>
+          <w:vertAlign w:val="subscript"/>
+        </w:rPr>
+        <w:t>ν</w:t>
+      </w:r>
+      <w:r>
+        <w:t>A</w:t>
+      </w:r>
+      <w:r>
+        <w:rPr>
+          <w:vertAlign w:val="subscript"/>
+        </w:rPr>
+        <w:t>λ</w:t>
+      </w:r>
+      <w:r>
+        <w:t xml:space="preserve"> cancels against −∂</w:t>
+      </w:r>
+      <w:r>
+        <w:rPr>
+          <w:vertAlign w:val="subscript"/>
+        </w:rPr>
+        <w:t>ν</w:t>
+      </w:r>
+      <w:r>
+        <w:t>∂</w:t>
+      </w:r>
+      <w:r>
+        <w:rPr>
+          <w:vertAlign w:val="subscript"/>
+        </w:rPr>
+        <w:t>μ</w:t>
+      </w:r>
+      <w:r>
+        <w:t>A</w:t>
+      </w:r>
+      <w:r>
+        <w:rPr>
+          <w:vertAlign w:val="subscript"/>
+        </w:rPr>
+        <w:t>λ</w:t>
+      </w:r>
+      <w:r>
+        <w:t>. All six terms cancel in three pairs, leaving zero.</w:t>
       </w:r>
     </w:p>
     <w:p>
@@ -2734,13 +7060,769 @@
         <w:rPr>
           <w:b/>
         </w:rPr>
-        <w:t>9.</w:t>
+        <w:t>8.</w:t>
       </w:r>
       <w:r>
         <w:t xml:space="preserve"> </w:t>
       </w:r>
       <w:r>
-        <w:t>F_μνF^μν=F_00F^00+2Σ_iF_0iF^0i+Σ_i,jF_ijF^ij (using F_i0F^i0=F_0iF^0i by antisymmetry of both factors, hence the factor of 2). F_00F^00=0. Σ_iF_0iF^0i=Σ_iE_i(−E_i)=−E², so 2Σ_iF_0iF^0i=−2E². Σ_i,jF_ijF^ij=Σ_i,j(F_ij)² (since F^ij=F_ij)=2(B_x²+B_y²+B_z²)=2B² (each independent magnetic component appears as both F_ij and F_ji, each squared, contributing 2B_k² per component). Total: −2E²+2B²=2(B²−E²).</w:t>
+        <w:t>For (λ,μ,ν)=(0,2,3): ∂</w:t>
+      </w:r>
+      <w:r>
+        <w:rPr>
+          <w:vertAlign w:val="subscript"/>
+        </w:rPr>
+        <w:t>0</w:t>
+      </w:r>
+      <w:r>
+        <w:t>F</w:t>
+      </w:r>
+      <w:r>
+        <w:rPr>
+          <w:vertAlign w:val="subscript"/>
+        </w:rPr>
+        <w:t>23</w:t>
+      </w:r>
+      <w:r>
+        <w:t>+∂</w:t>
+      </w:r>
+      <w:r>
+        <w:rPr>
+          <w:vertAlign w:val="subscript"/>
+        </w:rPr>
+        <w:t>2</w:t>
+      </w:r>
+      <w:r>
+        <w:t>F</w:t>
+      </w:r>
+      <w:r>
+        <w:rPr>
+          <w:vertAlign w:val="subscript"/>
+        </w:rPr>
+        <w:t>30</w:t>
+      </w:r>
+      <w:r>
+        <w:t>+∂</w:t>
+      </w:r>
+      <w:r>
+        <w:rPr>
+          <w:vertAlign w:val="subscript"/>
+        </w:rPr>
+        <w:t>3</w:t>
+      </w:r>
+      <w:r>
+        <w:t>F</w:t>
+      </w:r>
+      <w:r>
+        <w:rPr>
+          <w:vertAlign w:val="subscript"/>
+        </w:rPr>
+        <w:t>02</w:t>
+      </w:r>
+      <w:r>
+        <w:t>=0. Using F</w:t>
+      </w:r>
+      <w:r>
+        <w:rPr>
+          <w:vertAlign w:val="subscript"/>
+        </w:rPr>
+        <w:t>23</w:t>
+      </w:r>
+      <w:r>
+        <w:t>=−B</w:t>
+      </w:r>
+      <w:r>
+        <w:rPr>
+          <w:vertAlign w:val="subscript"/>
+        </w:rPr>
+        <w:t>x</w:t>
+      </w:r>
+      <w:r>
+        <w:t xml:space="preserve"> (so ∂</w:t>
+      </w:r>
+      <w:r>
+        <w:rPr>
+          <w:vertAlign w:val="subscript"/>
+        </w:rPr>
+        <w:t>0</w:t>
+      </w:r>
+      <w:r>
+        <w:t>F</w:t>
+      </w:r>
+      <w:r>
+        <w:rPr>
+          <w:vertAlign w:val="subscript"/>
+        </w:rPr>
+        <w:t>23</w:t>
+      </w:r>
+      <w:r>
+        <w:t>=−∂</w:t>
+      </w:r>
+      <w:r>
+        <w:rPr>
+          <w:vertAlign w:val="subscript"/>
+        </w:rPr>
+        <w:t>t</w:t>
+      </w:r>
+      <w:r>
+        <w:t>B</w:t>
+      </w:r>
+      <w:r>
+        <w:rPr>
+          <w:vertAlign w:val="subscript"/>
+        </w:rPr>
+        <w:t>x</w:t>
+      </w:r>
+      <w:r>
+        <w:t>), F</w:t>
+      </w:r>
+      <w:r>
+        <w:rPr>
+          <w:vertAlign w:val="subscript"/>
+        </w:rPr>
+        <w:t>30</w:t>
+      </w:r>
+      <w:r>
+        <w:t>=−F</w:t>
+      </w:r>
+      <w:r>
+        <w:rPr>
+          <w:vertAlign w:val="subscript"/>
+        </w:rPr>
+        <w:t>03</w:t>
+      </w:r>
+      <w:r>
+        <w:t>=−E</w:t>
+      </w:r>
+      <w:r>
+        <w:rPr>
+          <w:vertAlign w:val="subscript"/>
+        </w:rPr>
+        <w:t>z</w:t>
+      </w:r>
+      <w:r>
+        <w:t xml:space="preserve"> (so ∂</w:t>
+      </w:r>
+      <w:r>
+        <w:rPr>
+          <w:vertAlign w:val="subscript"/>
+        </w:rPr>
+        <w:t>2</w:t>
+      </w:r>
+      <w:r>
+        <w:t>F</w:t>
+      </w:r>
+      <w:r>
+        <w:rPr>
+          <w:vertAlign w:val="subscript"/>
+        </w:rPr>
+        <w:t>30</w:t>
+      </w:r>
+      <w:r>
+        <w:t>=−∂</w:t>
+      </w:r>
+      <w:r>
+        <w:rPr>
+          <w:vertAlign w:val="subscript"/>
+        </w:rPr>
+        <w:t>y</w:t>
+      </w:r>
+      <w:r>
+        <w:t>E</w:t>
+      </w:r>
+      <w:r>
+        <w:rPr>
+          <w:vertAlign w:val="subscript"/>
+        </w:rPr>
+        <w:t>z</w:t>
+      </w:r>
+      <w:r>
+        <w:t>), and F</w:t>
+      </w:r>
+      <w:r>
+        <w:rPr>
+          <w:vertAlign w:val="subscript"/>
+        </w:rPr>
+        <w:t>02</w:t>
+      </w:r>
+      <w:r>
+        <w:t>=E</w:t>
+      </w:r>
+      <w:r>
+        <w:rPr>
+          <w:vertAlign w:val="subscript"/>
+        </w:rPr>
+        <w:t>y</w:t>
+      </w:r>
+      <w:r>
+        <w:t xml:space="preserve"> (so ∂</w:t>
+      </w:r>
+      <w:r>
+        <w:rPr>
+          <w:vertAlign w:val="subscript"/>
+        </w:rPr>
+        <w:t>3</w:t>
+      </w:r>
+      <w:r>
+        <w:t>F</w:t>
+      </w:r>
+      <w:r>
+        <w:rPr>
+          <w:vertAlign w:val="subscript"/>
+        </w:rPr>
+        <w:t>02</w:t>
+      </w:r>
+      <w:r>
+        <w:t>=∂</w:t>
+      </w:r>
+      <w:r>
+        <w:rPr>
+          <w:vertAlign w:val="subscript"/>
+        </w:rPr>
+        <w:t>z</w:t>
+      </w:r>
+      <w:r>
+        <w:t>E</w:t>
+      </w:r>
+      <w:r>
+        <w:rPr>
+          <w:vertAlign w:val="subscript"/>
+        </w:rPr>
+        <w:t>y</w:t>
+      </w:r>
+      <w:r>
+        <w:t>), the identity reads −∂</w:t>
+      </w:r>
+      <w:r>
+        <w:rPr>
+          <w:vertAlign w:val="subscript"/>
+        </w:rPr>
+        <w:t>t</w:t>
+      </w:r>
+      <w:r>
+        <w:t>B</w:t>
+      </w:r>
+      <w:r>
+        <w:rPr>
+          <w:vertAlign w:val="subscript"/>
+        </w:rPr>
+        <w:t>x</w:t>
+      </w:r>
+      <w:r>
+        <w:t>−∂</w:t>
+      </w:r>
+      <w:r>
+        <w:rPr>
+          <w:vertAlign w:val="subscript"/>
+        </w:rPr>
+        <w:t>y</w:t>
+      </w:r>
+      <w:r>
+        <w:t>E</w:t>
+      </w:r>
+      <w:r>
+        <w:rPr>
+          <w:vertAlign w:val="subscript"/>
+        </w:rPr>
+        <w:t>z</w:t>
+      </w:r>
+      <w:r>
+        <w:t>+∂</w:t>
+      </w:r>
+      <w:r>
+        <w:rPr>
+          <w:vertAlign w:val="subscript"/>
+        </w:rPr>
+        <w:t>z</w:t>
+      </w:r>
+      <w:r>
+        <w:t>E</w:t>
+      </w:r>
+      <w:r>
+        <w:rPr>
+          <w:vertAlign w:val="subscript"/>
+        </w:rPr>
+        <w:t>y</w:t>
+      </w:r>
+      <w:r>
+        <w:t>=0, that is ∂</w:t>
+      </w:r>
+      <w:r>
+        <w:rPr>
+          <w:vertAlign w:val="subscript"/>
+        </w:rPr>
+        <w:t>t</w:t>
+      </w:r>
+      <w:r>
+        <w:t>B</w:t>
+      </w:r>
+      <w:r>
+        <w:rPr>
+          <w:vertAlign w:val="subscript"/>
+        </w:rPr>
+        <w:t>x</w:t>
+      </w:r>
+      <w:r>
+        <w:t>=∂</w:t>
+      </w:r>
+      <w:r>
+        <w:rPr>
+          <w:vertAlign w:val="subscript"/>
+        </w:rPr>
+        <w:t>z</w:t>
+      </w:r>
+      <w:r>
+        <w:t>E</w:t>
+      </w:r>
+      <w:r>
+        <w:rPr>
+          <w:vertAlign w:val="subscript"/>
+        </w:rPr>
+        <w:t>y</w:t>
+      </w:r>
+      <w:r>
+        <w:t>−∂</w:t>
+      </w:r>
+      <w:r>
+        <w:rPr>
+          <w:vertAlign w:val="subscript"/>
+        </w:rPr>
+        <w:t>y</w:t>
+      </w:r>
+      <w:r>
+        <w:t>E</w:t>
+      </w:r>
+      <w:r>
+        <w:rPr>
+          <w:vertAlign w:val="subscript"/>
+        </w:rPr>
+        <w:t>z</w:t>
+      </w:r>
+      <w:r>
+        <w:t>=−(∂</w:t>
+      </w:r>
+      <w:r>
+        <w:rPr>
+          <w:vertAlign w:val="subscript"/>
+        </w:rPr>
+        <w:t>y</w:t>
+      </w:r>
+      <w:r>
+        <w:t>E</w:t>
+      </w:r>
+      <w:r>
+        <w:rPr>
+          <w:vertAlign w:val="subscript"/>
+        </w:rPr>
+        <w:t>z</w:t>
+      </w:r>
+      <w:r>
+        <w:t>−∂</w:t>
+      </w:r>
+      <w:r>
+        <w:rPr>
+          <w:vertAlign w:val="subscript"/>
+        </w:rPr>
+        <w:t>z</w:t>
+      </w:r>
+      <w:r>
+        <w:t>E</w:t>
+      </w:r>
+      <w:r>
+        <w:rPr>
+          <w:vertAlign w:val="subscript"/>
+        </w:rPr>
+        <w:t>y</w:t>
+      </w:r>
+      <w:r>
+        <w:t>)=−(∇×E)</w:t>
+      </w:r>
+      <w:r>
+        <w:rPr>
+          <w:vertAlign w:val="subscript"/>
+        </w:rPr>
+        <w:t>x</w:t>
+      </w:r>
+      <w:r>
+        <w:t>, matching ∂B/∂t=−∇×E for the x-component. For (λ,μ,ν)=(0,3,1): ∂</w:t>
+      </w:r>
+      <w:r>
+        <w:rPr>
+          <w:vertAlign w:val="subscript"/>
+        </w:rPr>
+        <w:t>0</w:t>
+      </w:r>
+      <w:r>
+        <w:t>F</w:t>
+      </w:r>
+      <w:r>
+        <w:rPr>
+          <w:vertAlign w:val="subscript"/>
+        </w:rPr>
+        <w:t>31</w:t>
+      </w:r>
+      <w:r>
+        <w:t>+∂</w:t>
+      </w:r>
+      <w:r>
+        <w:rPr>
+          <w:vertAlign w:val="subscript"/>
+        </w:rPr>
+        <w:t>3</w:t>
+      </w:r>
+      <w:r>
+        <w:t>F</w:t>
+      </w:r>
+      <w:r>
+        <w:rPr>
+          <w:vertAlign w:val="subscript"/>
+        </w:rPr>
+        <w:t>10</w:t>
+      </w:r>
+      <w:r>
+        <w:t>+∂</w:t>
+      </w:r>
+      <w:r>
+        <w:rPr>
+          <w:vertAlign w:val="subscript"/>
+        </w:rPr>
+        <w:t>1</w:t>
+      </w:r>
+      <w:r>
+        <w:t>F</w:t>
+      </w:r>
+      <w:r>
+        <w:rPr>
+          <w:vertAlign w:val="subscript"/>
+        </w:rPr>
+        <w:t>03</w:t>
+      </w:r>
+      <w:r>
+        <w:t>=0. Using F</w:t>
+      </w:r>
+      <w:r>
+        <w:rPr>
+          <w:vertAlign w:val="subscript"/>
+        </w:rPr>
+        <w:t>31</w:t>
+      </w:r>
+      <w:r>
+        <w:t>=−B</w:t>
+      </w:r>
+      <w:r>
+        <w:rPr>
+          <w:vertAlign w:val="subscript"/>
+        </w:rPr>
+        <w:t>y</w:t>
+      </w:r>
+      <w:r>
+        <w:t xml:space="preserve"> (so ∂</w:t>
+      </w:r>
+      <w:r>
+        <w:rPr>
+          <w:vertAlign w:val="subscript"/>
+        </w:rPr>
+        <w:t>0</w:t>
+      </w:r>
+      <w:r>
+        <w:t>F</w:t>
+      </w:r>
+      <w:r>
+        <w:rPr>
+          <w:vertAlign w:val="subscript"/>
+        </w:rPr>
+        <w:t>31</w:t>
+      </w:r>
+      <w:r>
+        <w:t>=−∂</w:t>
+      </w:r>
+      <w:r>
+        <w:rPr>
+          <w:vertAlign w:val="subscript"/>
+        </w:rPr>
+        <w:t>t</w:t>
+      </w:r>
+      <w:r>
+        <w:t>B</w:t>
+      </w:r>
+      <w:r>
+        <w:rPr>
+          <w:vertAlign w:val="subscript"/>
+        </w:rPr>
+        <w:t>y</w:t>
+      </w:r>
+      <w:r>
+        <w:t>), F</w:t>
+      </w:r>
+      <w:r>
+        <w:rPr>
+          <w:vertAlign w:val="subscript"/>
+        </w:rPr>
+        <w:t>10</w:t>
+      </w:r>
+      <w:r>
+        <w:t>=−F</w:t>
+      </w:r>
+      <w:r>
+        <w:rPr>
+          <w:vertAlign w:val="subscript"/>
+        </w:rPr>
+        <w:t>01</w:t>
+      </w:r>
+      <w:r>
+        <w:t>=−E</w:t>
+      </w:r>
+      <w:r>
+        <w:rPr>
+          <w:vertAlign w:val="subscript"/>
+        </w:rPr>
+        <w:t>x</w:t>
+      </w:r>
+      <w:r>
+        <w:t xml:space="preserve"> (so ∂</w:t>
+      </w:r>
+      <w:r>
+        <w:rPr>
+          <w:vertAlign w:val="subscript"/>
+        </w:rPr>
+        <w:t>3</w:t>
+      </w:r>
+      <w:r>
+        <w:t>F</w:t>
+      </w:r>
+      <w:r>
+        <w:rPr>
+          <w:vertAlign w:val="subscript"/>
+        </w:rPr>
+        <w:t>10</w:t>
+      </w:r>
+      <w:r>
+        <w:t>=−∂</w:t>
+      </w:r>
+      <w:r>
+        <w:rPr>
+          <w:vertAlign w:val="subscript"/>
+        </w:rPr>
+        <w:t>z</w:t>
+      </w:r>
+      <w:r>
+        <w:t>E</w:t>
+      </w:r>
+      <w:r>
+        <w:rPr>
+          <w:vertAlign w:val="subscript"/>
+        </w:rPr>
+        <w:t>x</w:t>
+      </w:r>
+      <w:r>
+        <w:t>), and F</w:t>
+      </w:r>
+      <w:r>
+        <w:rPr>
+          <w:vertAlign w:val="subscript"/>
+        </w:rPr>
+        <w:t>03</w:t>
+      </w:r>
+      <w:r>
+        <w:t>=E</w:t>
+      </w:r>
+      <w:r>
+        <w:rPr>
+          <w:vertAlign w:val="subscript"/>
+        </w:rPr>
+        <w:t>z</w:t>
+      </w:r>
+      <w:r>
+        <w:t xml:space="preserve"> (so ∂</w:t>
+      </w:r>
+      <w:r>
+        <w:rPr>
+          <w:vertAlign w:val="subscript"/>
+        </w:rPr>
+        <w:t>1</w:t>
+      </w:r>
+      <w:r>
+        <w:t>F</w:t>
+      </w:r>
+      <w:r>
+        <w:rPr>
+          <w:vertAlign w:val="subscript"/>
+        </w:rPr>
+        <w:t>03</w:t>
+      </w:r>
+      <w:r>
+        <w:t>=∂</w:t>
+      </w:r>
+      <w:r>
+        <w:rPr>
+          <w:vertAlign w:val="subscript"/>
+        </w:rPr>
+        <w:t>x</w:t>
+      </w:r>
+      <w:r>
+        <w:t>E</w:t>
+      </w:r>
+      <w:r>
+        <w:rPr>
+          <w:vertAlign w:val="subscript"/>
+        </w:rPr>
+        <w:t>z</w:t>
+      </w:r>
+      <w:r>
+        <w:t>), the identity reads −∂</w:t>
+      </w:r>
+      <w:r>
+        <w:rPr>
+          <w:vertAlign w:val="subscript"/>
+        </w:rPr>
+        <w:t>t</w:t>
+      </w:r>
+      <w:r>
+        <w:t>B</w:t>
+      </w:r>
+      <w:r>
+        <w:rPr>
+          <w:vertAlign w:val="subscript"/>
+        </w:rPr>
+        <w:t>y</w:t>
+      </w:r>
+      <w:r>
+        <w:t>−∂</w:t>
+      </w:r>
+      <w:r>
+        <w:rPr>
+          <w:vertAlign w:val="subscript"/>
+        </w:rPr>
+        <w:t>z</w:t>
+      </w:r>
+      <w:r>
+        <w:t>E</w:t>
+      </w:r>
+      <w:r>
+        <w:rPr>
+          <w:vertAlign w:val="subscript"/>
+        </w:rPr>
+        <w:t>x</w:t>
+      </w:r>
+      <w:r>
+        <w:t>+∂</w:t>
+      </w:r>
+      <w:r>
+        <w:rPr>
+          <w:vertAlign w:val="subscript"/>
+        </w:rPr>
+        <w:t>x</w:t>
+      </w:r>
+      <w:r>
+        <w:t>E</w:t>
+      </w:r>
+      <w:r>
+        <w:rPr>
+          <w:vertAlign w:val="subscript"/>
+        </w:rPr>
+        <w:t>z</w:t>
+      </w:r>
+      <w:r>
+        <w:t>=0, that is ∂</w:t>
+      </w:r>
+      <w:r>
+        <w:rPr>
+          <w:vertAlign w:val="subscript"/>
+        </w:rPr>
+        <w:t>t</w:t>
+      </w:r>
+      <w:r>
+        <w:t>B</w:t>
+      </w:r>
+      <w:r>
+        <w:rPr>
+          <w:vertAlign w:val="subscript"/>
+        </w:rPr>
+        <w:t>y</w:t>
+      </w:r>
+      <w:r>
+        <w:t>=∂</w:t>
+      </w:r>
+      <w:r>
+        <w:rPr>
+          <w:vertAlign w:val="subscript"/>
+        </w:rPr>
+        <w:t>x</w:t>
+      </w:r>
+      <w:r>
+        <w:t>E</w:t>
+      </w:r>
+      <w:r>
+        <w:rPr>
+          <w:vertAlign w:val="subscript"/>
+        </w:rPr>
+        <w:t>z</w:t>
+      </w:r>
+      <w:r>
+        <w:t>−∂</w:t>
+      </w:r>
+      <w:r>
+        <w:rPr>
+          <w:vertAlign w:val="subscript"/>
+        </w:rPr>
+        <w:t>z</w:t>
+      </w:r>
+      <w:r>
+        <w:t>E</w:t>
+      </w:r>
+      <w:r>
+        <w:rPr>
+          <w:vertAlign w:val="subscript"/>
+        </w:rPr>
+        <w:t>x</w:t>
+      </w:r>
+      <w:r>
+        <w:t>=−(∂</w:t>
+      </w:r>
+      <w:r>
+        <w:rPr>
+          <w:vertAlign w:val="subscript"/>
+        </w:rPr>
+        <w:t>z</w:t>
+      </w:r>
+      <w:r>
+        <w:t>E</w:t>
+      </w:r>
+      <w:r>
+        <w:rPr>
+          <w:vertAlign w:val="subscript"/>
+        </w:rPr>
+        <w:t>x</w:t>
+      </w:r>
+      <w:r>
+        <w:t>−∂</w:t>
+      </w:r>
+      <w:r>
+        <w:rPr>
+          <w:vertAlign w:val="subscript"/>
+        </w:rPr>
+        <w:t>x</w:t>
+      </w:r>
+      <w:r>
+        <w:t>E</w:t>
+      </w:r>
+      <w:r>
+        <w:rPr>
+          <w:vertAlign w:val="subscript"/>
+        </w:rPr>
+        <w:t>z</w:t>
+      </w:r>
+      <w:r>
+        <w:t>)=−(∇×E)</w:t>
+      </w:r>
+      <w:r>
+        <w:rPr>
+          <w:vertAlign w:val="subscript"/>
+        </w:rPr>
+        <w:t>y</w:t>
+      </w:r>
+      <w:r>
+        <w:t>, completing the y-component and, with Section 2.2's z-component, all three.</w:t>
       </w:r>
     </w:p>
     <w:p>
@@ -2748,13 +7830,355 @@
         <w:rPr>
           <w:b/>
         </w:rPr>
-        <w:t>10.</w:t>
+        <w:t>9.</w:t>
       </w:r>
       <w:r>
         <w:t xml:space="preserve"> </w:t>
       </w:r>
       <w:r>
-        <w:t>With ∂E/∂t=0, ∇×B−∂E/∂t=j reduces directly to ∇×B=j, the magnetostatic Ampère's law, valid when the electric field is not changing in time, which holds for steady (time-independent) current distributions; the displacement current term ∂E/∂t, essential for time-varying fields and for the existence of propagating electromagnetic waves (Lesson 38), is simply absent in this static limit.</w:t>
+        <w:t>F</w:t>
+      </w:r>
+      <w:r>
+        <w:rPr>
+          <w:vertAlign w:val="subscript"/>
+        </w:rPr>
+        <w:t>μν</w:t>
+      </w:r>
+      <w:r>
+        <w:t>F</w:t>
+      </w:r>
+      <w:r>
+        <w:rPr>
+          <w:vertAlign w:val="superscript"/>
+        </w:rPr>
+        <w:t>μν</w:t>
+      </w:r>
+      <w:r>
+        <w:t>=F</w:t>
+      </w:r>
+      <w:r>
+        <w:rPr>
+          <w:vertAlign w:val="subscript"/>
+        </w:rPr>
+        <w:t>00</w:t>
+      </w:r>
+      <w:r>
+        <w:t>F</w:t>
+      </w:r>
+      <w:r>
+        <w:rPr>
+          <w:vertAlign w:val="superscript"/>
+        </w:rPr>
+        <w:t>00</w:t>
+      </w:r>
+      <w:r>
+        <w:t>+2Σ</w:t>
+      </w:r>
+      <w:r>
+        <w:rPr>
+          <w:vertAlign w:val="subscript"/>
+        </w:rPr>
+        <w:t>i</w:t>
+      </w:r>
+      <w:r>
+        <w:t>F</w:t>
+      </w:r>
+      <w:r>
+        <w:rPr>
+          <w:vertAlign w:val="subscript"/>
+        </w:rPr>
+        <w:t>0i</w:t>
+      </w:r>
+      <w:r>
+        <w:t>F</w:t>
+      </w:r>
+      <w:r>
+        <w:rPr>
+          <w:vertAlign w:val="superscript"/>
+        </w:rPr>
+        <w:t>0i</w:t>
+      </w:r>
+      <w:r>
+        <w:t>+Σ</w:t>
+      </w:r>
+      <w:r>
+        <w:rPr>
+          <w:vertAlign w:val="subscript"/>
+        </w:rPr>
+        <w:t>i</w:t>
+      </w:r>
+      <w:r>
+        <w:t>,jF</w:t>
+      </w:r>
+      <w:r>
+        <w:rPr>
+          <w:vertAlign w:val="subscript"/>
+        </w:rPr>
+        <w:t>ij</w:t>
+      </w:r>
+      <w:r>
+        <w:t>F</w:t>
+      </w:r>
+      <w:r>
+        <w:rPr>
+          <w:vertAlign w:val="superscript"/>
+        </w:rPr>
+        <w:t>ij</w:t>
+      </w:r>
+      <w:r>
+        <w:t xml:space="preserve"> (using F</w:t>
+      </w:r>
+      <w:r>
+        <w:rPr>
+          <w:vertAlign w:val="subscript"/>
+        </w:rPr>
+        <w:t>i</w:t>
+      </w:r>
+      <w:r>
+        <w:t>0F</w:t>
+      </w:r>
+      <w:r>
+        <w:rPr>
+          <w:vertAlign w:val="superscript"/>
+        </w:rPr>
+        <w:t>i</w:t>
+      </w:r>
+      <w:r>
+        <w:t>0=F</w:t>
+      </w:r>
+      <w:r>
+        <w:rPr>
+          <w:vertAlign w:val="subscript"/>
+        </w:rPr>
+        <w:t>0i</w:t>
+      </w:r>
+      <w:r>
+        <w:t>F</w:t>
+      </w:r>
+      <w:r>
+        <w:rPr>
+          <w:vertAlign w:val="superscript"/>
+        </w:rPr>
+        <w:t>0i</w:t>
+      </w:r>
+      <w:r>
+        <w:t xml:space="preserve"> by antisymmetry of both factors, hence the factor of 2). F</w:t>
+      </w:r>
+      <w:r>
+        <w:rPr>
+          <w:vertAlign w:val="subscript"/>
+        </w:rPr>
+        <w:t>00</w:t>
+      </w:r>
+      <w:r>
+        <w:t>F</w:t>
+      </w:r>
+      <w:r>
+        <w:rPr>
+          <w:vertAlign w:val="superscript"/>
+        </w:rPr>
+        <w:t>00</w:t>
+      </w:r>
+      <w:r>
+        <w:t>=0. Σ</w:t>
+      </w:r>
+      <w:r>
+        <w:rPr>
+          <w:vertAlign w:val="subscript"/>
+        </w:rPr>
+        <w:t>i</w:t>
+      </w:r>
+      <w:r>
+        <w:t>F</w:t>
+      </w:r>
+      <w:r>
+        <w:rPr>
+          <w:vertAlign w:val="subscript"/>
+        </w:rPr>
+        <w:t>0i</w:t>
+      </w:r>
+      <w:r>
+        <w:t>F</w:t>
+      </w:r>
+      <w:r>
+        <w:rPr>
+          <w:vertAlign w:val="superscript"/>
+        </w:rPr>
+        <w:t>0i</w:t>
+      </w:r>
+      <w:r>
+        <w:t>=Σ</w:t>
+      </w:r>
+      <w:r>
+        <w:rPr>
+          <w:vertAlign w:val="subscript"/>
+        </w:rPr>
+        <w:t>i</w:t>
+      </w:r>
+      <w:r>
+        <w:t>E</w:t>
+      </w:r>
+      <w:r>
+        <w:rPr>
+          <w:vertAlign w:val="subscript"/>
+        </w:rPr>
+        <w:t>i</w:t>
+      </w:r>
+      <w:r>
+        <w:t>(−E</w:t>
+      </w:r>
+      <w:r>
+        <w:rPr>
+          <w:vertAlign w:val="subscript"/>
+        </w:rPr>
+        <w:t>i</w:t>
+      </w:r>
+      <w:r>
+        <w:t>)=−E², so 2Σ</w:t>
+      </w:r>
+      <w:r>
+        <w:rPr>
+          <w:vertAlign w:val="subscript"/>
+        </w:rPr>
+        <w:t>i</w:t>
+      </w:r>
+      <w:r>
+        <w:t>F</w:t>
+      </w:r>
+      <w:r>
+        <w:rPr>
+          <w:vertAlign w:val="subscript"/>
+        </w:rPr>
+        <w:t>0i</w:t>
+      </w:r>
+      <w:r>
+        <w:t>F</w:t>
+      </w:r>
+      <w:r>
+        <w:rPr>
+          <w:vertAlign w:val="superscript"/>
+        </w:rPr>
+        <w:t>0i</w:t>
+      </w:r>
+      <w:r>
+        <w:t>=−2E². Σ</w:t>
+      </w:r>
+      <w:r>
+        <w:rPr>
+          <w:vertAlign w:val="subscript"/>
+        </w:rPr>
+        <w:t>i</w:t>
+      </w:r>
+      <w:r>
+        <w:t>,jF</w:t>
+      </w:r>
+      <w:r>
+        <w:rPr>
+          <w:vertAlign w:val="subscript"/>
+        </w:rPr>
+        <w:t>ij</w:t>
+      </w:r>
+      <w:r>
+        <w:t>F</w:t>
+      </w:r>
+      <w:r>
+        <w:rPr>
+          <w:vertAlign w:val="superscript"/>
+        </w:rPr>
+        <w:t>ij</w:t>
+      </w:r>
+      <w:r>
+        <w:t>=Σ</w:t>
+      </w:r>
+      <w:r>
+        <w:rPr>
+          <w:vertAlign w:val="subscript"/>
+        </w:rPr>
+        <w:t>i</w:t>
+      </w:r>
+      <w:r>
+        <w:t>,j(F</w:t>
+      </w:r>
+      <w:r>
+        <w:rPr>
+          <w:vertAlign w:val="subscript"/>
+        </w:rPr>
+        <w:t>ij</w:t>
+      </w:r>
+      <w:r>
+        <w:t>)² (since F</w:t>
+      </w:r>
+      <w:r>
+        <w:rPr>
+          <w:vertAlign w:val="superscript"/>
+        </w:rPr>
+        <w:t>ij</w:t>
+      </w:r>
+      <w:r>
+        <w:t>=F</w:t>
+      </w:r>
+      <w:r>
+        <w:rPr>
+          <w:vertAlign w:val="subscript"/>
+        </w:rPr>
+        <w:t>ij</w:t>
+      </w:r>
+      <w:r>
+        <w:t>)=2(B</w:t>
+      </w:r>
+      <w:r>
+        <w:rPr>
+          <w:vertAlign w:val="subscript"/>
+        </w:rPr>
+        <w:t>x</w:t>
+      </w:r>
+      <w:r>
+        <w:t>²+B</w:t>
+      </w:r>
+      <w:r>
+        <w:rPr>
+          <w:vertAlign w:val="subscript"/>
+        </w:rPr>
+        <w:t>y</w:t>
+      </w:r>
+      <w:r>
+        <w:t>²+B</w:t>
+      </w:r>
+      <w:r>
+        <w:rPr>
+          <w:vertAlign w:val="subscript"/>
+        </w:rPr>
+        <w:t>z</w:t>
+      </w:r>
+      <w:r>
+        <w:t>²)=2B² (each independent magnetic component appears as both F</w:t>
+      </w:r>
+      <w:r>
+        <w:rPr>
+          <w:vertAlign w:val="subscript"/>
+        </w:rPr>
+        <w:t>ij</w:t>
+      </w:r>
+      <w:r>
+        <w:t xml:space="preserve"> and F</w:t>
+      </w:r>
+      <w:r>
+        <w:rPr>
+          <w:vertAlign w:val="subscript"/>
+        </w:rPr>
+        <w:t>ji</w:t>
+      </w:r>
+      <w:r>
+        <w:t>, each squared, contributing 2B</w:t>
+      </w:r>
+      <w:r>
+        <w:rPr>
+          <w:vertAlign w:val="subscript"/>
+        </w:rPr>
+        <w:t>k</w:t>
+      </w:r>
+      <w:r>
+        <w:t>² per component). Total: −2E²+2B²=2(B²−E²).</w:t>
       </w:r>
     </w:p>
     <w:p>
@@ -2762,13 +8186,13 @@
         <w:rPr>
           <w:b/>
         </w:rPr>
-        <w:t>11.</w:t>
+        <w:t>10.</w:t>
       </w:r>
       <w:r>
         <w:t xml:space="preserve"> </w:t>
       </w:r>
       <w:r>
-        <w:t>∂_jF^ji for i=1 sums over j=2,3 (j=1 gives F^11=0): ∂_2F^21+∂_3F^31. From the matrix, F^21=B_z, F^31=−B_y, so this is ∂_2B_z−∂_3B_y=∂_yB_z−∂_zB_y, exactly the x-component of the curl, (∇×B)_x=∂_yB_z−∂_zB_y.</w:t>
+        <w:t>With ∂E/∂t=0, ∇×B−∂E/∂t=j reduces directly to ∇×B=j, the magnetostatic Ampère's law, valid when the electric field is not changing in time, which holds for steady (time-independent) current distributions; the displacement current term ∂E/∂t, essential for time-varying fields and for the existence of propagating electromagnetic waves (Lesson 38), is simply absent in this static limit.</w:t>
       </w:r>
     </w:p>
     <w:p>
@@ -2776,13 +8200,229 @@
         <w:rPr>
           <w:b/>
         </w:rPr>
-        <w:t>12.</w:t>
+        <w:t>11.</w:t>
       </w:r>
       <w:r>
         <w:t xml:space="preserve"> </w:t>
       </w:r>
       <w:r>
-        <w:t>F̃^02=(1/2)ε^02ρσF_ρσ, with only {ρ,σ}={1,3} contributing. The permutation (0,2,1,3) is reached from (0,1,2,3) by one transposition (swapping the entries in positions 2 and 3), so ε^0213=−1; swapping the last two indices flips the sign, so ε^0231=+1. Then F̃^02=(1/2)[ε^0213F_13+ε^0231F_31]=(1/2)[(−1)F_13+(+1)F_31]=(1/2)[−F_13−F_13]=−F_13=−B_y=−B_2, using F_13=B_y (Exercise 1). For F̃^03, only {ρ,σ}={1,2} contributes: the permutation (0,3,1,2) is reached from (0,1,2,3) by a 3-cycle on the last three entries (1,2,3)→(3,1,2), an even permutation, so ε^0312=+1, and swapping the last two indices gives ε^0321=−1. Then F̃^03=(1/2)[ε^0312F_12+ε^0321F_21]=(1/2)[(+1)F_12+(−1)F_21]=(1/2)[F_12+F_12]=F_12=−B_z=−B_3, using F_21=−F_12 and F_12=−B_z (Section 1.1). Both results confirm the pattern F̃^0i=−B_i.</w:t>
+        <w:t>∂</w:t>
+      </w:r>
+      <w:r>
+        <w:rPr>
+          <w:vertAlign w:val="subscript"/>
+        </w:rPr>
+        <w:t>j</w:t>
+      </w:r>
+      <w:r>
+        <w:t>F</w:t>
+      </w:r>
+      <w:r>
+        <w:rPr>
+          <w:vertAlign w:val="superscript"/>
+        </w:rPr>
+        <w:t>ji</w:t>
+      </w:r>
+      <w:r>
+        <w:t xml:space="preserve"> for i=1 sums over j=2,3 (j=1 gives F</w:t>
+      </w:r>
+      <w:r>
+        <w:rPr>
+          <w:vertAlign w:val="superscript"/>
+        </w:rPr>
+        <w:t>11</w:t>
+      </w:r>
+      <w:r>
+        <w:t>=0): ∂</w:t>
+      </w:r>
+      <w:r>
+        <w:rPr>
+          <w:vertAlign w:val="subscript"/>
+        </w:rPr>
+        <w:t>2</w:t>
+      </w:r>
+      <w:r>
+        <w:t>F</w:t>
+      </w:r>
+      <w:r>
+        <w:rPr>
+          <w:vertAlign w:val="superscript"/>
+        </w:rPr>
+        <w:t>21</w:t>
+      </w:r>
+      <w:r>
+        <w:t>+∂</w:t>
+      </w:r>
+      <w:r>
+        <w:rPr>
+          <w:vertAlign w:val="subscript"/>
+        </w:rPr>
+        <w:t>3</w:t>
+      </w:r>
+      <w:r>
+        <w:t>F</w:t>
+      </w:r>
+      <w:r>
+        <w:rPr>
+          <w:vertAlign w:val="superscript"/>
+        </w:rPr>
+        <w:t>31</w:t>
+      </w:r>
+      <w:r>
+        <w:t>. From the matrix, F</w:t>
+      </w:r>
+      <w:r>
+        <w:rPr>
+          <w:vertAlign w:val="superscript"/>
+        </w:rPr>
+        <w:t>21</w:t>
+      </w:r>
+      <w:r>
+        <w:t>=B</w:t>
+      </w:r>
+      <w:r>
+        <w:rPr>
+          <w:vertAlign w:val="subscript"/>
+        </w:rPr>
+        <w:t>z</w:t>
+      </w:r>
+      <w:r>
+        <w:t>, F</w:t>
+      </w:r>
+      <w:r>
+        <w:rPr>
+          <w:vertAlign w:val="superscript"/>
+        </w:rPr>
+        <w:t>31</w:t>
+      </w:r>
+      <w:r>
+        <w:t>=−B</w:t>
+      </w:r>
+      <w:r>
+        <w:rPr>
+          <w:vertAlign w:val="subscript"/>
+        </w:rPr>
+        <w:t>y</w:t>
+      </w:r>
+      <w:r>
+        <w:t>, so this is ∂</w:t>
+      </w:r>
+      <w:r>
+        <w:rPr>
+          <w:vertAlign w:val="subscript"/>
+        </w:rPr>
+        <w:t>2</w:t>
+      </w:r>
+      <w:r>
+        <w:t>B</w:t>
+      </w:r>
+      <w:r>
+        <w:rPr>
+          <w:vertAlign w:val="subscript"/>
+        </w:rPr>
+        <w:t>z</w:t>
+      </w:r>
+      <w:r>
+        <w:t>−∂</w:t>
+      </w:r>
+      <w:r>
+        <w:rPr>
+          <w:vertAlign w:val="subscript"/>
+        </w:rPr>
+        <w:t>3</w:t>
+      </w:r>
+      <w:r>
+        <w:t>B</w:t>
+      </w:r>
+      <w:r>
+        <w:rPr>
+          <w:vertAlign w:val="subscript"/>
+        </w:rPr>
+        <w:t>y</w:t>
+      </w:r>
+      <w:r>
+        <w:t>=∂</w:t>
+      </w:r>
+      <w:r>
+        <w:rPr>
+          <w:vertAlign w:val="subscript"/>
+        </w:rPr>
+        <w:t>y</w:t>
+      </w:r>
+      <w:r>
+        <w:t>B</w:t>
+      </w:r>
+      <w:r>
+        <w:rPr>
+          <w:vertAlign w:val="subscript"/>
+        </w:rPr>
+        <w:t>z</w:t>
+      </w:r>
+      <w:r>
+        <w:t>−∂</w:t>
+      </w:r>
+      <w:r>
+        <w:rPr>
+          <w:vertAlign w:val="subscript"/>
+        </w:rPr>
+        <w:t>z</w:t>
+      </w:r>
+      <w:r>
+        <w:t>B</w:t>
+      </w:r>
+      <w:r>
+        <w:rPr>
+          <w:vertAlign w:val="subscript"/>
+        </w:rPr>
+        <w:t>y</w:t>
+      </w:r>
+      <w:r>
+        <w:t>, exactly the x-component of the curl, (∇×B)</w:t>
+      </w:r>
+      <w:r>
+        <w:rPr>
+          <w:vertAlign w:val="subscript"/>
+        </w:rPr>
+        <w:t>x</w:t>
+      </w:r>
+      <w:r>
+        <w:t>=∂</w:t>
+      </w:r>
+      <w:r>
+        <w:rPr>
+          <w:vertAlign w:val="subscript"/>
+        </w:rPr>
+        <w:t>y</w:t>
+      </w:r>
+      <w:r>
+        <w:t>B</w:t>
+      </w:r>
+      <w:r>
+        <w:rPr>
+          <w:vertAlign w:val="subscript"/>
+        </w:rPr>
+        <w:t>z</w:t>
+      </w:r>
+      <w:r>
+        <w:t>−∂</w:t>
+      </w:r>
+      <w:r>
+        <w:rPr>
+          <w:vertAlign w:val="subscript"/>
+        </w:rPr>
+        <w:t>z</w:t>
+      </w:r>
+      <w:r>
+        <w:t>B</w:t>
+      </w:r>
+      <w:r>
+        <w:rPr>
+          <w:vertAlign w:val="subscript"/>
+        </w:rPr>
+        <w:t>y</w:t>
+      </w:r>
+      <w:r>
+        <w:t>.</w:t>
       </w:r>
     </w:p>
     <w:p>
@@ -2790,13 +8430,373 @@
         <w:rPr>
           <w:b/>
         </w:rPr>
-        <w:t>13.</w:t>
+        <w:t>12.</w:t>
       </w:r>
       <w:r>
         <w:t xml:space="preserve"> </w:t>
       </w:r>
       <w:r>
-        <w:t>F̃^12=(1/2)ε^12ρσF_ρσ, summing over {ρ,σ}={0,3}: ε^1203F_03+ε^1230F_30. ε^1203: permutation (1,2,0,3) relative to (0,1,2,3); moving 0 from position 3 to position 1 past two elements is two transpositions, even, so ε^1203=+1 (matching ε^0123 sign after an even rearrangement). ε^1230=−ε^1203=−1 (swapping the last two). F̃^12=(1/2)[(+1)F_03+(−1)F_30]=(1/2)[F_03−F_30]=(1/2)[F_03+F_03]=F_03=E_z, confirming F̃^12=E_z as used to build the pattern in Section 4.2.</w:t>
+        <w:t>F̃</w:t>
+      </w:r>
+      <w:r>
+        <w:rPr>
+          <w:vertAlign w:val="superscript"/>
+        </w:rPr>
+        <w:t>02</w:t>
+      </w:r>
+      <w:r>
+        <w:t>=(1/2)ε</w:t>
+      </w:r>
+      <w:r>
+        <w:rPr>
+          <w:vertAlign w:val="superscript"/>
+        </w:rPr>
+        <w:t>02</w:t>
+      </w:r>
+      <w:r>
+        <w:t>ρσF</w:t>
+      </w:r>
+      <w:r>
+        <w:rPr>
+          <w:vertAlign w:val="subscript"/>
+        </w:rPr>
+        <w:t>ρσ</w:t>
+      </w:r>
+      <w:r>
+        <w:t>, with only {ρ,σ}={1,3} contributing. The permutation (0,2,1,3) is reached from (0,1,2,3) by one transposition (swapping the entries in positions 2 and 3), so ε</w:t>
+      </w:r>
+      <w:r>
+        <w:rPr>
+          <w:vertAlign w:val="superscript"/>
+        </w:rPr>
+        <w:t>0213</w:t>
+      </w:r>
+      <w:r>
+        <w:t>=−1; swapping the last two indices flips the sign, so ε</w:t>
+      </w:r>
+      <w:r>
+        <w:rPr>
+          <w:vertAlign w:val="superscript"/>
+        </w:rPr>
+        <w:t>0231</w:t>
+      </w:r>
+      <w:r>
+        <w:t>=+1. Then F̃</w:t>
+      </w:r>
+      <w:r>
+        <w:rPr>
+          <w:vertAlign w:val="superscript"/>
+        </w:rPr>
+        <w:t>02</w:t>
+      </w:r>
+      <w:r>
+        <w:t>=(1/2)[ε</w:t>
+      </w:r>
+      <w:r>
+        <w:rPr>
+          <w:vertAlign w:val="superscript"/>
+        </w:rPr>
+        <w:t>0213</w:t>
+      </w:r>
+      <w:r>
+        <w:t>F</w:t>
+      </w:r>
+      <w:r>
+        <w:rPr>
+          <w:vertAlign w:val="subscript"/>
+        </w:rPr>
+        <w:t>13</w:t>
+      </w:r>
+      <w:r>
+        <w:t>+ε</w:t>
+      </w:r>
+      <w:r>
+        <w:rPr>
+          <w:vertAlign w:val="superscript"/>
+        </w:rPr>
+        <w:t>0231</w:t>
+      </w:r>
+      <w:r>
+        <w:t>F</w:t>
+      </w:r>
+      <w:r>
+        <w:rPr>
+          <w:vertAlign w:val="subscript"/>
+        </w:rPr>
+        <w:t>31</w:t>
+      </w:r>
+      <w:r>
+        <w:t>]=(1/2)[(−1)F</w:t>
+      </w:r>
+      <w:r>
+        <w:rPr>
+          <w:vertAlign w:val="subscript"/>
+        </w:rPr>
+        <w:t>13</w:t>
+      </w:r>
+      <w:r>
+        <w:t>+(+1)F</w:t>
+      </w:r>
+      <w:r>
+        <w:rPr>
+          <w:vertAlign w:val="subscript"/>
+        </w:rPr>
+        <w:t>31</w:t>
+      </w:r>
+      <w:r>
+        <w:t>]=(1/2)[−F</w:t>
+      </w:r>
+      <w:r>
+        <w:rPr>
+          <w:vertAlign w:val="subscript"/>
+        </w:rPr>
+        <w:t>13</w:t>
+      </w:r>
+      <w:r>
+        <w:t>−F</w:t>
+      </w:r>
+      <w:r>
+        <w:rPr>
+          <w:vertAlign w:val="subscript"/>
+        </w:rPr>
+        <w:t>13</w:t>
+      </w:r>
+      <w:r>
+        <w:t>]=−F</w:t>
+      </w:r>
+      <w:r>
+        <w:rPr>
+          <w:vertAlign w:val="subscript"/>
+        </w:rPr>
+        <w:t>13</w:t>
+      </w:r>
+      <w:r>
+        <w:t>=−B</w:t>
+      </w:r>
+      <w:r>
+        <w:rPr>
+          <w:vertAlign w:val="subscript"/>
+        </w:rPr>
+        <w:t>y</w:t>
+      </w:r>
+      <w:r>
+        <w:t>=−B</w:t>
+      </w:r>
+      <w:r>
+        <w:rPr>
+          <w:vertAlign w:val="subscript"/>
+        </w:rPr>
+        <w:t>2</w:t>
+      </w:r>
+      <w:r>
+        <w:t>, using F</w:t>
+      </w:r>
+      <w:r>
+        <w:rPr>
+          <w:vertAlign w:val="subscript"/>
+        </w:rPr>
+        <w:t>13</w:t>
+      </w:r>
+      <w:r>
+        <w:t>=B</w:t>
+      </w:r>
+      <w:r>
+        <w:rPr>
+          <w:vertAlign w:val="subscript"/>
+        </w:rPr>
+        <w:t>y</w:t>
+      </w:r>
+      <w:r>
+        <w:t xml:space="preserve"> (Exercise 1). For F̃</w:t>
+      </w:r>
+      <w:r>
+        <w:rPr>
+          <w:vertAlign w:val="superscript"/>
+        </w:rPr>
+        <w:t>03</w:t>
+      </w:r>
+      <w:r>
+        <w:t>, only {ρ,σ}={1,2} contributes: the permutation (0,3,1,2) is reached from (0,1,2,3) by a 3-cycle on the last three entries (1,2,3)→(3,1,2), an even permutation, so ε</w:t>
+      </w:r>
+      <w:r>
+        <w:rPr>
+          <w:vertAlign w:val="superscript"/>
+        </w:rPr>
+        <w:t>0312</w:t>
+      </w:r>
+      <w:r>
+        <w:t>=+1, and swapping the last two indices gives ε</w:t>
+      </w:r>
+      <w:r>
+        <w:rPr>
+          <w:vertAlign w:val="superscript"/>
+        </w:rPr>
+        <w:t>0321</w:t>
+      </w:r>
+      <w:r>
+        <w:t>=−1. Then F̃</w:t>
+      </w:r>
+      <w:r>
+        <w:rPr>
+          <w:vertAlign w:val="superscript"/>
+        </w:rPr>
+        <w:t>03</w:t>
+      </w:r>
+      <w:r>
+        <w:t>=(1/2)[ε</w:t>
+      </w:r>
+      <w:r>
+        <w:rPr>
+          <w:vertAlign w:val="superscript"/>
+        </w:rPr>
+        <w:t>0312</w:t>
+      </w:r>
+      <w:r>
+        <w:t>F</w:t>
+      </w:r>
+      <w:r>
+        <w:rPr>
+          <w:vertAlign w:val="subscript"/>
+        </w:rPr>
+        <w:t>12</w:t>
+      </w:r>
+      <w:r>
+        <w:t>+ε</w:t>
+      </w:r>
+      <w:r>
+        <w:rPr>
+          <w:vertAlign w:val="superscript"/>
+        </w:rPr>
+        <w:t>0321</w:t>
+      </w:r>
+      <w:r>
+        <w:t>F</w:t>
+      </w:r>
+      <w:r>
+        <w:rPr>
+          <w:vertAlign w:val="subscript"/>
+        </w:rPr>
+        <w:t>21</w:t>
+      </w:r>
+      <w:r>
+        <w:t>]=(1/2)[(+1)F</w:t>
+      </w:r>
+      <w:r>
+        <w:rPr>
+          <w:vertAlign w:val="subscript"/>
+        </w:rPr>
+        <w:t>12</w:t>
+      </w:r>
+      <w:r>
+        <w:t>+(−1)F</w:t>
+      </w:r>
+      <w:r>
+        <w:rPr>
+          <w:vertAlign w:val="subscript"/>
+        </w:rPr>
+        <w:t>21</w:t>
+      </w:r>
+      <w:r>
+        <w:t>]=(1/2)[F</w:t>
+      </w:r>
+      <w:r>
+        <w:rPr>
+          <w:vertAlign w:val="subscript"/>
+        </w:rPr>
+        <w:t>12</w:t>
+      </w:r>
+      <w:r>
+        <w:t>+F</w:t>
+      </w:r>
+      <w:r>
+        <w:rPr>
+          <w:vertAlign w:val="subscript"/>
+        </w:rPr>
+        <w:t>12</w:t>
+      </w:r>
+      <w:r>
+        <w:t>]=F</w:t>
+      </w:r>
+      <w:r>
+        <w:rPr>
+          <w:vertAlign w:val="subscript"/>
+        </w:rPr>
+        <w:t>12</w:t>
+      </w:r>
+      <w:r>
+        <w:t>=−B</w:t>
+      </w:r>
+      <w:r>
+        <w:rPr>
+          <w:vertAlign w:val="subscript"/>
+        </w:rPr>
+        <w:t>z</w:t>
+      </w:r>
+      <w:r>
+        <w:t>=−B</w:t>
+      </w:r>
+      <w:r>
+        <w:rPr>
+          <w:vertAlign w:val="subscript"/>
+        </w:rPr>
+        <w:t>3</w:t>
+      </w:r>
+      <w:r>
+        <w:t>, using F</w:t>
+      </w:r>
+      <w:r>
+        <w:rPr>
+          <w:vertAlign w:val="subscript"/>
+        </w:rPr>
+        <w:t>21</w:t>
+      </w:r>
+      <w:r>
+        <w:t>=−F</w:t>
+      </w:r>
+      <w:r>
+        <w:rPr>
+          <w:vertAlign w:val="subscript"/>
+        </w:rPr>
+        <w:t>12</w:t>
+      </w:r>
+      <w:r>
+        <w:t xml:space="preserve"> and F</w:t>
+      </w:r>
+      <w:r>
+        <w:rPr>
+          <w:vertAlign w:val="subscript"/>
+        </w:rPr>
+        <w:t>12</w:t>
+      </w:r>
+      <w:r>
+        <w:t>=−B</w:t>
+      </w:r>
+      <w:r>
+        <w:rPr>
+          <w:vertAlign w:val="subscript"/>
+        </w:rPr>
+        <w:t>z</w:t>
+      </w:r>
+      <w:r>
+        <w:t xml:space="preserve"> (Section 1.1). Both results confirm the pattern F̃</w:t>
+      </w:r>
+      <w:r>
+        <w:rPr>
+          <w:vertAlign w:val="superscript"/>
+        </w:rPr>
+        <w:t>0i</w:t>
+      </w:r>
+      <w:r>
+        <w:t>=−B</w:t>
+      </w:r>
+      <w:r>
+        <w:rPr>
+          <w:vertAlign w:val="subscript"/>
+        </w:rPr>
+        <w:t>i</w:t>
+      </w:r>
+      <w:r>
+        <w:t>.</w:t>
       </w:r>
     </w:p>
     <w:p>
@@ -2804,13 +8804,220 @@
         <w:rPr>
           <w:b/>
         </w:rPr>
-        <w:t>14.</w:t>
+        <w:t>13.</w:t>
       </w:r>
       <w:r>
         <w:t xml:space="preserve"> </w:t>
       </w:r>
       <w:r>
-        <w:t>Both F_μνF^μν and F_μνF̃^μν are formed by contracting every free tensor index, leaving no uncontracted index at all; an object with no free indices transforms trivially (by the identity) under a Lorentz transformation, by the same general principle already used for scalars such as ψ̄ψ (Lesson 22) and ψ̄γ^μψA_μ (an implicit contraction, Lesson 40), so both quantities are Lorentz scalars regardless of how the individual components of F_μν mix into each other.</w:t>
+        <w:t>F̃</w:t>
+      </w:r>
+      <w:r>
+        <w:rPr>
+          <w:vertAlign w:val="superscript"/>
+        </w:rPr>
+        <w:t>12</w:t>
+      </w:r>
+      <w:r>
+        <w:t>=(1/2)ε</w:t>
+      </w:r>
+      <w:r>
+        <w:rPr>
+          <w:vertAlign w:val="superscript"/>
+        </w:rPr>
+        <w:t>12</w:t>
+      </w:r>
+      <w:r>
+        <w:t>ρσF</w:t>
+      </w:r>
+      <w:r>
+        <w:rPr>
+          <w:vertAlign w:val="subscript"/>
+        </w:rPr>
+        <w:t>ρσ</w:t>
+      </w:r>
+      <w:r>
+        <w:t>, summing over {ρ,σ}={0,3}: ε</w:t>
+      </w:r>
+      <w:r>
+        <w:rPr>
+          <w:vertAlign w:val="superscript"/>
+        </w:rPr>
+        <w:t>1203</w:t>
+      </w:r>
+      <w:r>
+        <w:t>F</w:t>
+      </w:r>
+      <w:r>
+        <w:rPr>
+          <w:vertAlign w:val="subscript"/>
+        </w:rPr>
+        <w:t>03</w:t>
+      </w:r>
+      <w:r>
+        <w:t>+ε</w:t>
+      </w:r>
+      <w:r>
+        <w:rPr>
+          <w:vertAlign w:val="superscript"/>
+        </w:rPr>
+        <w:t>1230</w:t>
+      </w:r>
+      <w:r>
+        <w:t>F</w:t>
+      </w:r>
+      <w:r>
+        <w:rPr>
+          <w:vertAlign w:val="subscript"/>
+        </w:rPr>
+        <w:t>30</w:t>
+      </w:r>
+      <w:r>
+        <w:t>. ε</w:t>
+      </w:r>
+      <w:r>
+        <w:rPr>
+          <w:vertAlign w:val="superscript"/>
+        </w:rPr>
+        <w:t>1203</w:t>
+      </w:r>
+      <w:r>
+        <w:t>: permutation (1,2,0,3) relative to (0,1,2,3); moving 0 from position 3 to position 1 past two elements is two transpositions, even, so ε</w:t>
+      </w:r>
+      <w:r>
+        <w:rPr>
+          <w:vertAlign w:val="superscript"/>
+        </w:rPr>
+        <w:t>1203</w:t>
+      </w:r>
+      <w:r>
+        <w:t>=+1 (matching ε</w:t>
+      </w:r>
+      <w:r>
+        <w:rPr>
+          <w:vertAlign w:val="superscript"/>
+        </w:rPr>
+        <w:t>0123</w:t>
+      </w:r>
+      <w:r>
+        <w:t xml:space="preserve"> sign after an even rearrangement). ε</w:t>
+      </w:r>
+      <w:r>
+        <w:rPr>
+          <w:vertAlign w:val="superscript"/>
+        </w:rPr>
+        <w:t>1230</w:t>
+      </w:r>
+      <w:r>
+        <w:t>=−ε</w:t>
+      </w:r>
+      <w:r>
+        <w:rPr>
+          <w:vertAlign w:val="superscript"/>
+        </w:rPr>
+        <w:t>1203</w:t>
+      </w:r>
+      <w:r>
+        <w:t>=−1 (swapping the last two). F̃</w:t>
+      </w:r>
+      <w:r>
+        <w:rPr>
+          <w:vertAlign w:val="superscript"/>
+        </w:rPr>
+        <w:t>12</w:t>
+      </w:r>
+      <w:r>
+        <w:t>=(1/2)[(+1)F</w:t>
+      </w:r>
+      <w:r>
+        <w:rPr>
+          <w:vertAlign w:val="subscript"/>
+        </w:rPr>
+        <w:t>03</w:t>
+      </w:r>
+      <w:r>
+        <w:t>+(−1)F</w:t>
+      </w:r>
+      <w:r>
+        <w:rPr>
+          <w:vertAlign w:val="subscript"/>
+        </w:rPr>
+        <w:t>30</w:t>
+      </w:r>
+      <w:r>
+        <w:t>]=(1/2)[F</w:t>
+      </w:r>
+      <w:r>
+        <w:rPr>
+          <w:vertAlign w:val="subscript"/>
+        </w:rPr>
+        <w:t>03</w:t>
+      </w:r>
+      <w:r>
+        <w:t>−F</w:t>
+      </w:r>
+      <w:r>
+        <w:rPr>
+          <w:vertAlign w:val="subscript"/>
+        </w:rPr>
+        <w:t>30</w:t>
+      </w:r>
+      <w:r>
+        <w:t>]=(1/2)[F</w:t>
+      </w:r>
+      <w:r>
+        <w:rPr>
+          <w:vertAlign w:val="subscript"/>
+        </w:rPr>
+        <w:t>03</w:t>
+      </w:r>
+      <w:r>
+        <w:t>+F</w:t>
+      </w:r>
+      <w:r>
+        <w:rPr>
+          <w:vertAlign w:val="subscript"/>
+        </w:rPr>
+        <w:t>03</w:t>
+      </w:r>
+      <w:r>
+        <w:t>]=F</w:t>
+      </w:r>
+      <w:r>
+        <w:rPr>
+          <w:vertAlign w:val="subscript"/>
+        </w:rPr>
+        <w:t>03</w:t>
+      </w:r>
+      <w:r>
+        <w:t>=E</w:t>
+      </w:r>
+      <w:r>
+        <w:rPr>
+          <w:vertAlign w:val="subscript"/>
+        </w:rPr>
+        <w:t>z</w:t>
+      </w:r>
+      <w:r>
+        <w:t>, confirming F̃</w:t>
+      </w:r>
+      <w:r>
+        <w:rPr>
+          <w:vertAlign w:val="superscript"/>
+        </w:rPr>
+        <w:t>12</w:t>
+      </w:r>
+      <w:r>
+        <w:t>=E</w:t>
+      </w:r>
+      <w:r>
+        <w:rPr>
+          <w:vertAlign w:val="subscript"/>
+        </w:rPr>
+        <w:t>z</w:t>
+      </w:r>
+      <w:r>
+        <w:t xml:space="preserve"> as used to build the pattern in Section 4.2.</w:t>
       </w:r>
     </w:p>
     <w:p>
@@ -2818,13 +9025,126 @@
         <w:rPr>
           <w:b/>
         </w:rPr>
+        <w:t>14.</w:t>
+      </w:r>
+      <w:r>
+        <w:t xml:space="preserve"> </w:t>
+      </w:r>
+      <w:r>
+        <w:t>Both F</w:t>
+      </w:r>
+      <w:r>
+        <w:rPr>
+          <w:vertAlign w:val="subscript"/>
+        </w:rPr>
+        <w:t>μν</w:t>
+      </w:r>
+      <w:r>
+        <w:t>F</w:t>
+      </w:r>
+      <w:r>
+        <w:rPr>
+          <w:vertAlign w:val="superscript"/>
+        </w:rPr>
+        <w:t>μν</w:t>
+      </w:r>
+      <w:r>
+        <w:t xml:space="preserve"> and F</w:t>
+      </w:r>
+      <w:r>
+        <w:rPr>
+          <w:vertAlign w:val="subscript"/>
+        </w:rPr>
+        <w:t>μν</w:t>
+      </w:r>
+      <w:r>
+        <w:t>F̃</w:t>
+      </w:r>
+      <w:r>
+        <w:rPr>
+          <w:vertAlign w:val="superscript"/>
+        </w:rPr>
+        <w:t>μν</w:t>
+      </w:r>
+      <w:r>
+        <w:t xml:space="preserve"> are formed by contracting every free tensor index, leaving no uncontracted index at all; an object with no free indices transforms trivially (by the identity) under a Lorentz transformation, by the same general principle already used for scalars such as ψ̄ψ (Lesson 22) and ψ̄γ</w:t>
+      </w:r>
+      <w:r>
+        <w:rPr>
+          <w:vertAlign w:val="superscript"/>
+        </w:rPr>
+        <w:t>μ</w:t>
+      </w:r>
+      <w:r>
+        <w:t>ψA</w:t>
+      </w:r>
+      <w:r>
+        <w:rPr>
+          <w:vertAlign w:val="subscript"/>
+        </w:rPr>
+        <w:t>μ</w:t>
+      </w:r>
+      <w:r>
+        <w:t xml:space="preserve"> (an implicit contraction, Lesson 40), so both quantities are Lorentz scalars regardless of how the individual components of F</w:t>
+      </w:r>
+      <w:r>
+        <w:rPr>
+          <w:vertAlign w:val="subscript"/>
+        </w:rPr>
+        <w:t>μν</w:t>
+      </w:r>
+      <w:r>
+        <w:t xml:space="preserve"> mix into each other.</w:t>
+      </w:r>
+    </w:p>
+    <w:p>
+      <w:r>
+        <w:rPr>
+          <w:b/>
+        </w:rPr>
         <w:t>15.</w:t>
       </w:r>
       <w:r>
         <w:t xml:space="preserve"> </w:t>
       </w:r>
       <w:r>
-        <w:t>With E²=B² and E·B=0, F_μνF^μν=2(B²−E²)=0 and F_μνF̃^μν=−4E·B=0. Since both quantities are Lorentz scalars (Exercise 14), their value, zero, is the same number in every frame; no boost can produce a nonzero value for either invariant starting from a configuration where both vanish, so a wave with E=B and E⊥B in one frame necessarily has E=B and E⊥B (or, in principle, both fields vanishing entirely) in every other frame as well.</w:t>
+        <w:t>With E²=B² and E·B=0, F</w:t>
+      </w:r>
+      <w:r>
+        <w:rPr>
+          <w:vertAlign w:val="subscript"/>
+        </w:rPr>
+        <w:t>μν</w:t>
+      </w:r>
+      <w:r>
+        <w:t>F</w:t>
+      </w:r>
+      <w:r>
+        <w:rPr>
+          <w:vertAlign w:val="superscript"/>
+        </w:rPr>
+        <w:t>μν</w:t>
+      </w:r>
+      <w:r>
+        <w:t>=2(B²−E²)=0 and F</w:t>
+      </w:r>
+      <w:r>
+        <w:rPr>
+          <w:vertAlign w:val="subscript"/>
+        </w:rPr>
+        <w:t>μν</w:t>
+      </w:r>
+      <w:r>
+        <w:t>F̃</w:t>
+      </w:r>
+      <w:r>
+        <w:rPr>
+          <w:vertAlign w:val="superscript"/>
+        </w:rPr>
+        <w:t>μν</w:t>
+      </w:r>
+      <w:r>
+        <w:t>=−4E·B=0. Since both quantities are Lorentz scalars (Exercise 14), their value, zero, is the same number in every frame; no boost can produce a nonzero value for either invariant starting from a configuration where both vanish, so a wave with E=B and E⊥B in one frame necessarily has E=B and E⊥B (or, in principle, both fields vanishing entirely) in every other frame as well.</w:t>
       </w:r>
     </w:p>
     <w:p>
@@ -2846,63 +9166,12 @@
         <w:pStyle w:val="Heading2"/>
       </w:pPr>
       <w:r>
-        <w:t>Mastery checklist</w:t>
+        <w:t>Mastery check</w:t>
       </w:r>
     </w:p>
     <w:p>
-      <w:pPr>
-        <w:pStyle w:val="ListBullet"/>
-      </w:pPr>
-      <w:r>
-        <w:t>I can write the full matrix of F_μν and F^μν in terms of E and B from the established sign convention.</w:t>
-      </w:r>
-    </w:p>
-    <w:p>
-      <w:pPr>
-        <w:pStyle w:val="ListBullet"/>
-      </w:pPr>
-      <w:r>
-        <w:t>I can derive ∂_λF_μν+∂_μF_νλ+∂_νF_λμ=0 and explain why it requires no dynamics.</w:t>
-      </w:r>
-    </w:p>
-    <w:p>
-      <w:pPr>
-        <w:pStyle w:val="ListBullet"/>
-      </w:pPr>
-      <w:r>
-        <w:t>I can show this identity reproduces ∇·B=0 and Faraday's law.</w:t>
-      </w:r>
-    </w:p>
-    <w:p>
-      <w:pPr>
-        <w:pStyle w:val="ListBullet"/>
-      </w:pPr>
-      <w:r>
-        <w:t>I can reduce ∂_μF^μν=j^ν to Gauss's law and the Ampère-Maxwell law explicitly.</w:t>
-      </w:r>
-    </w:p>
-    <w:p>
-      <w:pPr>
-        <w:pStyle w:val="ListBullet"/>
-      </w:pPr>
-      <w:r>
-        <w:t>I can compute F_μνF^μν=2(B²−E²) directly from the matrix components.</w:t>
-      </w:r>
-    </w:p>
-    <w:p>
-      <w:pPr>
-        <w:pStyle w:val="ListBullet"/>
-      </w:pPr>
-      <w:r>
-        <w:t>I can define the dual tensor and state F_μνF̃^μν=−4E·B.</w:t>
-      </w:r>
-    </w:p>
-    <w:p>
-      <w:pPr>
-        <w:pStyle w:val="ListBullet"/>
-      </w:pPr>
-      <w:r>
-        <w:t>I can explain, using these two invariants, why a plane wave's E=B, E·B=0 property is frame-independent.</w:t>
+      <w:r>
+        <w:t>Before moving on, do the Core exercises without looking at the solutions and state this lesson's main result from memory. If both go smoothly, continue; if not, reread the sections the missed exercises cite.</w:t>
       </w:r>
     </w:p>
     <w:p>
@@ -2915,7 +9184,16 @@
     </w:p>
     <w:p>
       <w:r>
-        <w:t>Lesson 44 studies the coupling constant e itself: its dimensions, its relation to the fine-structure constant α, and the sense in which its size controls how strongly the electron and photon fields, assembled into ℒ_QED in Lesson 42, actually influence one another.</w:t>
+        <w:t>Lesson 44 studies the coupling constant e itself: its dimensions, its relation to the fine-structure constant α, and the sense in which its size controls how strongly the electron and photon fields, assembled into ℒ</w:t>
+      </w:r>
+      <w:r>
+        <w:rPr>
+          <w:vertAlign w:val="subscript"/>
+        </w:rPr>
+        <w:t>QED</w:t>
+      </w:r>
+      <w:r>
+        <w:t xml:space="preserve"> in Lesson 42, actually influence one another.</w:t>
       </w:r>
     </w:p>
     <w:sectPr>
@@ -2954,7 +9232,7 @@
         <w:color w:val="5A5A5A"/>
         <w:sz w:val="16"/>
       </w:rPr>
-      <w:t>QED Course   Lesson 43</w:t>
+      <w:t>A QED Course   Lesson 43</w:t>
     </w:r>
   </w:p>
 </w:hdr>
